--- a/treasure/download/经藏/本缘部-72部/过去现在因果经-刘宋-求那跋陀罗.docx
+++ b/treasure/download/经藏/本缘部-72部/过去现在因果经-刘宋-求那跋陀罗.docx
@@ -19303,7 +19303,6 @@
         <w:ind w:firstLineChars="200" w:firstLine="480"/>
         <w:jc w:val="both"/>
         <w:rPr>
-          <w:rFonts w:hint="eastAsia"/>
           <w:sz w:val="24"/>
           <w:szCs w:val="24"/>
           <w:shd w:val="pct15" w:color="auto" w:fill="FFFFFF"/>
@@ -20706,45 +20705,87 @@
           <w:lang w:eastAsia="zh-CN"/>
         </w:rPr>
       </w:pPr>
-    </w:p>
-    <w:p>
-      <w:pPr>
-        <w:spacing w:after="0" w:line="240" w:lineRule="auto"/>
-        <w:ind w:firstLineChars="200" w:firstLine="480"/>
-        <w:jc w:val="both"/>
-        <w:rPr>
-          <w:sz w:val="24"/>
-          <w:szCs w:val="24"/>
-          <w:shd w:val="pct15" w:color="auto" w:fill="FFFFFF"/>
-          <w:lang w:eastAsia="zh-CN"/>
-        </w:rPr>
-      </w:pPr>
-    </w:p>
-    <w:p>
-      <w:pPr>
-        <w:spacing w:after="0" w:line="240" w:lineRule="auto"/>
-        <w:ind w:firstLineChars="200" w:firstLine="480"/>
-        <w:jc w:val="both"/>
-        <w:rPr>
-          <w:sz w:val="24"/>
-          <w:szCs w:val="24"/>
-          <w:shd w:val="pct15" w:color="auto" w:fill="FFFFFF"/>
-          <w:lang w:eastAsia="zh-CN"/>
-        </w:rPr>
-      </w:pPr>
-    </w:p>
-    <w:p>
-      <w:pPr>
-        <w:spacing w:after="0" w:line="240" w:lineRule="auto"/>
-        <w:ind w:firstLineChars="200" w:firstLine="480"/>
-        <w:jc w:val="both"/>
-        <w:rPr>
-          <w:sz w:val="24"/>
-          <w:szCs w:val="24"/>
-          <w:shd w:val="pct15" w:color="auto" w:fill="FFFFFF"/>
-          <w:lang w:eastAsia="zh-CN"/>
-        </w:rPr>
-      </w:pPr>
+      <w:r>
+        <w:rPr>
+          <w:sz w:val="24"/>
+          <w:szCs w:val="24"/>
+          <w:shd w:val="pct15" w:color="auto" w:fill="FFFFFF"/>
+          <w:lang w:eastAsia="zh-CN"/>
+        </w:rPr>
+        <w:lastRenderedPageBreak/>
+        <w:t>尔时世</w:t>
+      </w:r>
+      <w:r>
+        <w:rPr>
+          <w:sz w:val="24"/>
+          <w:szCs w:val="24"/>
+          <w:shd w:val="pct15" w:color="auto" w:fill="FFFFFF"/>
+          <w:lang w:eastAsia="zh-CN"/>
+        </w:rPr>
+        <w:t>尊答大梵天王及释提桓因等言。我亦欲为一切众生转于法轮。但所得法微妙甚深难解难知。诸众生等不能信受。生诽谤心堕于地狱。我今为此故</w:t>
+      </w:r>
+      <w:r>
+        <w:rPr>
+          <w:sz w:val="24"/>
+          <w:szCs w:val="24"/>
+          <w:shd w:val="pct15" w:color="auto" w:fill="FFFFFF"/>
+          <w:lang w:eastAsia="zh-CN"/>
+        </w:rPr>
+        <w:t>默然耳。</w:t>
+      </w:r>
+    </w:p>
+    <w:p>
+      <w:pPr>
+        <w:spacing w:after="0" w:line="240" w:lineRule="auto"/>
+        <w:ind w:firstLineChars="200" w:firstLine="480"/>
+        <w:jc w:val="both"/>
+        <w:rPr>
+          <w:sz w:val="24"/>
+          <w:szCs w:val="24"/>
+          <w:shd w:val="pct15" w:color="auto" w:fill="FFFFFF"/>
+          <w:lang w:eastAsia="zh-CN"/>
+        </w:rPr>
+      </w:pPr>
+      <w:r>
+        <w:rPr>
+          <w:sz w:val="24"/>
+          <w:szCs w:val="24"/>
+          <w:shd w:val="pct15" w:color="auto" w:fill="FFFFFF"/>
+          <w:lang w:eastAsia="zh-CN"/>
+        </w:rPr>
+        <w:t>时梵天王等乃至三请。尔时如来至满七日。默然受之。梵天王等</w:t>
+      </w:r>
+      <w:r>
+        <w:rPr>
+          <w:sz w:val="24"/>
+          <w:szCs w:val="24"/>
+          <w:shd w:val="pct15" w:color="auto" w:fill="FFFFFF"/>
+          <w:lang w:eastAsia="zh-CN"/>
+        </w:rPr>
+        <w:t>知佛受请。头面礼足。各还所住。</w:t>
+      </w:r>
+    </w:p>
+    <w:p>
+      <w:pPr>
+        <w:spacing w:after="0" w:line="240" w:lineRule="auto"/>
+        <w:ind w:firstLineChars="200" w:firstLine="480"/>
+        <w:jc w:val="both"/>
+        <w:rPr>
+          <w:sz w:val="24"/>
+          <w:szCs w:val="24"/>
+          <w:shd w:val="pct15" w:color="auto" w:fill="FFFFFF"/>
+          <w:lang w:eastAsia="zh-CN"/>
+        </w:rPr>
+      </w:pPr>
+      <w:r>
+        <w:rPr>
+          <w:sz w:val="24"/>
+          <w:szCs w:val="24"/>
+          <w:shd w:val="pct15" w:color="auto" w:fill="FFFFFF"/>
+          <w:lang w:eastAsia="zh-CN"/>
+        </w:rPr>
+        <w:t>尔时世尊受梵王等请已。又于七日。而以佛眼观诸众生上中下根</w:t>
+      </w:r>
       <w:r>
         <w:rPr>
           <w:rFonts w:hint="eastAsia"/>
@@ -20753,234 +20794,841 @@
           <w:shd w:val="pct15" w:color="auto" w:fill="FFFFFF"/>
           <w:lang w:eastAsia="zh-CN"/>
         </w:rPr>
-        <w:t>0</w:t>
-      </w:r>
-      <w:r>
-        <w:rPr>
-          <w:sz w:val="24"/>
-          <w:szCs w:val="24"/>
-          <w:shd w:val="pct15" w:color="auto" w:fill="FFFFFF"/>
-          <w:lang w:eastAsia="zh-CN"/>
-        </w:rPr>
-        <w:t>000</w:t>
+        <w:t>。</w:t>
+      </w:r>
+      <w:r>
+        <w:rPr>
+          <w:sz w:val="24"/>
+          <w:szCs w:val="24"/>
+          <w:shd w:val="pct15" w:color="auto" w:fill="FFFFFF"/>
+          <w:lang w:eastAsia="zh-CN"/>
+        </w:rPr>
+        <w:t>及诸烦恼亦下中上</w:t>
+      </w:r>
+      <w:r>
+        <w:rPr>
+          <w:rFonts w:hint="eastAsia"/>
+          <w:sz w:val="24"/>
+          <w:szCs w:val="24"/>
+          <w:shd w:val="pct15" w:color="auto" w:fill="FFFFFF"/>
+          <w:lang w:eastAsia="zh-CN"/>
+        </w:rPr>
+        <w:t>。</w:t>
+      </w:r>
+      <w:r>
+        <w:rPr>
+          <w:sz w:val="24"/>
+          <w:szCs w:val="24"/>
+          <w:shd w:val="pct15" w:color="auto" w:fill="FFFFFF"/>
+          <w:lang w:eastAsia="zh-CN"/>
+        </w:rPr>
+        <w:t>满二七日。尔时世尊又复思惟。我今当开甘露法门。谁应在先而得闻者。阿罗逻仙人</w:t>
+      </w:r>
+      <w:r>
+        <w:rPr>
+          <w:sz w:val="24"/>
+          <w:szCs w:val="24"/>
+          <w:shd w:val="pct15" w:color="auto" w:fill="FFFFFF"/>
+          <w:lang w:eastAsia="zh-CN"/>
+        </w:rPr>
+        <w:t>聪慧易悟。又先发愿道成度我。</w:t>
+      </w:r>
+    </w:p>
+    <w:p>
+      <w:pPr>
+        <w:spacing w:after="0" w:line="240" w:lineRule="auto"/>
+        <w:ind w:firstLineChars="200" w:firstLine="480"/>
+        <w:jc w:val="both"/>
+        <w:rPr>
+          <w:sz w:val="24"/>
+          <w:szCs w:val="24"/>
+          <w:shd w:val="pct15" w:color="auto" w:fill="FFFFFF"/>
+          <w:lang w:eastAsia="zh-CN"/>
+        </w:rPr>
+      </w:pPr>
+      <w:r>
+        <w:rPr>
+          <w:sz w:val="24"/>
+          <w:szCs w:val="24"/>
+          <w:shd w:val="pct15" w:color="auto" w:fill="FFFFFF"/>
+          <w:lang w:eastAsia="zh-CN"/>
+        </w:rPr>
+        <w:t>作是念时。空中有言。阿罗逻仙人</w:t>
+      </w:r>
+      <w:r>
+        <w:rPr>
+          <w:sz w:val="24"/>
+          <w:szCs w:val="24"/>
+          <w:shd w:val="pct15" w:color="auto" w:fill="FFFFFF"/>
+          <w:lang w:eastAsia="zh-CN"/>
+        </w:rPr>
+        <w:t>昨夜命终。</w:t>
+      </w:r>
+    </w:p>
+    <w:p>
+      <w:pPr>
+        <w:spacing w:after="0" w:line="240" w:lineRule="auto"/>
+        <w:ind w:firstLineChars="200" w:firstLine="480"/>
+        <w:jc w:val="both"/>
+        <w:rPr>
+          <w:sz w:val="24"/>
+          <w:szCs w:val="24"/>
+          <w:shd w:val="pct15" w:color="auto" w:fill="FFFFFF"/>
+          <w:lang w:eastAsia="zh-CN"/>
+        </w:rPr>
+      </w:pPr>
+      <w:r>
+        <w:rPr>
+          <w:sz w:val="24"/>
+          <w:szCs w:val="24"/>
+          <w:shd w:val="pct15" w:color="auto" w:fill="FFFFFF"/>
+          <w:lang w:eastAsia="zh-CN"/>
+        </w:rPr>
+        <w:t>尔时世尊</w:t>
+      </w:r>
+      <w:r>
+        <w:rPr>
+          <w:sz w:val="24"/>
+          <w:szCs w:val="24"/>
+          <w:shd w:val="pct15" w:color="auto" w:fill="FFFFFF"/>
+          <w:lang w:eastAsia="zh-CN"/>
+        </w:rPr>
+        <w:t>即便答彼空中声言。</w:t>
+      </w:r>
+      <w:r>
+        <w:rPr>
+          <w:sz w:val="24"/>
+          <w:szCs w:val="24"/>
+          <w:shd w:val="pct15" w:color="auto" w:fill="FFFFFF"/>
+          <w:lang w:eastAsia="zh-CN"/>
+        </w:rPr>
+        <w:t>我亦知其昨夜命终。又自思惟。迦兰仙人利根明了</w:t>
+      </w:r>
+      <w:r>
+        <w:rPr>
+          <w:sz w:val="24"/>
+          <w:szCs w:val="24"/>
+          <w:shd w:val="pct15" w:color="auto" w:fill="FFFFFF"/>
+          <w:lang w:eastAsia="zh-CN"/>
+        </w:rPr>
+        <w:t>亦应先闻。</w:t>
+      </w:r>
+    </w:p>
+    <w:p>
+      <w:pPr>
+        <w:spacing w:after="0" w:line="240" w:lineRule="auto"/>
+        <w:ind w:firstLineChars="200" w:firstLine="480"/>
+        <w:jc w:val="both"/>
+        <w:rPr>
+          <w:sz w:val="24"/>
+          <w:szCs w:val="24"/>
+          <w:shd w:val="pct15" w:color="auto" w:fill="FFFFFF"/>
+          <w:lang w:eastAsia="zh-CN"/>
+        </w:rPr>
+      </w:pPr>
+      <w:r>
+        <w:rPr>
+          <w:sz w:val="24"/>
+          <w:szCs w:val="24"/>
+          <w:shd w:val="pct15" w:color="auto" w:fill="FFFFFF"/>
+          <w:lang w:eastAsia="zh-CN"/>
+        </w:rPr>
+        <w:t>空中又言。迦兰仙人</w:t>
+      </w:r>
+      <w:r>
+        <w:rPr>
+          <w:sz w:val="24"/>
+          <w:szCs w:val="24"/>
+          <w:shd w:val="pct15" w:color="auto" w:fill="FFFFFF"/>
+          <w:lang w:eastAsia="zh-CN"/>
+        </w:rPr>
+        <w:t>昨夜命终。</w:t>
+      </w:r>
+    </w:p>
+    <w:p>
+      <w:pPr>
+        <w:spacing w:after="0" w:line="240" w:lineRule="auto"/>
+        <w:ind w:firstLineChars="200" w:firstLine="480"/>
+        <w:jc w:val="both"/>
+        <w:rPr>
+          <w:sz w:val="24"/>
+          <w:szCs w:val="24"/>
+          <w:shd w:val="pct15" w:color="auto" w:fill="FFFFFF"/>
+          <w:lang w:eastAsia="zh-CN"/>
+        </w:rPr>
+      </w:pPr>
+      <w:r>
+        <w:rPr>
+          <w:sz w:val="24"/>
+          <w:szCs w:val="24"/>
+          <w:shd w:val="pct15" w:color="auto" w:fill="FFFFFF"/>
+          <w:lang w:eastAsia="zh-CN"/>
+        </w:rPr>
+        <w:t>尔时世尊</w:t>
+      </w:r>
+      <w:r>
+        <w:rPr>
+          <w:sz w:val="24"/>
+          <w:szCs w:val="24"/>
+          <w:shd w:val="pct15" w:color="auto" w:fill="FFFFFF"/>
+          <w:lang w:eastAsia="zh-CN"/>
+        </w:rPr>
+        <w:t>即复答言。我亦知其昨夜命终。</w:t>
+      </w:r>
+    </w:p>
+    <w:p>
+      <w:pPr>
+        <w:spacing w:after="0" w:line="240" w:lineRule="auto"/>
+        <w:ind w:firstLineChars="200" w:firstLine="480"/>
+        <w:jc w:val="both"/>
+        <w:rPr>
+          <w:sz w:val="24"/>
+          <w:szCs w:val="24"/>
+          <w:shd w:val="pct15" w:color="auto" w:fill="FFFFFF"/>
+          <w:lang w:eastAsia="zh-CN"/>
+        </w:rPr>
+      </w:pPr>
+      <w:r>
+        <w:rPr>
+          <w:sz w:val="24"/>
+          <w:szCs w:val="24"/>
+          <w:shd w:val="pct15" w:color="auto" w:fill="FFFFFF"/>
+          <w:lang w:eastAsia="zh-CN"/>
+        </w:rPr>
+        <w:t>尔时世尊又自思惟。彼王师大臣所遣憍陈如等五人瞻视我者。皆悉聪明。又过去世</w:t>
+      </w:r>
+      <w:r>
+        <w:rPr>
+          <w:sz w:val="24"/>
+          <w:szCs w:val="24"/>
+          <w:shd w:val="pct15" w:color="auto" w:fill="FFFFFF"/>
+          <w:lang w:eastAsia="zh-CN"/>
+        </w:rPr>
+        <w:t>于我发愿应先闻法。我今宜当为此五人先开法门。</w:t>
+      </w:r>
+    </w:p>
+    <w:p>
+      <w:pPr>
+        <w:spacing w:after="0" w:line="240" w:lineRule="auto"/>
+        <w:ind w:firstLineChars="200" w:firstLine="480"/>
+        <w:jc w:val="both"/>
+        <w:rPr>
+          <w:sz w:val="24"/>
+          <w:szCs w:val="24"/>
+          <w:shd w:val="pct15" w:color="auto" w:fill="FFFFFF"/>
+          <w:lang w:eastAsia="zh-CN"/>
+        </w:rPr>
+      </w:pPr>
+      <w:r>
+        <w:rPr>
+          <w:sz w:val="24"/>
+          <w:szCs w:val="24"/>
+          <w:shd w:val="pct15" w:color="auto" w:fill="FFFFFF"/>
+          <w:lang w:eastAsia="zh-CN"/>
+        </w:rPr>
+        <w:t>又自思惟。古昔诸佛转法轮处。皆悉在于婆罗奈国鹿野苑中仙人住处</w:t>
+      </w:r>
+      <w:r>
+        <w:rPr>
+          <w:rFonts w:hint="eastAsia"/>
+          <w:sz w:val="24"/>
+          <w:szCs w:val="24"/>
+          <w:shd w:val="pct15" w:color="auto" w:fill="FFFFFF"/>
+          <w:lang w:eastAsia="zh-CN"/>
+        </w:rPr>
+        <w:t>。</w:t>
+      </w:r>
+      <w:r>
+        <w:rPr>
+          <w:sz w:val="24"/>
+          <w:szCs w:val="24"/>
+          <w:shd w:val="pct15" w:color="auto" w:fill="FFFFFF"/>
+          <w:lang w:eastAsia="zh-CN"/>
+        </w:rPr>
+        <w:t>又此五人所止住处亦在于彼。我今应往至其住处</w:t>
+      </w:r>
+      <w:r>
+        <w:rPr>
+          <w:sz w:val="24"/>
+          <w:szCs w:val="24"/>
+          <w:shd w:val="pct15" w:color="auto" w:fill="FFFFFF"/>
+          <w:lang w:eastAsia="zh-CN"/>
+        </w:rPr>
+        <w:t>转大法轮。思惟是已。即从座起。诣婆罗奈国。</w:t>
+      </w:r>
+    </w:p>
+    <w:p>
+      <w:pPr>
+        <w:spacing w:after="0" w:line="240" w:lineRule="auto"/>
+        <w:ind w:firstLineChars="200" w:firstLine="480"/>
+        <w:jc w:val="both"/>
+        <w:rPr>
+          <w:sz w:val="24"/>
+          <w:szCs w:val="24"/>
+          <w:shd w:val="pct15" w:color="auto" w:fill="FFFFFF"/>
+          <w:lang w:eastAsia="zh-CN"/>
+        </w:rPr>
+      </w:pPr>
+      <w:r>
+        <w:rPr>
+          <w:sz w:val="24"/>
+          <w:szCs w:val="24"/>
+          <w:shd w:val="pct15" w:color="auto" w:fill="FFFFFF"/>
+          <w:lang w:eastAsia="zh-CN"/>
+        </w:rPr>
+        <w:t>尔时有五百商</w:t>
+      </w:r>
+      <w:r>
+        <w:rPr>
+          <w:sz w:val="24"/>
+          <w:szCs w:val="24"/>
+          <w:shd w:val="pct15" w:color="auto" w:fill="FFFFFF"/>
+          <w:lang w:eastAsia="zh-CN"/>
+        </w:rPr>
+        <w:t>人。二人为主。一名跋陀罗斯那。二名跋陀罗梨。行过旷野。</w:t>
+      </w:r>
+    </w:p>
+    <w:p>
+      <w:pPr>
+        <w:spacing w:after="0" w:line="240" w:lineRule="auto"/>
+        <w:ind w:firstLineChars="200" w:firstLine="480"/>
+        <w:jc w:val="both"/>
+        <w:rPr>
+          <w:sz w:val="24"/>
+          <w:szCs w:val="24"/>
+          <w:shd w:val="pct15" w:color="auto" w:fill="FFFFFF"/>
+          <w:lang w:eastAsia="zh-CN"/>
+        </w:rPr>
+      </w:pPr>
+      <w:r>
+        <w:rPr>
+          <w:sz w:val="24"/>
+          <w:szCs w:val="24"/>
+          <w:shd w:val="pct15" w:color="auto" w:fill="FFFFFF"/>
+          <w:lang w:eastAsia="zh-CN"/>
+        </w:rPr>
+        <w:t>时有天神</w:t>
+      </w:r>
+      <w:r>
+        <w:rPr>
+          <w:sz w:val="24"/>
+          <w:szCs w:val="24"/>
+          <w:shd w:val="pct15" w:color="auto" w:fill="FFFFFF"/>
+          <w:lang w:eastAsia="zh-CN"/>
+        </w:rPr>
+        <w:t>而语之言。有如来应供正遍知明行足善逝世间解无上士调御丈夫天人师佛世尊。出兴于世。最上福田。汝今宜应最前设供。</w:t>
+      </w:r>
+    </w:p>
+    <w:p>
+      <w:pPr>
+        <w:spacing w:after="0" w:line="240" w:lineRule="auto"/>
+        <w:ind w:firstLineChars="200" w:firstLine="480"/>
+        <w:jc w:val="both"/>
+        <w:rPr>
+          <w:sz w:val="24"/>
+          <w:szCs w:val="24"/>
+          <w:shd w:val="pct15" w:color="auto" w:fill="FFFFFF"/>
+          <w:lang w:eastAsia="zh-CN"/>
+        </w:rPr>
+      </w:pPr>
+      <w:r>
+        <w:rPr>
+          <w:sz w:val="24"/>
+          <w:szCs w:val="24"/>
+          <w:shd w:val="pct15" w:color="auto" w:fill="FFFFFF"/>
+          <w:lang w:eastAsia="zh-CN"/>
+        </w:rPr>
+        <w:t>时彼商人</w:t>
+      </w:r>
+      <w:r>
+        <w:rPr>
+          <w:sz w:val="24"/>
+          <w:szCs w:val="24"/>
+          <w:shd w:val="pct15" w:color="auto" w:fill="FFFFFF"/>
+          <w:lang w:eastAsia="zh-CN"/>
+        </w:rPr>
+        <w:t>闻天语已。即答之曰。善哉如告。又问天言。世尊今者为在何许。</w:t>
+      </w:r>
+    </w:p>
+    <w:p>
+      <w:pPr>
+        <w:spacing w:after="0" w:line="240" w:lineRule="auto"/>
+        <w:ind w:firstLineChars="200" w:firstLine="480"/>
+        <w:jc w:val="both"/>
+        <w:rPr>
+          <w:sz w:val="24"/>
+          <w:szCs w:val="24"/>
+          <w:shd w:val="pct15" w:color="auto" w:fill="FFFFFF"/>
+          <w:lang w:eastAsia="zh-CN"/>
+        </w:rPr>
+      </w:pPr>
+      <w:r>
+        <w:rPr>
+          <w:sz w:val="24"/>
+          <w:szCs w:val="24"/>
+          <w:shd w:val="pct15" w:color="auto" w:fill="FFFFFF"/>
+          <w:lang w:eastAsia="zh-CN"/>
+        </w:rPr>
+        <w:t>天又报言。世尊不久当来至此。</w:t>
+      </w:r>
+    </w:p>
+    <w:p>
+      <w:pPr>
+        <w:spacing w:after="0" w:line="240" w:lineRule="auto"/>
+        <w:ind w:firstLineChars="200" w:firstLine="480"/>
+        <w:jc w:val="both"/>
+        <w:rPr>
+          <w:sz w:val="24"/>
+          <w:szCs w:val="24"/>
+          <w:shd w:val="pct15" w:color="auto" w:fill="FFFFFF"/>
+          <w:lang w:eastAsia="zh-CN"/>
+        </w:rPr>
+      </w:pPr>
+      <w:r>
+        <w:rPr>
+          <w:sz w:val="24"/>
+          <w:szCs w:val="24"/>
+          <w:shd w:val="pct15" w:color="auto" w:fill="FFFFFF"/>
+          <w:lang w:eastAsia="zh-CN"/>
+        </w:rPr>
+        <w:t>于是如来与无量诸天前后导从。到多谓娑跋利村。</w:t>
+      </w:r>
+    </w:p>
+    <w:p>
+      <w:pPr>
+        <w:spacing w:after="0" w:line="240" w:lineRule="auto"/>
+        <w:ind w:firstLineChars="200" w:firstLine="480"/>
+        <w:jc w:val="both"/>
+        <w:rPr>
+          <w:sz w:val="24"/>
+          <w:szCs w:val="24"/>
+          <w:shd w:val="pct15" w:color="auto" w:fill="FFFFFF"/>
+          <w:lang w:eastAsia="zh-CN"/>
+        </w:rPr>
+      </w:pPr>
+      <w:r>
+        <w:rPr>
+          <w:sz w:val="24"/>
+          <w:szCs w:val="24"/>
+          <w:shd w:val="pct15" w:color="auto" w:fill="FFFFFF"/>
+          <w:lang w:eastAsia="zh-CN"/>
+        </w:rPr>
+        <w:t>时彼商人既见如来威相庄严。又见诸天前后围绕。倍生欢喜。即以蜜麨</w:t>
+      </w:r>
+      <w:r>
+        <w:rPr>
+          <w:sz w:val="24"/>
+          <w:szCs w:val="24"/>
+          <w:shd w:val="pct15" w:color="auto" w:fill="FFFFFF"/>
+          <w:lang w:eastAsia="zh-CN"/>
+        </w:rPr>
+        <w:t>而奉上佛。</w:t>
+      </w:r>
+    </w:p>
+    <w:p>
+      <w:pPr>
+        <w:spacing w:after="0" w:line="240" w:lineRule="auto"/>
+        <w:ind w:firstLineChars="200" w:firstLine="480"/>
+        <w:jc w:val="both"/>
+        <w:rPr>
+          <w:sz w:val="24"/>
+          <w:szCs w:val="24"/>
+          <w:shd w:val="pct15" w:color="auto" w:fill="FFFFFF"/>
+          <w:lang w:eastAsia="zh-CN"/>
+        </w:rPr>
+      </w:pPr>
+      <w:r>
+        <w:rPr>
+          <w:sz w:val="24"/>
+          <w:szCs w:val="24"/>
+          <w:shd w:val="pct15" w:color="auto" w:fill="FFFFFF"/>
+          <w:lang w:eastAsia="zh-CN"/>
+        </w:rPr>
+        <w:t>尔时世尊心自思惟。过去诸佛用钵多罗而以盛食。</w:t>
+      </w:r>
+    </w:p>
+    <w:p>
+      <w:pPr>
+        <w:spacing w:after="0" w:line="240" w:lineRule="auto"/>
+        <w:ind w:firstLineChars="200" w:firstLine="480"/>
+        <w:jc w:val="both"/>
+        <w:rPr>
+          <w:sz w:val="24"/>
+          <w:szCs w:val="24"/>
+          <w:shd w:val="pct15" w:color="auto" w:fill="FFFFFF"/>
+          <w:lang w:eastAsia="zh-CN"/>
+        </w:rPr>
+      </w:pPr>
+      <w:r>
+        <w:rPr>
+          <w:sz w:val="24"/>
+          <w:szCs w:val="24"/>
+          <w:shd w:val="pct15" w:color="auto" w:fill="FFFFFF"/>
+          <w:lang w:eastAsia="zh-CN"/>
+        </w:rPr>
+        <w:t>时四天王知佛心念。各持一钵来至佛所</w:t>
+      </w:r>
+      <w:r>
+        <w:rPr>
+          <w:sz w:val="24"/>
+          <w:szCs w:val="24"/>
+          <w:shd w:val="pct15" w:color="auto" w:fill="FFFFFF"/>
+          <w:lang w:eastAsia="zh-CN"/>
+        </w:rPr>
+        <w:t>而以奉上。</w:t>
+      </w:r>
+    </w:p>
+    <w:p>
+      <w:pPr>
+        <w:spacing w:after="0" w:line="240" w:lineRule="auto"/>
+        <w:ind w:firstLineChars="200" w:firstLine="480"/>
+        <w:jc w:val="both"/>
+        <w:rPr>
+          <w:sz w:val="24"/>
+          <w:szCs w:val="24"/>
+          <w:shd w:val="pct15" w:color="auto" w:fill="FFFFFF"/>
+          <w:lang w:eastAsia="zh-CN"/>
+        </w:rPr>
+      </w:pPr>
+      <w:r>
+        <w:rPr>
+          <w:sz w:val="24"/>
+          <w:szCs w:val="24"/>
+          <w:shd w:val="pct15" w:color="auto" w:fill="FFFFFF"/>
+          <w:lang w:eastAsia="zh-CN"/>
+        </w:rPr>
+        <w:t>于是世尊</w:t>
+      </w:r>
+      <w:r>
+        <w:rPr>
+          <w:sz w:val="24"/>
+          <w:szCs w:val="24"/>
+          <w:shd w:val="pct15" w:color="auto" w:fill="FFFFFF"/>
+          <w:lang w:eastAsia="zh-CN"/>
+        </w:rPr>
+        <w:t>而自念言。</w:t>
+      </w:r>
+      <w:r>
+        <w:rPr>
+          <w:sz w:val="24"/>
+          <w:szCs w:val="24"/>
+          <w:shd w:val="pct15" w:color="auto" w:fill="FFFFFF"/>
+          <w:lang w:eastAsia="zh-CN"/>
+        </w:rPr>
+        <w:t>我今若受一王钵者。余王必当生于恨心。即便普受四王之钵。累置掌上</w:t>
+      </w:r>
+      <w:r>
+        <w:rPr>
+          <w:rFonts w:hint="eastAsia"/>
+          <w:sz w:val="24"/>
+          <w:szCs w:val="24"/>
+          <w:shd w:val="pct15" w:color="auto" w:fill="FFFFFF"/>
+          <w:lang w:eastAsia="zh-CN"/>
+        </w:rPr>
+        <w:t>。</w:t>
+      </w:r>
+      <w:r>
+        <w:rPr>
+          <w:sz w:val="24"/>
+          <w:szCs w:val="24"/>
+          <w:shd w:val="pct15" w:color="auto" w:fill="FFFFFF"/>
+          <w:lang w:eastAsia="zh-CN"/>
+        </w:rPr>
+        <w:t>按令成一。使四际现。</w:t>
+      </w:r>
+    </w:p>
+    <w:p>
+      <w:pPr>
+        <w:spacing w:after="0" w:line="240" w:lineRule="auto"/>
+        <w:ind w:firstLineChars="200" w:firstLine="480"/>
+        <w:jc w:val="both"/>
+        <w:rPr>
+          <w:sz w:val="24"/>
+          <w:szCs w:val="24"/>
+          <w:shd w:val="pct15" w:color="auto" w:fill="FFFFFF"/>
+          <w:lang w:eastAsia="zh-CN"/>
+        </w:rPr>
+      </w:pPr>
+      <w:r>
+        <w:rPr>
+          <w:sz w:val="24"/>
+          <w:szCs w:val="24"/>
+          <w:shd w:val="pct15" w:color="auto" w:fill="FFFFFF"/>
+          <w:lang w:eastAsia="zh-CN"/>
+        </w:rPr>
+        <w:t>尔时世尊即便咒愿。今所布施。欲令食者得充气力。当令施者得色得力。得胆得喜。安快无病。终保年寿。诸善鬼神恒随守护。饭食布施断三毒根。将来当获三坚法报。聪明智慧。笃信佛法。在在所生正见不昧。现世之中父母妻子亲戚眷属</w:t>
+      </w:r>
+      <w:r>
+        <w:rPr>
+          <w:sz w:val="24"/>
+          <w:szCs w:val="24"/>
+          <w:shd w:val="pct15" w:color="auto" w:fill="FFFFFF"/>
+          <w:lang w:eastAsia="zh-CN"/>
+        </w:rPr>
+        <w:t>皆悉炽盛。无诸</w:t>
+      </w:r>
+      <w:r>
+        <w:rPr>
+          <w:sz w:val="24"/>
+          <w:szCs w:val="24"/>
+          <w:shd w:val="pct15" w:color="auto" w:fill="FFFFFF"/>
+          <w:lang w:eastAsia="zh-CN"/>
+        </w:rPr>
+        <w:t>灾怪不吉祥事。门族之中</w:t>
+      </w:r>
+      <w:r>
+        <w:rPr>
+          <w:sz w:val="24"/>
+          <w:szCs w:val="24"/>
+          <w:shd w:val="pct15" w:color="auto" w:fill="FFFFFF"/>
+          <w:lang w:eastAsia="zh-CN"/>
+        </w:rPr>
+        <w:t>若有命过堕</w:t>
+      </w:r>
+      <w:r>
+        <w:rPr>
+          <w:sz w:val="24"/>
+          <w:szCs w:val="24"/>
+          <w:shd w:val="pct15" w:color="auto" w:fill="FFFFFF"/>
+          <w:lang w:eastAsia="zh-CN"/>
+        </w:rPr>
+        <w:t>恶道者。当令以今所施之福还生人天。不起邪见。增进功德。常得奉近</w:t>
+      </w:r>
+      <w:r>
+        <w:rPr>
+          <w:sz w:val="24"/>
+          <w:szCs w:val="24"/>
+          <w:shd w:val="pct15" w:color="auto" w:fill="FFFFFF"/>
+          <w:lang w:eastAsia="zh-CN"/>
+        </w:rPr>
+        <w:t>诸佛如来。得闻妙说。见谛得证。所愿具足。</w:t>
+      </w:r>
+    </w:p>
+    <w:p>
+      <w:pPr>
+        <w:spacing w:after="0" w:line="240" w:lineRule="auto"/>
+        <w:ind w:firstLineChars="200" w:firstLine="480"/>
+        <w:jc w:val="both"/>
+        <w:rPr>
+          <w:sz w:val="24"/>
+          <w:szCs w:val="24"/>
+          <w:shd w:val="pct15" w:color="auto" w:fill="FFFFFF"/>
+          <w:lang w:eastAsia="zh-CN"/>
+        </w:rPr>
+      </w:pPr>
+      <w:r>
+        <w:rPr>
+          <w:sz w:val="24"/>
+          <w:szCs w:val="24"/>
+          <w:shd w:val="pct15" w:color="auto" w:fill="FFFFFF"/>
+          <w:lang w:eastAsia="zh-CN"/>
+        </w:rPr>
+        <w:t>尔时世尊咒愿讫已</w:t>
+      </w:r>
+      <w:r>
+        <w:rPr>
+          <w:sz w:val="24"/>
+          <w:szCs w:val="24"/>
+          <w:shd w:val="pct15" w:color="auto" w:fill="FFFFFF"/>
+          <w:lang w:eastAsia="zh-CN"/>
+        </w:rPr>
+        <w:t>即便受食。食既毕竟。澡漱洗钵</w:t>
+      </w:r>
+      <w:r>
+        <w:rPr>
+          <w:rFonts w:hint="eastAsia"/>
+          <w:sz w:val="24"/>
+          <w:szCs w:val="24"/>
+          <w:shd w:val="pct15" w:color="auto" w:fill="FFFFFF"/>
+          <w:lang w:eastAsia="zh-CN"/>
+        </w:rPr>
+        <w:t>。</w:t>
+      </w:r>
+      <w:r>
+        <w:rPr>
+          <w:sz w:val="24"/>
+          <w:szCs w:val="24"/>
+          <w:shd w:val="pct15" w:color="auto" w:fill="FFFFFF"/>
+          <w:lang w:eastAsia="zh-CN"/>
+        </w:rPr>
+        <w:t>即授商人三归。一归依佛。二归依法。三归依将来僧。授三归竟。因与之别。而便前行</w:t>
+      </w:r>
+      <w:r>
+        <w:rPr>
+          <w:rFonts w:hint="eastAsia"/>
+          <w:sz w:val="24"/>
+          <w:szCs w:val="24"/>
+          <w:shd w:val="pct15" w:color="auto" w:fill="FFFFFF"/>
+          <w:lang w:eastAsia="zh-CN"/>
+        </w:rPr>
+        <w:t>。</w:t>
+      </w:r>
+      <w:r>
+        <w:rPr>
+          <w:sz w:val="24"/>
+          <w:szCs w:val="24"/>
+          <w:shd w:val="pct15" w:color="auto" w:fill="FFFFFF"/>
+          <w:lang w:eastAsia="zh-CN"/>
+        </w:rPr>
+        <w:t>威仪庠序步若鹅王。路逢外道。名优波伽。既见如来相好庄严。诸根寂定。叹为奇特。即说偈言。</w:t>
+      </w:r>
+    </w:p>
+    <w:p>
+      <w:pPr>
+        <w:spacing w:after="0" w:line="240" w:lineRule="auto"/>
+        <w:ind w:firstLineChars="200" w:firstLine="480"/>
+        <w:jc w:val="both"/>
+        <w:rPr>
+          <w:sz w:val="24"/>
+          <w:szCs w:val="24"/>
+          <w:shd w:val="pct15" w:color="auto" w:fill="FFFFFF"/>
+          <w:lang w:eastAsia="zh-CN"/>
+        </w:rPr>
+      </w:pPr>
+      <w:r>
+        <w:rPr>
+          <w:sz w:val="24"/>
+          <w:szCs w:val="24"/>
+          <w:shd w:val="pct15" w:color="auto" w:fill="FFFFFF"/>
+          <w:lang w:eastAsia="zh-CN"/>
+        </w:rPr>
+        <w:t>世间诸众生　　皆为三毒缚</w:t>
+      </w:r>
+      <w:r>
+        <w:rPr>
+          <w:rFonts w:hint="eastAsia"/>
+          <w:sz w:val="24"/>
+          <w:szCs w:val="24"/>
+          <w:shd w:val="pct15" w:color="auto" w:fill="FFFFFF"/>
+          <w:lang w:eastAsia="zh-CN"/>
+        </w:rPr>
+        <w:t>。</w:t>
+      </w:r>
+      <w:r>
+        <w:rPr>
+          <w:sz w:val="24"/>
+          <w:szCs w:val="24"/>
+          <w:shd w:val="pct15" w:color="auto" w:fill="FFFFFF"/>
+          <w:lang w:eastAsia="zh-CN"/>
+        </w:rPr>
+        <w:t>诸根又轻躁　　驰荡于外境</w:t>
+      </w:r>
+      <w:r>
+        <w:rPr>
+          <w:rFonts w:hint="eastAsia"/>
+          <w:sz w:val="24"/>
+          <w:szCs w:val="24"/>
+          <w:shd w:val="pct15" w:color="auto" w:fill="FFFFFF"/>
+          <w:lang w:eastAsia="zh-CN"/>
+        </w:rPr>
+        <w:t>。</w:t>
+      </w:r>
+    </w:p>
+    <w:p>
+      <w:pPr>
+        <w:spacing w:after="0" w:line="240" w:lineRule="auto"/>
+        <w:ind w:firstLineChars="200" w:firstLine="480"/>
+        <w:jc w:val="both"/>
+        <w:rPr>
+          <w:sz w:val="24"/>
+          <w:szCs w:val="24"/>
+          <w:shd w:val="pct15" w:color="auto" w:fill="FFFFFF"/>
+          <w:lang w:eastAsia="zh-CN"/>
+        </w:rPr>
+      </w:pPr>
+      <w:r>
+        <w:rPr>
+          <w:sz w:val="24"/>
+          <w:szCs w:val="24"/>
+          <w:shd w:val="pct15" w:color="auto" w:fill="FFFFFF"/>
+          <w:lang w:eastAsia="zh-CN"/>
+        </w:rPr>
+        <w:t>而今见仁者　　诸根极寂静</w:t>
+      </w:r>
+      <w:r>
+        <w:rPr>
+          <w:rFonts w:hint="eastAsia"/>
+          <w:sz w:val="24"/>
+          <w:szCs w:val="24"/>
+          <w:shd w:val="pct15" w:color="auto" w:fill="FFFFFF"/>
+          <w:lang w:eastAsia="zh-CN"/>
+        </w:rPr>
+        <w:t>。</w:t>
+      </w:r>
+      <w:r>
+        <w:rPr>
+          <w:sz w:val="24"/>
+          <w:szCs w:val="24"/>
+          <w:shd w:val="pct15" w:color="auto" w:fill="FFFFFF"/>
+          <w:lang w:eastAsia="zh-CN"/>
+        </w:rPr>
+        <w:t>必到解脱地　　决定无有疑</w:t>
+      </w:r>
+      <w:r>
+        <w:rPr>
+          <w:rFonts w:hint="eastAsia"/>
+          <w:sz w:val="24"/>
+          <w:szCs w:val="24"/>
+          <w:shd w:val="pct15" w:color="auto" w:fill="FFFFFF"/>
+          <w:lang w:eastAsia="zh-CN"/>
+        </w:rPr>
+        <w:t>。</w:t>
+      </w:r>
+    </w:p>
+    <w:p>
+      <w:pPr>
+        <w:spacing w:after="0" w:line="240" w:lineRule="auto"/>
+        <w:ind w:firstLineChars="200" w:firstLine="480"/>
+        <w:jc w:val="both"/>
+        <w:rPr>
+          <w:sz w:val="24"/>
+          <w:szCs w:val="24"/>
+          <w:shd w:val="pct15" w:color="auto" w:fill="FFFFFF"/>
+          <w:lang w:eastAsia="zh-CN"/>
+        </w:rPr>
+      </w:pPr>
+      <w:r>
+        <w:rPr>
+          <w:sz w:val="24"/>
+          <w:szCs w:val="24"/>
+          <w:shd w:val="pct15" w:color="auto" w:fill="FFFFFF"/>
+          <w:lang w:eastAsia="zh-CN"/>
+        </w:rPr>
+        <w:t>仁者所学师　　其姓字何等</w:t>
+      </w:r>
+      <w:r>
+        <w:rPr>
+          <w:rFonts w:hint="eastAsia"/>
+          <w:sz w:val="24"/>
+          <w:szCs w:val="24"/>
+          <w:shd w:val="pct15" w:color="auto" w:fill="FFFFFF"/>
+          <w:lang w:eastAsia="zh-CN"/>
+        </w:rPr>
+        <w:t>。</w:t>
+      </w:r>
+    </w:p>
+    <w:p>
+      <w:pPr>
+        <w:spacing w:after="0" w:line="240" w:lineRule="auto"/>
+        <w:jc w:val="both"/>
+        <w:rPr>
+          <w:sz w:val="24"/>
+          <w:szCs w:val="24"/>
+          <w:shd w:val="pct15" w:color="auto" w:fill="FFFFFF"/>
+          <w:lang w:eastAsia="zh-CN"/>
+        </w:rPr>
+      </w:pPr>
+      <w:r>
+        <w:rPr>
+          <w:sz w:val="24"/>
+          <w:szCs w:val="24"/>
+          <w:shd w:val="pct15" w:color="auto" w:fill="FFFFFF"/>
+          <w:lang w:eastAsia="zh-CN"/>
+        </w:rPr>
+        <w:t>0000000000</w:t>
       </w:r>
       <w:bookmarkStart w:id="0" w:name="_GoBack"/>
       <w:bookmarkEnd w:id="0"/>
-    </w:p>
-    <w:p>
-      <w:pPr>
-        <w:spacing w:after="0" w:line="240" w:lineRule="auto"/>
-        <w:ind w:firstLineChars="200" w:firstLine="480"/>
-        <w:jc w:val="both"/>
-        <w:rPr>
-          <w:sz w:val="24"/>
-          <w:szCs w:val="24"/>
-          <w:shd w:val="pct15" w:color="auto" w:fill="FFFFFF"/>
-          <w:lang w:eastAsia="zh-CN"/>
-        </w:rPr>
-      </w:pPr>
-    </w:p>
-    <w:p>
-      <w:pPr>
-        <w:spacing w:after="0" w:line="240" w:lineRule="auto"/>
-        <w:ind w:firstLineChars="200" w:firstLine="480"/>
-        <w:jc w:val="both"/>
-        <w:rPr>
-          <w:sz w:val="24"/>
-          <w:szCs w:val="24"/>
-          <w:shd w:val="pct15" w:color="auto" w:fill="FFFFFF"/>
-          <w:lang w:eastAsia="zh-CN"/>
-        </w:rPr>
-      </w:pPr>
-      <w:r>
-        <w:rPr>
-          <w:sz w:val="24"/>
-          <w:szCs w:val="24"/>
-          <w:shd w:val="pct15" w:color="auto" w:fill="FFFFFF"/>
-          <w:lang w:eastAsia="zh-CN"/>
-        </w:rPr>
-        <w:t>尔时世尊答大梵天王及释提桓因等言。我亦欲为一切众生转于法轮。但所得法。微妙甚深。难解难知。诸众生等。不能信受。生诽谤心。堕于地狱。我今为此故。默然耳。时梵天王等。乃至三请。尔时如来。至满七日。默然受之。梵天王等。知佛受请。头面礼足。各还所住。</w:t>
-      </w:r>
-    </w:p>
-    <w:p>
-      <w:pPr>
-        <w:spacing w:after="0" w:line="240" w:lineRule="auto"/>
-        <w:jc w:val="both"/>
-        <w:rPr>
-          <w:sz w:val="24"/>
-          <w:szCs w:val="24"/>
-          <w:shd w:val="pct15" w:color="auto" w:fill="FFFFFF"/>
-          <w:lang w:eastAsia="zh-CN"/>
-        </w:rPr>
-      </w:pPr>
-      <w:r>
-        <w:rPr>
-          <w:sz w:val="24"/>
-          <w:szCs w:val="24"/>
-          <w:shd w:val="pct15" w:color="auto" w:fill="FFFFFF"/>
-          <w:lang w:eastAsia="zh-CN"/>
-        </w:rPr>
-        <w:t xml:space="preserve">　　尔时世尊。受梵王等请已。又于七日。而以佛眼。观诸众生。上中下根。及诸烦恼。亦下中上。满二七日。尔时世尊。又复思惟。我今当开甘露法门。谁应在先。而得闻者。阿罗逻仙人。聪慧易悟。又先发愿道成度我。作是念时。空中有言。阿罗逻仙人。昨夜命终。尔时世尊。即便答彼空中声言。我亦知其昨夜命终。又自思惟。迦兰仙人。利根明了。亦应先闻。空中又言。迦兰仙人。昨夜命终。尔时世尊。即复答言。我亦知其昨夜命终。</w:t>
-      </w:r>
-    </w:p>
-    <w:p>
-      <w:pPr>
-        <w:spacing w:after="0" w:line="240" w:lineRule="auto"/>
-        <w:jc w:val="both"/>
-        <w:rPr>
-          <w:sz w:val="24"/>
-          <w:szCs w:val="24"/>
-          <w:shd w:val="pct15" w:color="auto" w:fill="FFFFFF"/>
-          <w:lang w:eastAsia="zh-CN"/>
-        </w:rPr>
-      </w:pPr>
-      <w:r>
-        <w:rPr>
-          <w:sz w:val="24"/>
-          <w:szCs w:val="24"/>
-          <w:shd w:val="pct15" w:color="auto" w:fill="FFFFFF"/>
-          <w:lang w:eastAsia="zh-CN"/>
-        </w:rPr>
-        <w:t xml:space="preserve">　　尔时世尊。又自思惟。彼王师大臣所遣。憍陈如等五人瞻视我者。皆悉聪明。又过去世。于我发愿应先闻法。我今宜当为此五人先开法门。又自思惟。古昔诸佛转法轮处。皆悉在于婆罗奈国鹿野苑中仙人住处又此五人。所止住处。亦在于彼。我今应往至其住处。转大法轮。思惟是已。即从座起。诣婆罗奈国。尔时有五百商人。二人为主。一名跋陀罗斯那。二名跋陀罗梨。行过旷野。时有天神。而语之言。有如来应供正遍知明行足善逝世间解无上士调御丈夫天人师佛世尊。出兴于世。最上福田。汝今宜应最前设供。时彼商人。闻天语已。即答之曰。善哉如告。又问天言。世尊今者为在何许。天又报言。世尊不久当来至此。于是如来。与无量诸天。前后导从。到多谓娑跋利村。时彼商人。既见如来威相庄严。又见诸天前后围绕。倍生欢喜。即以蜜麨。而奉上佛。尔时世尊。心自思惟。过去诸佛。用钵多罗。而以盛食。时四天王。知佛心念。各持一钵。来至佛所。而以奉上。于是世尊。而自念言。我今若受一王钵者。余王必当生于恨心。即便普受四王之钵。累置掌上。按令成一。使四际现。尔时世尊。即便咒愿。今所布施。欲令食者。得充气力。当令施者。得色得力。得胆得喜。安快无病。终保年寿。诸善鬼神。恒随守护。饭食布施。断三毒根。将来当获三坚法报。聪明智慧。笃信佛法。在在所生。正见不昧。现世之中。父母妻子。亲戚眷属。皆悉炽盛。无诸灾怪不吉祥事。门族之中。若有命过堕恶道者。当令以今所施之福还生人天。不起邪见。增进功德。常得奉近。诸佛如来。得闻妙说。见谛得证。所愿具足。</w:t>
-      </w:r>
-    </w:p>
-    <w:p>
-      <w:pPr>
-        <w:spacing w:after="0" w:line="240" w:lineRule="auto"/>
-        <w:jc w:val="both"/>
-        <w:rPr>
-          <w:sz w:val="24"/>
-          <w:szCs w:val="24"/>
-          <w:shd w:val="pct15" w:color="auto" w:fill="FFFFFF"/>
-          <w:lang w:eastAsia="zh-CN"/>
-        </w:rPr>
-      </w:pPr>
-      <w:r>
-        <w:rPr>
-          <w:sz w:val="24"/>
-          <w:szCs w:val="24"/>
-          <w:shd w:val="pct15" w:color="auto" w:fill="FFFFFF"/>
-          <w:lang w:eastAsia="zh-CN"/>
-        </w:rPr>
-        <w:t xml:space="preserve">　　尔时世尊。咒愿讫已。即便受食。食既毕竟。澡漱洗钵即授商人三归。一归依佛。二归依法。三归依将来僧。授三归竟。因与之别。而便前行威仪庠序步若鹅王。路逢外道。名优波伽。既见如来相好庄严。诸根寂定。叹为奇特。即说偈言。</w:t>
-      </w:r>
-    </w:p>
-    <w:p>
-      <w:pPr>
-        <w:spacing w:after="0" w:line="240" w:lineRule="auto"/>
-        <w:jc w:val="both"/>
-        <w:rPr>
-          <w:sz w:val="24"/>
-          <w:szCs w:val="24"/>
-          <w:shd w:val="pct15" w:color="auto" w:fill="FFFFFF"/>
-          <w:lang w:eastAsia="zh-CN"/>
-        </w:rPr>
-      </w:pPr>
-      <w:r>
-        <w:rPr>
-          <w:sz w:val="24"/>
-          <w:szCs w:val="24"/>
-          <w:shd w:val="pct15" w:color="auto" w:fill="FFFFFF"/>
-          <w:lang w:eastAsia="zh-CN"/>
-        </w:rPr>
-        <w:t xml:space="preserve">　　世间诸众生　　皆为三毒缚</w:t>
-      </w:r>
-    </w:p>
-    <w:p>
-      <w:pPr>
-        <w:spacing w:after="0" w:line="240" w:lineRule="auto"/>
-        <w:jc w:val="both"/>
-        <w:rPr>
-          <w:sz w:val="24"/>
-          <w:szCs w:val="24"/>
-          <w:shd w:val="pct15" w:color="auto" w:fill="FFFFFF"/>
-          <w:lang w:eastAsia="zh-CN"/>
-        </w:rPr>
-      </w:pPr>
-      <w:r>
-        <w:rPr>
-          <w:sz w:val="24"/>
-          <w:szCs w:val="24"/>
-          <w:shd w:val="pct15" w:color="auto" w:fill="FFFFFF"/>
-          <w:lang w:eastAsia="zh-CN"/>
-        </w:rPr>
-        <w:t xml:space="preserve">　　诸根又轻躁　　驰荡于外境</w:t>
-      </w:r>
-    </w:p>
-    <w:p>
-      <w:pPr>
-        <w:spacing w:after="0" w:line="240" w:lineRule="auto"/>
-        <w:jc w:val="both"/>
-        <w:rPr>
-          <w:sz w:val="24"/>
-          <w:szCs w:val="24"/>
-          <w:shd w:val="pct15" w:color="auto" w:fill="FFFFFF"/>
-          <w:lang w:eastAsia="zh-CN"/>
-        </w:rPr>
-      </w:pPr>
-      <w:r>
-        <w:rPr>
-          <w:sz w:val="24"/>
-          <w:szCs w:val="24"/>
-          <w:shd w:val="pct15" w:color="auto" w:fill="FFFFFF"/>
-          <w:lang w:eastAsia="zh-CN"/>
-        </w:rPr>
-        <w:t xml:space="preserve">　　而今见仁者　　诸根极寂静</w:t>
-      </w:r>
-    </w:p>
-    <w:p>
-      <w:pPr>
-        <w:spacing w:after="0" w:line="240" w:lineRule="auto"/>
-        <w:jc w:val="both"/>
-        <w:rPr>
-          <w:sz w:val="24"/>
-          <w:szCs w:val="24"/>
-          <w:shd w:val="pct15" w:color="auto" w:fill="FFFFFF"/>
-          <w:lang w:eastAsia="zh-CN"/>
-        </w:rPr>
-      </w:pPr>
-      <w:r>
-        <w:rPr>
-          <w:sz w:val="24"/>
-          <w:szCs w:val="24"/>
-          <w:shd w:val="pct15" w:color="auto" w:fill="FFFFFF"/>
-          <w:lang w:eastAsia="zh-CN"/>
-        </w:rPr>
-        <w:t xml:space="preserve">　　必到解脱地　　决定无有疑</w:t>
-      </w:r>
-    </w:p>
-    <w:p>
-      <w:pPr>
-        <w:spacing w:after="0" w:line="240" w:lineRule="auto"/>
-        <w:jc w:val="both"/>
-        <w:rPr>
-          <w:sz w:val="24"/>
-          <w:szCs w:val="24"/>
-          <w:shd w:val="pct15" w:color="auto" w:fill="FFFFFF"/>
-          <w:lang w:eastAsia="zh-CN"/>
-        </w:rPr>
-      </w:pPr>
-      <w:r>
-        <w:rPr>
-          <w:sz w:val="24"/>
-          <w:szCs w:val="24"/>
-          <w:shd w:val="pct15" w:color="auto" w:fill="FFFFFF"/>
-          <w:lang w:eastAsia="zh-CN"/>
-        </w:rPr>
-        <w:t xml:space="preserve">　　仁者所学师　　其姓字何等</w:t>
-      </w:r>
-    </w:p>
-    <w:p>
-      <w:pPr>
-        <w:spacing w:after="0" w:line="240" w:lineRule="auto"/>
-        <w:jc w:val="both"/>
-        <w:rPr>
-          <w:sz w:val="24"/>
-          <w:szCs w:val="24"/>
-          <w:shd w:val="pct15" w:color="auto" w:fill="FFFFFF"/>
-          <w:lang w:eastAsia="zh-CN"/>
-        </w:rPr>
-      </w:pPr>
     </w:p>
     <w:p>
       <w:pPr>
@@ -35697,7 +36345,7 @@
 </file>
 
 <file path=customXml/itemProps1.xml><?xml version="1.0" encoding="utf-8"?>
-<ds:datastoreItem xmlns:ds="http://schemas.openxmlformats.org/officeDocument/2006/customXml" ds:itemID="{72BA2E79-DB14-440A-BEBF-EE0C4E13F7B1}">
+<ds:datastoreItem xmlns:ds="http://schemas.openxmlformats.org/officeDocument/2006/customXml" ds:itemID="{1E3C3005-DB1F-4351-B312-6F2A2A2FC562}">
   <ds:schemaRefs>
     <ds:schemaRef ds:uri="http://schemas.openxmlformats.org/officeDocument/2006/bibliography"/>
   </ds:schemaRefs>

--- a/treasure/download/经藏/本缘部-72部/过去现在因果经-刘宋-求那跋陀罗.docx
+++ b/treasure/download/经藏/本缘部-72部/过去现在因果经-刘宋-求那跋陀罗.docx
@@ -21610,22 +21610,1062 @@
     <w:p>
       <w:pPr>
         <w:spacing w:after="0" w:line="240" w:lineRule="auto"/>
-        <w:jc w:val="both"/>
-        <w:rPr>
-          <w:sz w:val="24"/>
-          <w:szCs w:val="24"/>
-          <w:shd w:val="pct15" w:color="auto" w:fill="FFFFFF"/>
-          <w:lang w:eastAsia="zh-CN"/>
-        </w:rPr>
-      </w:pPr>
-      <w:r>
-        <w:rPr>
-          <w:sz w:val="24"/>
-          <w:szCs w:val="24"/>
-          <w:shd w:val="pct15" w:color="auto" w:fill="FFFFFF"/>
-          <w:lang w:eastAsia="zh-CN"/>
-        </w:rPr>
-        <w:t>0000000000</w:t>
+        <w:ind w:firstLineChars="200" w:firstLine="480"/>
+        <w:jc w:val="both"/>
+        <w:rPr>
+          <w:sz w:val="24"/>
+          <w:szCs w:val="24"/>
+          <w:shd w:val="pct15" w:color="auto" w:fill="FFFFFF"/>
+          <w:lang w:eastAsia="zh-CN"/>
+        </w:rPr>
+      </w:pPr>
+    </w:p>
+    <w:p>
+      <w:pPr>
+        <w:spacing w:after="0" w:line="240" w:lineRule="auto"/>
+        <w:ind w:firstLineChars="200" w:firstLine="480"/>
+        <w:jc w:val="both"/>
+        <w:rPr>
+          <w:sz w:val="24"/>
+          <w:szCs w:val="24"/>
+          <w:shd w:val="pct15" w:color="auto" w:fill="FFFFFF"/>
+          <w:lang w:eastAsia="zh-CN"/>
+        </w:rPr>
+      </w:pPr>
+      <w:r>
+        <w:rPr>
+          <w:sz w:val="24"/>
+          <w:szCs w:val="24"/>
+          <w:shd w:val="pct15" w:color="auto" w:fill="FFFFFF"/>
+          <w:lang w:eastAsia="zh-CN"/>
+        </w:rPr>
+        <w:lastRenderedPageBreak/>
+        <w:t>尔时世尊以偈答曰。</w:t>
+      </w:r>
+    </w:p>
+    <w:p>
+      <w:pPr>
+        <w:spacing w:after="0" w:line="240" w:lineRule="auto"/>
+        <w:ind w:firstLineChars="200" w:firstLine="480"/>
+        <w:jc w:val="both"/>
+        <w:rPr>
+          <w:sz w:val="24"/>
+          <w:szCs w:val="24"/>
+          <w:shd w:val="pct15" w:color="auto" w:fill="FFFFFF"/>
+          <w:lang w:eastAsia="zh-CN"/>
+        </w:rPr>
+      </w:pPr>
+      <w:r>
+        <w:rPr>
+          <w:sz w:val="24"/>
+          <w:szCs w:val="24"/>
+          <w:shd w:val="pct15" w:color="auto" w:fill="FFFFFF"/>
+          <w:lang w:eastAsia="zh-CN"/>
+        </w:rPr>
+        <w:t>我今已超出　　一切众生表</w:t>
+      </w:r>
+      <w:r>
+        <w:rPr>
+          <w:rFonts w:hint="eastAsia"/>
+          <w:sz w:val="24"/>
+          <w:szCs w:val="24"/>
+          <w:shd w:val="pct15" w:color="auto" w:fill="FFFFFF"/>
+          <w:lang w:eastAsia="zh-CN"/>
+        </w:rPr>
+        <w:t>。</w:t>
+      </w:r>
+      <w:r>
+        <w:rPr>
+          <w:sz w:val="24"/>
+          <w:szCs w:val="24"/>
+          <w:shd w:val="pct15" w:color="auto" w:fill="FFFFFF"/>
+          <w:lang w:eastAsia="zh-CN"/>
+        </w:rPr>
+        <w:t>微妙深远法　　我今已具知</w:t>
+      </w:r>
+      <w:r>
+        <w:rPr>
+          <w:rFonts w:hint="eastAsia"/>
+          <w:sz w:val="24"/>
+          <w:szCs w:val="24"/>
+          <w:shd w:val="pct15" w:color="auto" w:fill="FFFFFF"/>
+          <w:lang w:eastAsia="zh-CN"/>
+        </w:rPr>
+        <w:t>。</w:t>
+      </w:r>
+    </w:p>
+    <w:p>
+      <w:pPr>
+        <w:spacing w:after="0" w:line="240" w:lineRule="auto"/>
+        <w:jc w:val="both"/>
+        <w:rPr>
+          <w:sz w:val="24"/>
+          <w:szCs w:val="24"/>
+          <w:shd w:val="pct15" w:color="auto" w:fill="FFFFFF"/>
+          <w:lang w:eastAsia="zh-CN"/>
+        </w:rPr>
+      </w:pPr>
+      <w:r>
+        <w:rPr>
+          <w:sz w:val="24"/>
+          <w:szCs w:val="24"/>
+          <w:shd w:val="pct15" w:color="auto" w:fill="FFFFFF"/>
+          <w:lang w:eastAsia="zh-CN"/>
+        </w:rPr>
+        <w:t xml:space="preserve">　　三毒五欲境　　永断无余习</w:t>
+      </w:r>
+      <w:r>
+        <w:rPr>
+          <w:rFonts w:hint="eastAsia"/>
+          <w:sz w:val="24"/>
+          <w:szCs w:val="24"/>
+          <w:shd w:val="pct15" w:color="auto" w:fill="FFFFFF"/>
+          <w:lang w:eastAsia="zh-CN"/>
+        </w:rPr>
+        <w:t>。</w:t>
+      </w:r>
+      <w:r>
+        <w:rPr>
+          <w:sz w:val="24"/>
+          <w:szCs w:val="24"/>
+          <w:shd w:val="pct15" w:color="auto" w:fill="FFFFFF"/>
+          <w:lang w:eastAsia="zh-CN"/>
+        </w:rPr>
+        <w:t>如莲花在水　　不染浊水泥</w:t>
+      </w:r>
+      <w:r>
+        <w:rPr>
+          <w:rFonts w:hint="eastAsia"/>
+          <w:sz w:val="24"/>
+          <w:szCs w:val="24"/>
+          <w:shd w:val="pct15" w:color="auto" w:fill="FFFFFF"/>
+          <w:lang w:eastAsia="zh-CN"/>
+        </w:rPr>
+        <w:t>。</w:t>
+      </w:r>
+    </w:p>
+    <w:p>
+      <w:pPr>
+        <w:spacing w:after="0" w:line="240" w:lineRule="auto"/>
+        <w:jc w:val="both"/>
+        <w:rPr>
+          <w:sz w:val="24"/>
+          <w:szCs w:val="24"/>
+          <w:shd w:val="pct15" w:color="auto" w:fill="FFFFFF"/>
+          <w:lang w:eastAsia="zh-CN"/>
+        </w:rPr>
+      </w:pPr>
+      <w:r>
+        <w:rPr>
+          <w:sz w:val="24"/>
+          <w:szCs w:val="24"/>
+          <w:shd w:val="pct15" w:color="auto" w:fill="FFFFFF"/>
+          <w:lang w:eastAsia="zh-CN"/>
+        </w:rPr>
+        <w:t xml:space="preserve">　　自悟八正道　　无师无等侣</w:t>
+      </w:r>
+      <w:r>
+        <w:rPr>
+          <w:rFonts w:hint="eastAsia"/>
+          <w:sz w:val="24"/>
+          <w:szCs w:val="24"/>
+          <w:shd w:val="pct15" w:color="auto" w:fill="FFFFFF"/>
+          <w:lang w:eastAsia="zh-CN"/>
+        </w:rPr>
+        <w:t>。</w:t>
+      </w:r>
+      <w:r>
+        <w:rPr>
+          <w:sz w:val="24"/>
+          <w:szCs w:val="24"/>
+          <w:shd w:val="pct15" w:color="auto" w:fill="FFFFFF"/>
+          <w:lang w:eastAsia="zh-CN"/>
+        </w:rPr>
+        <w:t>以清净智慧　　降伏大力魔</w:t>
+      </w:r>
+      <w:r>
+        <w:rPr>
+          <w:rFonts w:hint="eastAsia"/>
+          <w:sz w:val="24"/>
+          <w:szCs w:val="24"/>
+          <w:shd w:val="pct15" w:color="auto" w:fill="FFFFFF"/>
+          <w:lang w:eastAsia="zh-CN"/>
+        </w:rPr>
+        <w:t>。</w:t>
+      </w:r>
+    </w:p>
+    <w:p>
+      <w:pPr>
+        <w:spacing w:after="0" w:line="240" w:lineRule="auto"/>
+        <w:jc w:val="both"/>
+        <w:rPr>
+          <w:sz w:val="24"/>
+          <w:szCs w:val="24"/>
+          <w:shd w:val="pct15" w:color="auto" w:fill="FFFFFF"/>
+          <w:lang w:eastAsia="zh-CN"/>
+        </w:rPr>
+      </w:pPr>
+      <w:r>
+        <w:rPr>
+          <w:sz w:val="24"/>
+          <w:szCs w:val="24"/>
+          <w:shd w:val="pct15" w:color="auto" w:fill="FFFFFF"/>
+          <w:lang w:eastAsia="zh-CN"/>
+        </w:rPr>
+        <w:t xml:space="preserve">　　今得成正觉　　堪为天人师</w:t>
+      </w:r>
+      <w:r>
+        <w:rPr>
+          <w:rFonts w:hint="eastAsia"/>
+          <w:sz w:val="24"/>
+          <w:szCs w:val="24"/>
+          <w:shd w:val="pct15" w:color="auto" w:fill="FFFFFF"/>
+          <w:lang w:eastAsia="zh-CN"/>
+        </w:rPr>
+        <w:t>。</w:t>
+      </w:r>
+      <w:r>
+        <w:rPr>
+          <w:sz w:val="24"/>
+          <w:szCs w:val="24"/>
+          <w:shd w:val="pct15" w:color="auto" w:fill="FFFFFF"/>
+          <w:lang w:eastAsia="zh-CN"/>
+        </w:rPr>
+        <w:t>身口意满足　　故号为牟尼</w:t>
+      </w:r>
+      <w:r>
+        <w:rPr>
+          <w:rFonts w:hint="eastAsia"/>
+          <w:sz w:val="24"/>
+          <w:szCs w:val="24"/>
+          <w:shd w:val="pct15" w:color="auto" w:fill="FFFFFF"/>
+          <w:lang w:eastAsia="zh-CN"/>
+        </w:rPr>
+        <w:t>。</w:t>
+      </w:r>
+    </w:p>
+    <w:p>
+      <w:pPr>
+        <w:spacing w:after="0" w:line="240" w:lineRule="auto"/>
+        <w:ind w:firstLine="480"/>
+        <w:jc w:val="both"/>
+        <w:rPr>
+          <w:sz w:val="24"/>
+          <w:szCs w:val="24"/>
+          <w:shd w:val="pct15" w:color="auto" w:fill="FFFFFF"/>
+          <w:lang w:eastAsia="zh-CN"/>
+        </w:rPr>
+      </w:pPr>
+      <w:r>
+        <w:rPr>
+          <w:sz w:val="24"/>
+          <w:szCs w:val="24"/>
+          <w:shd w:val="pct15" w:color="auto" w:fill="FFFFFF"/>
+          <w:lang w:eastAsia="zh-CN"/>
+        </w:rPr>
+        <w:t>欲趣波罗奈　　转甘露法轮</w:t>
+      </w:r>
+      <w:r>
+        <w:rPr>
+          <w:rFonts w:hint="eastAsia"/>
+          <w:sz w:val="24"/>
+          <w:szCs w:val="24"/>
+          <w:shd w:val="pct15" w:color="auto" w:fill="FFFFFF"/>
+          <w:lang w:eastAsia="zh-CN"/>
+        </w:rPr>
+        <w:t>。</w:t>
+      </w:r>
+      <w:r>
+        <w:rPr>
+          <w:sz w:val="24"/>
+          <w:szCs w:val="24"/>
+          <w:shd w:val="pct15" w:color="auto" w:fill="FFFFFF"/>
+          <w:lang w:eastAsia="zh-CN"/>
+        </w:rPr>
+        <w:t>是天人魔梵　　所可不能转</w:t>
+      </w:r>
+      <w:r>
+        <w:rPr>
+          <w:rFonts w:hint="eastAsia"/>
+          <w:sz w:val="24"/>
+          <w:szCs w:val="24"/>
+          <w:shd w:val="pct15" w:color="auto" w:fill="FFFFFF"/>
+          <w:lang w:eastAsia="zh-CN"/>
+        </w:rPr>
+        <w:t>。</w:t>
+      </w:r>
+    </w:p>
+    <w:p>
+      <w:pPr>
+        <w:spacing w:after="0" w:line="240" w:lineRule="auto"/>
+        <w:ind w:firstLine="480"/>
+        <w:jc w:val="both"/>
+        <w:rPr>
+          <w:sz w:val="24"/>
+          <w:szCs w:val="24"/>
+          <w:shd w:val="pct15" w:color="auto" w:fill="FFFFFF"/>
+          <w:lang w:eastAsia="zh-CN"/>
+        </w:rPr>
+      </w:pPr>
+    </w:p>
+    <w:p>
+      <w:pPr>
+        <w:spacing w:after="0" w:line="240" w:lineRule="auto"/>
+        <w:ind w:firstLine="480"/>
+        <w:jc w:val="both"/>
+        <w:rPr>
+          <w:sz w:val="24"/>
+          <w:szCs w:val="24"/>
+          <w:shd w:val="pct15" w:color="auto" w:fill="FFFFFF"/>
+          <w:lang w:eastAsia="zh-CN"/>
+        </w:rPr>
+      </w:pPr>
+      <w:r>
+        <w:rPr>
+          <w:sz w:val="24"/>
+          <w:szCs w:val="24"/>
+          <w:shd w:val="pct15" w:color="auto" w:fill="FFFFFF"/>
+          <w:lang w:eastAsia="zh-CN"/>
+        </w:rPr>
+        <w:t>尔</w:t>
+      </w:r>
+      <w:r>
+        <w:rPr>
+          <w:sz w:val="24"/>
+          <w:szCs w:val="24"/>
+          <w:shd w:val="pct15" w:color="auto" w:fill="FFFFFF"/>
+          <w:lang w:eastAsia="zh-CN"/>
+        </w:rPr>
+        <w:t>时优波伽</w:t>
+      </w:r>
+      <w:r>
+        <w:rPr>
+          <w:sz w:val="24"/>
+          <w:szCs w:val="24"/>
+          <w:shd w:val="pct15" w:color="auto" w:fill="FFFFFF"/>
+          <w:lang w:eastAsia="zh-CN"/>
+        </w:rPr>
+        <w:t>闻此偈言。心生欢喜。叹未曾有。合掌恭敬。围绕而去。回顾瞻瞩。不见乃止。</w:t>
+      </w:r>
+    </w:p>
+    <w:p>
+      <w:pPr>
+        <w:spacing w:after="0" w:line="240" w:lineRule="auto"/>
+        <w:ind w:firstLine="480"/>
+        <w:jc w:val="both"/>
+        <w:rPr>
+          <w:sz w:val="24"/>
+          <w:szCs w:val="24"/>
+          <w:shd w:val="pct15" w:color="auto" w:fill="FFFFFF"/>
+          <w:lang w:eastAsia="zh-CN"/>
+        </w:rPr>
+      </w:pPr>
+      <w:r>
+        <w:rPr>
+          <w:sz w:val="24"/>
+          <w:szCs w:val="24"/>
+          <w:shd w:val="pct15" w:color="auto" w:fill="FFFFFF"/>
+          <w:lang w:eastAsia="zh-CN"/>
+        </w:rPr>
+        <w:t>尔时世尊即复前行。次到阿阇婆罗水侧。日暮止宿而便入定。当于尔时。七日风雨。</w:t>
+      </w:r>
+    </w:p>
+    <w:p>
+      <w:pPr>
+        <w:spacing w:after="0" w:line="240" w:lineRule="auto"/>
+        <w:ind w:firstLine="480"/>
+        <w:jc w:val="both"/>
+        <w:rPr>
+          <w:sz w:val="24"/>
+          <w:szCs w:val="24"/>
+          <w:shd w:val="pct15" w:color="auto" w:fill="FFFFFF"/>
+          <w:lang w:eastAsia="zh-CN"/>
+        </w:rPr>
+      </w:pPr>
+      <w:r>
+        <w:rPr>
+          <w:sz w:val="24"/>
+          <w:szCs w:val="24"/>
+          <w:shd w:val="pct15" w:color="auto" w:fill="FFFFFF"/>
+          <w:lang w:eastAsia="zh-CN"/>
+        </w:rPr>
+        <w:t>时彼水中</w:t>
+      </w:r>
+      <w:r>
+        <w:rPr>
+          <w:sz w:val="24"/>
+          <w:szCs w:val="24"/>
+          <w:shd w:val="pct15" w:color="auto" w:fill="FFFFFF"/>
+          <w:lang w:eastAsia="zh-CN"/>
+        </w:rPr>
+        <w:t>有大龙王。名目真邻陀。见佛入定。即以其身围绕七匝</w:t>
+      </w:r>
+      <w:r>
+        <w:rPr>
+          <w:rFonts w:hint="eastAsia"/>
+          <w:sz w:val="24"/>
+          <w:szCs w:val="24"/>
+          <w:shd w:val="pct15" w:color="auto" w:fill="FFFFFF"/>
+          <w:lang w:eastAsia="zh-CN"/>
+        </w:rPr>
+        <w:t>。</w:t>
+      </w:r>
+      <w:r>
+        <w:rPr>
+          <w:sz w:val="24"/>
+          <w:szCs w:val="24"/>
+          <w:shd w:val="pct15" w:color="auto" w:fill="FFFFFF"/>
+          <w:lang w:eastAsia="zh-CN"/>
+        </w:rPr>
+        <w:t>满七日已。时彼龙王化为人形。头面礼足</w:t>
+      </w:r>
+      <w:r>
+        <w:rPr>
+          <w:sz w:val="24"/>
+          <w:szCs w:val="24"/>
+          <w:shd w:val="pct15" w:color="auto" w:fill="FFFFFF"/>
+          <w:lang w:eastAsia="zh-CN"/>
+        </w:rPr>
+        <w:t>而白佛言。世尊在此。七日之中。不至乃甚。患风雨耶。</w:t>
+      </w:r>
+    </w:p>
+    <w:p>
+      <w:pPr>
+        <w:spacing w:after="0" w:line="240" w:lineRule="auto"/>
+        <w:ind w:firstLine="480"/>
+        <w:jc w:val="both"/>
+        <w:rPr>
+          <w:sz w:val="24"/>
+          <w:szCs w:val="24"/>
+          <w:shd w:val="pct15" w:color="auto" w:fill="FFFFFF"/>
+          <w:lang w:eastAsia="zh-CN"/>
+        </w:rPr>
+      </w:pPr>
+      <w:r>
+        <w:rPr>
+          <w:sz w:val="24"/>
+          <w:szCs w:val="24"/>
+          <w:shd w:val="pct15" w:color="auto" w:fill="FFFFFF"/>
+          <w:lang w:eastAsia="zh-CN"/>
+        </w:rPr>
+        <w:t>尔时世尊以偈答曰。</w:t>
+      </w:r>
+    </w:p>
+    <w:p>
+      <w:pPr>
+        <w:spacing w:after="0" w:line="240" w:lineRule="auto"/>
+        <w:ind w:firstLine="480"/>
+        <w:jc w:val="both"/>
+        <w:rPr>
+          <w:sz w:val="24"/>
+          <w:szCs w:val="24"/>
+          <w:shd w:val="pct15" w:color="auto" w:fill="FFFFFF"/>
+          <w:lang w:eastAsia="zh-CN"/>
+        </w:rPr>
+      </w:pPr>
+      <w:r>
+        <w:rPr>
+          <w:sz w:val="24"/>
+          <w:szCs w:val="24"/>
+          <w:shd w:val="pct15" w:color="auto" w:fill="FFFFFF"/>
+          <w:lang w:eastAsia="zh-CN"/>
+        </w:rPr>
+        <w:t>诸天及世人　　所欢于五欲</w:t>
+      </w:r>
+      <w:r>
+        <w:rPr>
+          <w:rFonts w:hint="eastAsia"/>
+          <w:sz w:val="24"/>
+          <w:szCs w:val="24"/>
+          <w:shd w:val="pct15" w:color="auto" w:fill="FFFFFF"/>
+          <w:lang w:eastAsia="zh-CN"/>
+        </w:rPr>
+        <w:t>。</w:t>
+      </w:r>
+      <w:r>
+        <w:rPr>
+          <w:sz w:val="24"/>
+          <w:szCs w:val="24"/>
+          <w:shd w:val="pct15" w:color="auto" w:fill="FFFFFF"/>
+          <w:lang w:eastAsia="zh-CN"/>
+        </w:rPr>
+        <w:t>比我禅定乐　　不可为譬喻</w:t>
+      </w:r>
+      <w:r>
+        <w:rPr>
+          <w:rFonts w:hint="eastAsia"/>
+          <w:sz w:val="24"/>
+          <w:szCs w:val="24"/>
+          <w:shd w:val="pct15" w:color="auto" w:fill="FFFFFF"/>
+          <w:lang w:eastAsia="zh-CN"/>
+        </w:rPr>
+        <w:t>。</w:t>
+      </w:r>
+    </w:p>
+    <w:p>
+      <w:pPr>
+        <w:spacing w:after="0" w:line="240" w:lineRule="auto"/>
+        <w:ind w:firstLine="480"/>
+        <w:jc w:val="both"/>
+        <w:rPr>
+          <w:sz w:val="24"/>
+          <w:szCs w:val="24"/>
+          <w:shd w:val="pct15" w:color="auto" w:fill="FFFFFF"/>
+          <w:lang w:eastAsia="zh-CN"/>
+        </w:rPr>
+      </w:pPr>
+      <w:r>
+        <w:rPr>
+          <w:sz w:val="24"/>
+          <w:szCs w:val="24"/>
+          <w:shd w:val="pct15" w:color="auto" w:fill="FFFFFF"/>
+          <w:lang w:eastAsia="zh-CN"/>
+        </w:rPr>
+        <w:t>时彼龙王</w:t>
+      </w:r>
+      <w:r>
+        <w:rPr>
+          <w:sz w:val="24"/>
+          <w:szCs w:val="24"/>
+          <w:shd w:val="pct15" w:color="auto" w:fill="FFFFFF"/>
+          <w:lang w:eastAsia="zh-CN"/>
+        </w:rPr>
+        <w:t>闻佛此偈。欢喜踊跃。头面礼足。还归所止。</w:t>
+      </w:r>
+    </w:p>
+    <w:p>
+      <w:pPr>
+        <w:spacing w:after="0" w:line="240" w:lineRule="auto"/>
+        <w:ind w:firstLine="480"/>
+        <w:jc w:val="both"/>
+        <w:rPr>
+          <w:sz w:val="24"/>
+          <w:szCs w:val="24"/>
+          <w:shd w:val="pct15" w:color="auto" w:fill="FFFFFF"/>
+          <w:lang w:eastAsia="zh-CN"/>
+        </w:rPr>
+      </w:pPr>
+      <w:r>
+        <w:rPr>
+          <w:sz w:val="24"/>
+          <w:szCs w:val="24"/>
+          <w:shd w:val="pct15" w:color="auto" w:fill="FFFFFF"/>
+          <w:lang w:eastAsia="zh-CN"/>
+        </w:rPr>
+        <w:t>尔时世尊</w:t>
+      </w:r>
+      <w:r>
+        <w:rPr>
+          <w:sz w:val="24"/>
+          <w:szCs w:val="24"/>
+          <w:shd w:val="pct15" w:color="auto" w:fill="FFFFFF"/>
+          <w:lang w:eastAsia="zh-CN"/>
+        </w:rPr>
+        <w:t>即复前行。往婆罗奈国。至憍陈如</w:t>
+      </w:r>
+      <w:r>
+        <w:rPr>
+          <w:rFonts w:hint="eastAsia"/>
+          <w:sz w:val="24"/>
+          <w:szCs w:val="24"/>
+          <w:shd w:val="pct15" w:color="auto" w:fill="FFFFFF"/>
+          <w:lang w:eastAsia="zh-CN"/>
+        </w:rPr>
+        <w:t>、</w:t>
+      </w:r>
+      <w:r>
+        <w:rPr>
+          <w:sz w:val="24"/>
+          <w:szCs w:val="24"/>
+          <w:shd w:val="pct15" w:color="auto" w:fill="FFFFFF"/>
+          <w:lang w:eastAsia="zh-CN"/>
+        </w:rPr>
+        <w:t>摩诃那摩跋波阿舍婆阇跋陀罗阇所止住处。</w:t>
+      </w:r>
+    </w:p>
+    <w:p>
+      <w:pPr>
+        <w:spacing w:after="0" w:line="240" w:lineRule="auto"/>
+        <w:ind w:firstLine="480"/>
+        <w:jc w:val="both"/>
+        <w:rPr>
+          <w:sz w:val="24"/>
+          <w:szCs w:val="24"/>
+          <w:shd w:val="pct15" w:color="auto" w:fill="FFFFFF"/>
+          <w:lang w:eastAsia="zh-CN"/>
+        </w:rPr>
+      </w:pPr>
+      <w:r>
+        <w:rPr>
+          <w:sz w:val="24"/>
+          <w:szCs w:val="24"/>
+          <w:shd w:val="pct15" w:color="auto" w:fill="FFFFFF"/>
+          <w:lang w:eastAsia="zh-CN"/>
+        </w:rPr>
+        <w:t>时彼五人遥见佛来。共相谓言。沙门瞿昙</w:t>
+      </w:r>
+      <w:r>
+        <w:rPr>
+          <w:sz w:val="24"/>
+          <w:szCs w:val="24"/>
+          <w:shd w:val="pct15" w:color="auto" w:fill="FFFFFF"/>
+          <w:lang w:eastAsia="zh-CN"/>
+        </w:rPr>
+        <w:t>弃舍苦行。而还</w:t>
+      </w:r>
+      <w:r>
+        <w:rPr>
+          <w:sz w:val="24"/>
+          <w:szCs w:val="24"/>
+          <w:shd w:val="pct15" w:color="auto" w:fill="FFFFFF"/>
+          <w:lang w:eastAsia="zh-CN"/>
+        </w:rPr>
+        <w:t>退受饭食之乐。无复道心。今既来此。我等不须起迎之也。亦勿作礼</w:t>
+      </w:r>
+      <w:r>
+        <w:rPr>
+          <w:rFonts w:hint="eastAsia"/>
+          <w:sz w:val="24"/>
+          <w:szCs w:val="24"/>
+          <w:shd w:val="pct15" w:color="auto" w:fill="FFFFFF"/>
+          <w:lang w:eastAsia="zh-CN"/>
+        </w:rPr>
+        <w:t>。</w:t>
+      </w:r>
+      <w:r>
+        <w:rPr>
+          <w:sz w:val="24"/>
+          <w:szCs w:val="24"/>
+          <w:shd w:val="pct15" w:color="auto" w:fill="FFFFFF"/>
+          <w:lang w:eastAsia="zh-CN"/>
+        </w:rPr>
+        <w:t>敬</w:t>
+      </w:r>
+      <w:r>
+        <w:rPr>
+          <w:sz w:val="24"/>
+          <w:szCs w:val="24"/>
+          <w:shd w:val="pct15" w:color="auto" w:fill="FFFFFF"/>
+          <w:lang w:eastAsia="zh-CN"/>
+        </w:rPr>
+        <w:t>问所须</w:t>
+      </w:r>
+      <w:r>
+        <w:rPr>
+          <w:rFonts w:hint="eastAsia"/>
+          <w:sz w:val="24"/>
+          <w:szCs w:val="24"/>
+          <w:shd w:val="pct15" w:color="auto" w:fill="FFFFFF"/>
+          <w:lang w:eastAsia="zh-CN"/>
+        </w:rPr>
+        <w:t>。</w:t>
+      </w:r>
+      <w:r>
+        <w:rPr>
+          <w:sz w:val="24"/>
+          <w:szCs w:val="24"/>
+          <w:shd w:val="pct15" w:color="auto" w:fill="FFFFFF"/>
+          <w:lang w:eastAsia="zh-CN"/>
+        </w:rPr>
+        <w:t>为敷坐处。若欲坐者。自随其意。作此语竟。而各默然。</w:t>
+      </w:r>
+    </w:p>
+    <w:p>
+      <w:pPr>
+        <w:spacing w:after="0" w:line="240" w:lineRule="auto"/>
+        <w:ind w:firstLine="480"/>
+        <w:jc w:val="both"/>
+        <w:rPr>
+          <w:sz w:val="24"/>
+          <w:szCs w:val="24"/>
+          <w:shd w:val="pct15" w:color="auto" w:fill="FFFFFF"/>
+          <w:lang w:eastAsia="zh-CN"/>
+        </w:rPr>
+      </w:pPr>
+      <w:r>
+        <w:rPr>
+          <w:sz w:val="24"/>
+          <w:szCs w:val="24"/>
+          <w:shd w:val="pct15" w:color="auto" w:fill="FFFFFF"/>
+          <w:lang w:eastAsia="zh-CN"/>
+        </w:rPr>
+        <w:t>尔时世尊</w:t>
+      </w:r>
+      <w:r>
+        <w:rPr>
+          <w:sz w:val="24"/>
+          <w:szCs w:val="24"/>
+          <w:shd w:val="pct15" w:color="auto" w:fill="FFFFFF"/>
+          <w:lang w:eastAsia="zh-CN"/>
+        </w:rPr>
+        <w:t>来既至已。五人不觉。各从坐起。礼拜奉迎。互为执事。或复有为持衣钵者。或有取水供盥漱者。或复有为澡洗脚者。各违本誓。犹故称佛。以为瞿昙。</w:t>
+      </w:r>
+    </w:p>
+    <w:p>
+      <w:pPr>
+        <w:spacing w:after="0" w:line="240" w:lineRule="auto"/>
+        <w:ind w:firstLine="480"/>
+        <w:jc w:val="both"/>
+        <w:rPr>
+          <w:sz w:val="24"/>
+          <w:szCs w:val="24"/>
+          <w:shd w:val="pct15" w:color="auto" w:fill="FFFFFF"/>
+          <w:lang w:eastAsia="zh-CN"/>
+        </w:rPr>
+      </w:pPr>
+      <w:r>
+        <w:rPr>
+          <w:sz w:val="24"/>
+          <w:szCs w:val="24"/>
+          <w:shd w:val="pct15" w:color="auto" w:fill="FFFFFF"/>
+          <w:lang w:eastAsia="zh-CN"/>
+        </w:rPr>
+        <w:t>尔时世尊语憍陈如言。汝等共约见我不起。今者何故</w:t>
+      </w:r>
+      <w:r>
+        <w:rPr>
+          <w:sz w:val="24"/>
+          <w:szCs w:val="24"/>
+          <w:shd w:val="pct15" w:color="auto" w:fill="FFFFFF"/>
+          <w:lang w:eastAsia="zh-CN"/>
+        </w:rPr>
+        <w:t>违先所</w:t>
+      </w:r>
+      <w:r>
+        <w:rPr>
+          <w:sz w:val="24"/>
+          <w:szCs w:val="24"/>
+          <w:shd w:val="pct15" w:color="auto" w:fill="FFFFFF"/>
+          <w:lang w:eastAsia="zh-CN"/>
+        </w:rPr>
+        <w:t>誓。而即惊起</w:t>
+      </w:r>
+      <w:r>
+        <w:rPr>
+          <w:sz w:val="24"/>
+          <w:szCs w:val="24"/>
+          <w:shd w:val="pct15" w:color="auto" w:fill="FFFFFF"/>
+          <w:lang w:eastAsia="zh-CN"/>
+        </w:rPr>
+        <w:t>为我执事。</w:t>
+      </w:r>
+    </w:p>
+    <w:p>
+      <w:pPr>
+        <w:spacing w:after="0" w:line="240" w:lineRule="auto"/>
+        <w:ind w:firstLine="480"/>
+        <w:jc w:val="both"/>
+        <w:rPr>
+          <w:sz w:val="24"/>
+          <w:szCs w:val="24"/>
+          <w:shd w:val="pct15" w:color="auto" w:fill="FFFFFF"/>
+          <w:lang w:eastAsia="zh-CN"/>
+        </w:rPr>
+      </w:pPr>
+      <w:r>
+        <w:rPr>
+          <w:sz w:val="24"/>
+          <w:szCs w:val="24"/>
+          <w:shd w:val="pct15" w:color="auto" w:fill="FFFFFF"/>
+          <w:lang w:eastAsia="zh-CN"/>
+        </w:rPr>
+        <w:t>时彼五人闻佛此语。深生惭愧。即前白言。瞿昙行道</w:t>
+      </w:r>
+      <w:r>
+        <w:rPr>
+          <w:sz w:val="24"/>
+          <w:szCs w:val="24"/>
+          <w:shd w:val="pct15" w:color="auto" w:fill="FFFFFF"/>
+          <w:lang w:eastAsia="zh-CN"/>
+        </w:rPr>
+        <w:t>得无疲惓。</w:t>
+      </w:r>
+    </w:p>
+    <w:p>
+      <w:pPr>
+        <w:spacing w:after="0" w:line="240" w:lineRule="auto"/>
+        <w:ind w:firstLine="480"/>
+        <w:jc w:val="both"/>
+        <w:rPr>
+          <w:sz w:val="24"/>
+          <w:szCs w:val="24"/>
+          <w:shd w:val="pct15" w:color="auto" w:fill="FFFFFF"/>
+          <w:lang w:eastAsia="zh-CN"/>
+        </w:rPr>
+      </w:pPr>
+      <w:r>
+        <w:rPr>
+          <w:sz w:val="24"/>
+          <w:szCs w:val="24"/>
+          <w:shd w:val="pct15" w:color="auto" w:fill="FFFFFF"/>
+          <w:lang w:eastAsia="zh-CN"/>
+        </w:rPr>
+        <w:t>尔时世尊语五人言。汝等云何于无上尊。而以高情称唤姓耶。我心如空。于诸毁誉无所分别。但汝憍慢自招恶报。譬如有子称父母名。于世仪中</w:t>
+      </w:r>
+      <w:r>
+        <w:rPr>
+          <w:sz w:val="24"/>
+          <w:szCs w:val="24"/>
+          <w:shd w:val="pct15" w:color="auto" w:fill="FFFFFF"/>
+          <w:lang w:eastAsia="zh-CN"/>
+        </w:rPr>
+        <w:t>犹尚不可。况我今是一切父母。</w:t>
+      </w:r>
+    </w:p>
+    <w:p>
+      <w:pPr>
+        <w:spacing w:after="0" w:line="240" w:lineRule="auto"/>
+        <w:ind w:firstLine="480"/>
+        <w:jc w:val="both"/>
+        <w:rPr>
+          <w:sz w:val="24"/>
+          <w:szCs w:val="24"/>
+          <w:shd w:val="pct15" w:color="auto" w:fill="FFFFFF"/>
+          <w:lang w:eastAsia="zh-CN"/>
+        </w:rPr>
+      </w:pPr>
+      <w:r>
+        <w:rPr>
+          <w:sz w:val="24"/>
+          <w:szCs w:val="24"/>
+          <w:shd w:val="pct15" w:color="auto" w:fill="FFFFFF"/>
+          <w:lang w:eastAsia="zh-CN"/>
+        </w:rPr>
+        <w:t>时彼五人又闻此语。倍生惭愧。而白佛言。我等愚痴</w:t>
+      </w:r>
+      <w:r>
+        <w:rPr>
+          <w:sz w:val="24"/>
+          <w:szCs w:val="24"/>
+          <w:shd w:val="pct15" w:color="auto" w:fill="FFFFFF"/>
+          <w:lang w:eastAsia="zh-CN"/>
+        </w:rPr>
+        <w:t>无有慧识。不知今者已成正觉。</w:t>
+      </w:r>
+      <w:r>
+        <w:rPr>
+          <w:sz w:val="24"/>
+          <w:szCs w:val="24"/>
+          <w:shd w:val="pct15" w:color="auto" w:fill="FFFFFF"/>
+          <w:lang w:eastAsia="zh-CN"/>
+        </w:rPr>
+        <w:t>所以者何。往见如来日食麻米苦行六年。而今还受饮食之乐。我以是故</w:t>
+      </w:r>
+      <w:r>
+        <w:rPr>
+          <w:sz w:val="24"/>
+          <w:szCs w:val="24"/>
+          <w:shd w:val="pct15" w:color="auto" w:fill="FFFFFF"/>
+          <w:lang w:eastAsia="zh-CN"/>
+        </w:rPr>
+        <w:t>谓不得道。</w:t>
+      </w:r>
+    </w:p>
+    <w:p>
+      <w:pPr>
+        <w:spacing w:after="0" w:line="240" w:lineRule="auto"/>
+        <w:ind w:firstLine="480"/>
+        <w:jc w:val="both"/>
+        <w:rPr>
+          <w:sz w:val="24"/>
+          <w:szCs w:val="24"/>
+          <w:shd w:val="pct15" w:color="auto" w:fill="FFFFFF"/>
+          <w:lang w:eastAsia="zh-CN"/>
+        </w:rPr>
+      </w:pPr>
+      <w:r>
+        <w:rPr>
+          <w:sz w:val="24"/>
+          <w:szCs w:val="24"/>
+          <w:shd w:val="pct15" w:color="auto" w:fill="FFFFFF"/>
+          <w:lang w:eastAsia="zh-CN"/>
+        </w:rPr>
+        <w:t>尔时世尊语憍陈如言。汝等莫以小智轻量我道成与不成。何以故。形在苦者心则恼乱。身在乐者</w:t>
+      </w:r>
+      <w:r>
+        <w:rPr>
+          <w:sz w:val="24"/>
+          <w:szCs w:val="24"/>
+          <w:shd w:val="pct15" w:color="auto" w:fill="FFFFFF"/>
+          <w:lang w:eastAsia="zh-CN"/>
+        </w:rPr>
+        <w:t>情则乐著。是以苦乐</w:t>
+      </w:r>
+      <w:r>
+        <w:rPr>
+          <w:sz w:val="24"/>
+          <w:szCs w:val="24"/>
+          <w:shd w:val="pct15" w:color="auto" w:fill="FFFFFF"/>
+          <w:lang w:eastAsia="zh-CN"/>
+        </w:rPr>
+        <w:t>两非道因。譬如钻火。浇之以水。则必无有破暗之照。钻智慧火</w:t>
+      </w:r>
+      <w:r>
+        <w:rPr>
+          <w:sz w:val="24"/>
+          <w:szCs w:val="24"/>
+          <w:shd w:val="pct15" w:color="auto" w:fill="FFFFFF"/>
+          <w:lang w:eastAsia="zh-CN"/>
+        </w:rPr>
+        <w:t>亦复如是。有苦乐水。慧光不生。以不生故。不能灭于生死黑障。今者若能弃舍苦乐。行于中道。心则寂定。堪能修彼八正圣道。离于生老病死之患。我已随顺中道之行。得成阿耨多罗三藐三菩提。</w:t>
+      </w:r>
+    </w:p>
+    <w:p>
+      <w:pPr>
+        <w:spacing w:after="0" w:line="240" w:lineRule="auto"/>
+        <w:ind w:firstLine="480"/>
+        <w:jc w:val="both"/>
+        <w:rPr>
+          <w:sz w:val="24"/>
+          <w:szCs w:val="24"/>
+          <w:shd w:val="pct15" w:color="auto" w:fill="FFFFFF"/>
+          <w:lang w:eastAsia="zh-CN"/>
+        </w:rPr>
+      </w:pPr>
+      <w:r>
+        <w:rPr>
+          <w:sz w:val="24"/>
+          <w:szCs w:val="24"/>
+          <w:shd w:val="pct15" w:color="auto" w:fill="FFFFFF"/>
+          <w:lang w:eastAsia="zh-CN"/>
+        </w:rPr>
+        <w:t>时彼五人既闻如来如此之言。心大欢喜踊跃无量。瞻仰尊颜</w:t>
+      </w:r>
+      <w:r>
+        <w:rPr>
+          <w:sz w:val="24"/>
+          <w:szCs w:val="24"/>
+          <w:shd w:val="pct15" w:color="auto" w:fill="FFFFFF"/>
+          <w:lang w:eastAsia="zh-CN"/>
+        </w:rPr>
+        <w:t>目不暂舍。</w:t>
+      </w:r>
+    </w:p>
+    <w:p>
+      <w:pPr>
+        <w:spacing w:after="0" w:line="240" w:lineRule="auto"/>
+        <w:ind w:firstLine="480"/>
+        <w:jc w:val="both"/>
+        <w:rPr>
+          <w:sz w:val="24"/>
+          <w:szCs w:val="24"/>
+          <w:shd w:val="pct15" w:color="auto" w:fill="FFFFFF"/>
+          <w:lang w:eastAsia="zh-CN"/>
+        </w:rPr>
+      </w:pPr>
+      <w:r>
+        <w:rPr>
+          <w:sz w:val="24"/>
+          <w:szCs w:val="24"/>
+          <w:shd w:val="pct15" w:color="auto" w:fill="FFFFFF"/>
+          <w:lang w:eastAsia="zh-CN"/>
+        </w:rPr>
+        <w:t>尔时世尊</w:t>
+      </w:r>
+      <w:r>
+        <w:rPr>
+          <w:sz w:val="24"/>
+          <w:szCs w:val="24"/>
+          <w:shd w:val="pct15" w:color="auto" w:fill="FFFFFF"/>
+          <w:lang w:eastAsia="zh-CN"/>
+        </w:rPr>
+        <w:t>观五人根堪任受道。而语之言。憍陈如</w:t>
+      </w:r>
+      <w:r>
+        <w:rPr>
+          <w:rFonts w:hint="eastAsia"/>
+          <w:sz w:val="24"/>
+          <w:szCs w:val="24"/>
+          <w:shd w:val="pct15" w:color="auto" w:fill="FFFFFF"/>
+          <w:lang w:eastAsia="zh-CN"/>
+        </w:rPr>
+        <w:t>。</w:t>
+      </w:r>
+      <w:r>
+        <w:rPr>
+          <w:sz w:val="24"/>
+          <w:szCs w:val="24"/>
+          <w:shd w:val="pct15" w:color="auto" w:fill="FFFFFF"/>
+          <w:lang w:eastAsia="zh-CN"/>
+        </w:rPr>
+        <w:t>汝等当知</w:t>
+      </w:r>
+      <w:r>
+        <w:rPr>
+          <w:rFonts w:hint="eastAsia"/>
+          <w:sz w:val="24"/>
+          <w:szCs w:val="24"/>
+          <w:shd w:val="pct15" w:color="auto" w:fill="FFFFFF"/>
+          <w:lang w:eastAsia="zh-CN"/>
+        </w:rPr>
+        <w:t>。</w:t>
+      </w:r>
+      <w:r>
+        <w:rPr>
+          <w:sz w:val="24"/>
+          <w:szCs w:val="24"/>
+          <w:shd w:val="pct15" w:color="auto" w:fill="FFFFFF"/>
+          <w:lang w:eastAsia="zh-CN"/>
+        </w:rPr>
+        <w:t>五盛阴苦。生苦。老苦。病苦。死苦。爱别离苦。怨憎会苦。所求不得苦。失荣乐苦。</w:t>
+      </w:r>
+    </w:p>
+    <w:p>
+      <w:pPr>
+        <w:spacing w:after="0" w:line="240" w:lineRule="auto"/>
+        <w:ind w:firstLine="480"/>
+        <w:jc w:val="both"/>
+        <w:rPr>
+          <w:sz w:val="24"/>
+          <w:szCs w:val="24"/>
+          <w:shd w:val="pct15" w:color="auto" w:fill="FFFFFF"/>
+          <w:lang w:eastAsia="zh-CN"/>
+        </w:rPr>
+      </w:pPr>
+    </w:p>
+    <w:p>
+      <w:pPr>
+        <w:spacing w:after="0" w:line="240" w:lineRule="auto"/>
+        <w:ind w:firstLine="480"/>
+        <w:jc w:val="both"/>
+        <w:rPr>
+          <w:sz w:val="24"/>
+          <w:szCs w:val="24"/>
+          <w:shd w:val="pct15" w:color="auto" w:fill="FFFFFF"/>
+          <w:lang w:eastAsia="zh-CN"/>
+        </w:rPr>
+      </w:pPr>
+    </w:p>
+    <w:p>
+      <w:pPr>
+        <w:spacing w:after="0" w:line="240" w:lineRule="auto"/>
+        <w:ind w:firstLine="480"/>
+        <w:jc w:val="both"/>
+        <w:rPr>
+          <w:sz w:val="24"/>
+          <w:szCs w:val="24"/>
+          <w:shd w:val="pct15" w:color="auto" w:fill="FFFFFF"/>
+          <w:lang w:eastAsia="zh-CN"/>
+        </w:rPr>
+      </w:pPr>
+      <w:r>
+        <w:rPr>
+          <w:rFonts w:hint="eastAsia"/>
+          <w:sz w:val="24"/>
+          <w:szCs w:val="24"/>
+          <w:shd w:val="pct15" w:color="auto" w:fill="FFFFFF"/>
+          <w:lang w:eastAsia="zh-CN"/>
+        </w:rPr>
+        <w:t>0</w:t>
+      </w:r>
+      <w:r>
+        <w:rPr>
+          <w:sz w:val="24"/>
+          <w:szCs w:val="24"/>
+          <w:shd w:val="pct15" w:color="auto" w:fill="FFFFFF"/>
+          <w:lang w:eastAsia="zh-CN"/>
+        </w:rPr>
+        <w:t>0000</w:t>
       </w:r>
       <w:bookmarkStart w:id="0" w:name="_GoBack"/>
       <w:bookmarkEnd w:id="0"/>
@@ -21633,14 +22673,189 @@
     <w:p>
       <w:pPr>
         <w:spacing w:after="0" w:line="240" w:lineRule="auto"/>
-        <w:jc w:val="both"/>
-        <w:rPr>
-          <w:sz w:val="24"/>
-          <w:szCs w:val="24"/>
-          <w:shd w:val="pct15" w:color="auto" w:fill="FFFFFF"/>
-          <w:lang w:eastAsia="zh-CN"/>
-        </w:rPr>
-      </w:pPr>
+        <w:ind w:firstLine="480"/>
+        <w:jc w:val="both"/>
+        <w:rPr>
+          <w:sz w:val="24"/>
+          <w:szCs w:val="24"/>
+          <w:shd w:val="pct15" w:color="auto" w:fill="FFFFFF"/>
+          <w:lang w:eastAsia="zh-CN"/>
+        </w:rPr>
+      </w:pPr>
+      <w:r>
+        <w:rPr>
+          <w:sz w:val="24"/>
+          <w:szCs w:val="24"/>
+          <w:shd w:val="pct15" w:color="auto" w:fill="FFFFFF"/>
+          <w:lang w:eastAsia="zh-CN"/>
+        </w:rPr>
+        <w:t>憍陈如。有形无形。无足一足。二足四足多足。一切众生。无不悉有如此苦者。譬如以灰覆于火上。若遇干草。还复烧燃。如是诸苦。由我为本。若有众生。起微我想。还复更受如此之苦。贪欲嗔恚。及以愚痴。皆悉缘我根本而生。又此三毒。是诸苦因。犹如种子能生于芽。众生以是轮回三有。若灭我想及贪嗔痴。诸苦亦皆从此而断。莫不悉由彼八正道。如人以水浇于盛火。一切众生不知诸苦之根本者。皆悉轮回。在于生死。憍陈如。苦应知。习当断。灭应证。道当修。憍陈如。我以知苦。以断习。以证灭。以修道故。得阿耨多罗三藐三菩提。是故汝今应当知苦断习证灭修道。若人不知四圣谛者。当知是人不得解脱四圣谛者。是真是实。苦实是苦。习实是习。灭实是灭。道实是道。憍陈如。汝等解未。憍陈如言。解已世尊。知已世尊。以于四谛得解知故。故名阿若憍陈如。当佛三转四谛十二行法轮时。阿若憍陈如。于诸法中。远尘离垢。得法眼净。时虚空中。八万那由他诸天。亦离尘垢。得法眼净。尔时地神。见于如来。在其境界。而转法轮。心大欢喜。高声唱言。如来于此。转妙法轮。虚空天神。既闻此言。又生踊跃。展转唱声。乃至阿迦腻吒天。诸天闻已。欣悦无量。高声唱言。如来今日于婆罗奈国鹿野苑中仙人住处。转大法轮。一切世间。天人魔梵。沙门婆罗门。所不能转。尔时大地。十八相动。天龙八部。于虚空中。作众伎乐天鼓自鸣。烧众名香。散诸妙花。宝幢幡盖。歌呗赞叹。世界之中。自然大明。阿若憍陈如。于弟子中。以始悟故。为第一弟子。时彼摩诃那摩等四人。闻佛转法轮已。阿若憍陈如。独悟道迹。心自念言。世尊若更为我说法。我等亦当复悟道迹。作此念已。瞻仰尊颜。目不暂舍。</w:t>
+      </w:r>
+    </w:p>
+    <w:p>
+      <w:pPr>
+        <w:spacing w:after="0" w:line="240" w:lineRule="auto"/>
+        <w:jc w:val="both"/>
+        <w:rPr>
+          <w:sz w:val="24"/>
+          <w:szCs w:val="24"/>
+          <w:shd w:val="pct15" w:color="auto" w:fill="FFFFFF"/>
+          <w:lang w:eastAsia="zh-CN"/>
+        </w:rPr>
+      </w:pPr>
+      <w:r>
+        <w:rPr>
+          <w:sz w:val="24"/>
+          <w:szCs w:val="24"/>
+          <w:shd w:val="pct15" w:color="auto" w:fill="FFFFFF"/>
+          <w:lang w:eastAsia="zh-CN"/>
+        </w:rPr>
+        <w:t xml:space="preserve">　　尔时世尊。知四人念。即便重为广说四谛。于时四人。于诸法中。亦离尘垢。得法眼净。时彼五人。见道迹已。顶礼佛足。而白佛言。世尊我等五人。已见道迹。已证道迹。我等今者欲于佛法出家修道。唯愿世尊。慈愍听许。于时世尊。唤彼五人。善来比丘。须发自落。袈裟著身。即成沙门。尔时世尊。问彼五人。汝等比丘。知色受想行识为是常为无常耶。为是苦为非苦耶。为是空为非空耶。为有我为无我耶。时五比丘。闻佛说是五阴法已。漏尽意解。成阿罗汉果。即便答言。世尊色受想行识。实是无常苦空无我。于是世间。始有六阿罗汉。佛阿罗汉。是为佛宝。四谛法轮。是为法宝。五阿罗汉。是为僧宝。如是世间三宝具足。为诸天人。第一福田。</w:t>
+      </w:r>
+    </w:p>
+    <w:p>
+      <w:pPr>
+        <w:spacing w:after="0" w:line="240" w:lineRule="auto"/>
+        <w:jc w:val="both"/>
+        <w:rPr>
+          <w:sz w:val="24"/>
+          <w:szCs w:val="24"/>
+          <w:shd w:val="pct15" w:color="auto" w:fill="FFFFFF"/>
+          <w:lang w:eastAsia="zh-CN"/>
+        </w:rPr>
+      </w:pPr>
+    </w:p>
+    <w:p>
+      <w:pPr>
+        <w:spacing w:after="0" w:line="240" w:lineRule="auto"/>
+        <w:jc w:val="both"/>
+        <w:rPr>
+          <w:sz w:val="24"/>
+          <w:szCs w:val="24"/>
+          <w:shd w:val="pct15" w:color="auto" w:fill="FFFFFF"/>
+          <w:lang w:eastAsia="zh-CN"/>
+        </w:rPr>
+      </w:pPr>
+      <w:r>
+        <w:rPr>
+          <w:sz w:val="24"/>
+          <w:szCs w:val="24"/>
+          <w:shd w:val="pct15" w:color="auto" w:fill="FFFFFF"/>
+          <w:lang w:eastAsia="zh-CN"/>
+        </w:rPr>
+        <w:t xml:space="preserve">　　　　过去现在因果经卷第三</w:t>
+      </w:r>
+    </w:p>
+    <w:p>
+      <w:pPr>
+        <w:spacing w:after="0" w:line="240" w:lineRule="auto"/>
+        <w:jc w:val="both"/>
+        <w:rPr>
+          <w:sz w:val="24"/>
+          <w:szCs w:val="24"/>
+          <w:shd w:val="pct15" w:color="auto" w:fill="FFFFFF"/>
+          <w:lang w:eastAsia="zh-CN"/>
+        </w:rPr>
+      </w:pPr>
+    </w:p>
+    <w:p>
+      <w:pPr>
+        <w:spacing w:after="0" w:line="240" w:lineRule="auto"/>
+        <w:jc w:val="both"/>
+        <w:rPr>
+          <w:sz w:val="24"/>
+          <w:szCs w:val="24"/>
+          <w:shd w:val="pct15" w:color="auto" w:fill="FFFFFF"/>
+          <w:lang w:eastAsia="zh-CN"/>
+        </w:rPr>
+      </w:pPr>
+    </w:p>
+    <w:p>
+      <w:pPr>
+        <w:spacing w:after="0" w:line="240" w:lineRule="auto"/>
+        <w:jc w:val="both"/>
+        <w:rPr>
+          <w:sz w:val="24"/>
+          <w:szCs w:val="24"/>
+          <w:shd w:val="pct15" w:color="auto" w:fill="FFFFFF"/>
+          <w:lang w:eastAsia="zh-CN"/>
+        </w:rPr>
+      </w:pPr>
+    </w:p>
+    <w:p>
+      <w:pPr>
+        <w:spacing w:after="0" w:line="240" w:lineRule="auto"/>
+        <w:jc w:val="both"/>
+        <w:rPr>
+          <w:sz w:val="24"/>
+          <w:szCs w:val="24"/>
+          <w:shd w:val="pct15" w:color="auto" w:fill="FFFFFF"/>
+          <w:lang w:eastAsia="zh-CN"/>
+        </w:rPr>
+      </w:pPr>
+      <w:r>
+        <w:rPr>
+          <w:sz w:val="24"/>
+          <w:szCs w:val="24"/>
+          <w:shd w:val="pct15" w:color="auto" w:fill="FFFFFF"/>
+          <w:lang w:eastAsia="zh-CN"/>
+        </w:rPr>
+        <w:t xml:space="preserve">　　　　过去现在因果经卷第四</w:t>
+      </w:r>
+    </w:p>
+    <w:p>
+      <w:pPr>
+        <w:spacing w:after="0" w:line="240" w:lineRule="auto"/>
+        <w:jc w:val="both"/>
+        <w:rPr>
+          <w:sz w:val="24"/>
+          <w:szCs w:val="24"/>
+          <w:shd w:val="pct15" w:color="auto" w:fill="FFFFFF"/>
+          <w:lang w:eastAsia="zh-CN"/>
+        </w:rPr>
+      </w:pPr>
+    </w:p>
+    <w:p>
+      <w:pPr>
+        <w:spacing w:after="0" w:line="240" w:lineRule="auto"/>
+        <w:jc w:val="both"/>
+        <w:rPr>
+          <w:sz w:val="24"/>
+          <w:szCs w:val="24"/>
+          <w:shd w:val="pct15" w:color="auto" w:fill="FFFFFF"/>
+          <w:lang w:eastAsia="zh-CN"/>
+        </w:rPr>
+      </w:pPr>
+      <w:r>
+        <w:rPr>
+          <w:sz w:val="24"/>
+          <w:szCs w:val="24"/>
+          <w:shd w:val="pct15" w:color="auto" w:fill="FFFFFF"/>
+          <w:lang w:eastAsia="zh-CN"/>
+        </w:rPr>
+        <w:t xml:space="preserve">　　　　宋天竺三藏求那跋陀罗译</w:t>
+      </w:r>
+    </w:p>
+    <w:p>
+      <w:pPr>
+        <w:spacing w:after="0" w:line="240" w:lineRule="auto"/>
+        <w:jc w:val="both"/>
+        <w:rPr>
+          <w:sz w:val="24"/>
+          <w:szCs w:val="24"/>
+          <w:shd w:val="pct15" w:color="auto" w:fill="FFFFFF"/>
+          <w:lang w:eastAsia="zh-CN"/>
+        </w:rPr>
+      </w:pPr>
+      <w:r>
+        <w:rPr>
+          <w:sz w:val="24"/>
+          <w:szCs w:val="24"/>
+          <w:shd w:val="pct15" w:color="auto" w:fill="FFFFFF"/>
+          <w:lang w:eastAsia="zh-CN"/>
+        </w:rPr>
+        <w:t xml:space="preserve">　　尔时有长者子。名曰耶舍。聪明利根。极大巨富。阎浮提中。最为第一。服天冠璎珞。著无价宝屐。其于中夜。与诸妓女。相娱乐已。各还寝息。忽从眠觉。见</w:t>
+      </w:r>
       <w:r>
         <w:rPr>
           <w:sz w:val="24"/>
@@ -21649,380 +22864,209 @@
           <w:lang w:eastAsia="zh-CN"/>
         </w:rPr>
         <w:lastRenderedPageBreak/>
-        <w:t xml:space="preserve">　　尔时世尊以偈答曰。</w:t>
-      </w:r>
-    </w:p>
-    <w:p>
-      <w:pPr>
-        <w:spacing w:after="0" w:line="240" w:lineRule="auto"/>
-        <w:jc w:val="both"/>
-        <w:rPr>
-          <w:sz w:val="24"/>
-          <w:szCs w:val="24"/>
-          <w:shd w:val="pct15" w:color="auto" w:fill="FFFFFF"/>
-          <w:lang w:eastAsia="zh-CN"/>
-        </w:rPr>
-      </w:pPr>
-      <w:r>
-        <w:rPr>
-          <w:sz w:val="24"/>
-          <w:szCs w:val="24"/>
-          <w:shd w:val="pct15" w:color="auto" w:fill="FFFFFF"/>
-          <w:lang w:eastAsia="zh-CN"/>
-        </w:rPr>
-        <w:t xml:space="preserve">　　我今已超出　　一切众生表</w:t>
-      </w:r>
-    </w:p>
-    <w:p>
-      <w:pPr>
-        <w:spacing w:after="0" w:line="240" w:lineRule="auto"/>
-        <w:jc w:val="both"/>
-        <w:rPr>
-          <w:sz w:val="24"/>
-          <w:szCs w:val="24"/>
-          <w:shd w:val="pct15" w:color="auto" w:fill="FFFFFF"/>
-          <w:lang w:eastAsia="zh-CN"/>
-        </w:rPr>
-      </w:pPr>
-      <w:r>
-        <w:rPr>
-          <w:sz w:val="24"/>
-          <w:szCs w:val="24"/>
-          <w:shd w:val="pct15" w:color="auto" w:fill="FFFFFF"/>
-          <w:lang w:eastAsia="zh-CN"/>
-        </w:rPr>
-        <w:t xml:space="preserve">　　微妙深远法　　我今已具知</w:t>
-      </w:r>
-    </w:p>
-    <w:p>
-      <w:pPr>
-        <w:spacing w:after="0" w:line="240" w:lineRule="auto"/>
-        <w:jc w:val="both"/>
-        <w:rPr>
-          <w:sz w:val="24"/>
-          <w:szCs w:val="24"/>
-          <w:shd w:val="pct15" w:color="auto" w:fill="FFFFFF"/>
-          <w:lang w:eastAsia="zh-CN"/>
-        </w:rPr>
-      </w:pPr>
-      <w:r>
-        <w:rPr>
-          <w:sz w:val="24"/>
-          <w:szCs w:val="24"/>
-          <w:shd w:val="pct15" w:color="auto" w:fill="FFFFFF"/>
-          <w:lang w:eastAsia="zh-CN"/>
-        </w:rPr>
-        <w:t xml:space="preserve">　　三毒五欲境　　永断无余习</w:t>
-      </w:r>
-    </w:p>
-    <w:p>
-      <w:pPr>
-        <w:spacing w:after="0" w:line="240" w:lineRule="auto"/>
-        <w:jc w:val="both"/>
-        <w:rPr>
-          <w:sz w:val="24"/>
-          <w:szCs w:val="24"/>
-          <w:shd w:val="pct15" w:color="auto" w:fill="FFFFFF"/>
-          <w:lang w:eastAsia="zh-CN"/>
-        </w:rPr>
-      </w:pPr>
-      <w:r>
-        <w:rPr>
-          <w:sz w:val="24"/>
-          <w:szCs w:val="24"/>
-          <w:shd w:val="pct15" w:color="auto" w:fill="FFFFFF"/>
-          <w:lang w:eastAsia="zh-CN"/>
-        </w:rPr>
-        <w:t xml:space="preserve">　　如莲花在水　　不染浊水泥</w:t>
-      </w:r>
-    </w:p>
-    <w:p>
-      <w:pPr>
-        <w:spacing w:after="0" w:line="240" w:lineRule="auto"/>
-        <w:jc w:val="both"/>
-        <w:rPr>
-          <w:sz w:val="24"/>
-          <w:szCs w:val="24"/>
-          <w:shd w:val="pct15" w:color="auto" w:fill="FFFFFF"/>
-          <w:lang w:eastAsia="zh-CN"/>
-        </w:rPr>
-      </w:pPr>
-      <w:r>
-        <w:rPr>
-          <w:sz w:val="24"/>
-          <w:szCs w:val="24"/>
-          <w:shd w:val="pct15" w:color="auto" w:fill="FFFFFF"/>
-          <w:lang w:eastAsia="zh-CN"/>
-        </w:rPr>
-        <w:t xml:space="preserve">　　自悟八正道　　无师无等侣</w:t>
-      </w:r>
-    </w:p>
-    <w:p>
-      <w:pPr>
-        <w:spacing w:after="0" w:line="240" w:lineRule="auto"/>
-        <w:jc w:val="both"/>
-        <w:rPr>
-          <w:sz w:val="24"/>
-          <w:szCs w:val="24"/>
-          <w:shd w:val="pct15" w:color="auto" w:fill="FFFFFF"/>
-          <w:lang w:eastAsia="zh-CN"/>
-        </w:rPr>
-      </w:pPr>
-      <w:r>
-        <w:rPr>
-          <w:sz w:val="24"/>
-          <w:szCs w:val="24"/>
-          <w:shd w:val="pct15" w:color="auto" w:fill="FFFFFF"/>
-          <w:lang w:eastAsia="zh-CN"/>
-        </w:rPr>
-        <w:t xml:space="preserve">　　以清净智慧　　降伏大力魔</w:t>
-      </w:r>
-    </w:p>
-    <w:p>
-      <w:pPr>
-        <w:spacing w:after="0" w:line="240" w:lineRule="auto"/>
-        <w:jc w:val="both"/>
-        <w:rPr>
-          <w:sz w:val="24"/>
-          <w:szCs w:val="24"/>
-          <w:shd w:val="pct15" w:color="auto" w:fill="FFFFFF"/>
-          <w:lang w:eastAsia="zh-CN"/>
-        </w:rPr>
-      </w:pPr>
-      <w:r>
-        <w:rPr>
-          <w:sz w:val="24"/>
-          <w:szCs w:val="24"/>
-          <w:shd w:val="pct15" w:color="auto" w:fill="FFFFFF"/>
-          <w:lang w:eastAsia="zh-CN"/>
-        </w:rPr>
-        <w:t xml:space="preserve">　　今得成正觉　　堪为天人师</w:t>
-      </w:r>
-    </w:p>
-    <w:p>
-      <w:pPr>
-        <w:spacing w:after="0" w:line="240" w:lineRule="auto"/>
-        <w:jc w:val="both"/>
-        <w:rPr>
-          <w:sz w:val="24"/>
-          <w:szCs w:val="24"/>
-          <w:shd w:val="pct15" w:color="auto" w:fill="FFFFFF"/>
-          <w:lang w:eastAsia="zh-CN"/>
-        </w:rPr>
-      </w:pPr>
-      <w:r>
-        <w:rPr>
-          <w:sz w:val="24"/>
-          <w:szCs w:val="24"/>
-          <w:shd w:val="pct15" w:color="auto" w:fill="FFFFFF"/>
-          <w:lang w:eastAsia="zh-CN"/>
-        </w:rPr>
-        <w:t xml:space="preserve">　　身口意满足　　故号为牟尼</w:t>
-      </w:r>
-    </w:p>
-    <w:p>
-      <w:pPr>
-        <w:spacing w:after="0" w:line="240" w:lineRule="auto"/>
-        <w:jc w:val="both"/>
-        <w:rPr>
-          <w:sz w:val="24"/>
-          <w:szCs w:val="24"/>
-          <w:shd w:val="pct15" w:color="auto" w:fill="FFFFFF"/>
-          <w:lang w:eastAsia="zh-CN"/>
-        </w:rPr>
-      </w:pPr>
-      <w:r>
-        <w:rPr>
-          <w:sz w:val="24"/>
-          <w:szCs w:val="24"/>
-          <w:shd w:val="pct15" w:color="auto" w:fill="FFFFFF"/>
-          <w:lang w:eastAsia="zh-CN"/>
-        </w:rPr>
-        <w:t xml:space="preserve">　　欲趣波罗奈　　转甘露法轮</w:t>
-      </w:r>
-    </w:p>
-    <w:p>
-      <w:pPr>
-        <w:spacing w:after="0" w:line="240" w:lineRule="auto"/>
-        <w:jc w:val="both"/>
-        <w:rPr>
-          <w:sz w:val="24"/>
-          <w:szCs w:val="24"/>
-          <w:shd w:val="pct15" w:color="auto" w:fill="FFFFFF"/>
-          <w:lang w:eastAsia="zh-CN"/>
-        </w:rPr>
-      </w:pPr>
-      <w:r>
-        <w:rPr>
-          <w:sz w:val="24"/>
-          <w:szCs w:val="24"/>
-          <w:shd w:val="pct15" w:color="auto" w:fill="FFFFFF"/>
-          <w:lang w:eastAsia="zh-CN"/>
-        </w:rPr>
-        <w:t xml:space="preserve">　　是天人魔梵　　所可不能转</w:t>
-      </w:r>
-    </w:p>
-    <w:p>
-      <w:pPr>
-        <w:spacing w:after="0" w:line="240" w:lineRule="auto"/>
-        <w:jc w:val="both"/>
-        <w:rPr>
-          <w:sz w:val="24"/>
-          <w:szCs w:val="24"/>
-          <w:shd w:val="pct15" w:color="auto" w:fill="FFFFFF"/>
-          <w:lang w:eastAsia="zh-CN"/>
-        </w:rPr>
-      </w:pPr>
-    </w:p>
-    <w:p>
-      <w:pPr>
-        <w:spacing w:after="0" w:line="240" w:lineRule="auto"/>
-        <w:jc w:val="both"/>
-        <w:rPr>
-          <w:sz w:val="24"/>
-          <w:szCs w:val="24"/>
-          <w:shd w:val="pct15" w:color="auto" w:fill="FFFFFF"/>
-          <w:lang w:eastAsia="zh-CN"/>
-        </w:rPr>
-      </w:pPr>
-      <w:r>
-        <w:rPr>
-          <w:sz w:val="24"/>
-          <w:szCs w:val="24"/>
-          <w:shd w:val="pct15" w:color="auto" w:fill="FFFFFF"/>
-          <w:lang w:eastAsia="zh-CN"/>
-        </w:rPr>
-        <w:t xml:space="preserve">　　尔时优波伽。闻此偈言。心生欢喜。叹未曾有。合掌恭敬。围绕而去。回顾瞻瞩。不见乃止。</w:t>
-      </w:r>
-    </w:p>
-    <w:p>
-      <w:pPr>
-        <w:spacing w:after="0" w:line="240" w:lineRule="auto"/>
-        <w:jc w:val="both"/>
-        <w:rPr>
-          <w:sz w:val="24"/>
-          <w:szCs w:val="24"/>
-          <w:shd w:val="pct15" w:color="auto" w:fill="FFFFFF"/>
-          <w:lang w:eastAsia="zh-CN"/>
-        </w:rPr>
-      </w:pPr>
-      <w:r>
-        <w:rPr>
-          <w:sz w:val="24"/>
-          <w:szCs w:val="24"/>
-          <w:shd w:val="pct15" w:color="auto" w:fill="FFFFFF"/>
-          <w:lang w:eastAsia="zh-CN"/>
-        </w:rPr>
-        <w:t xml:space="preserve">　　尔时世尊即复前行。次到阿阇婆罗水侧。日暮止宿。而便入定。当于尔时。七日风雨。时彼水中。有大龙王。名目真邻陀。见佛入定。即以其身围绕七匝满七日已。时彼龙王。化为人形。头面礼足。而白佛言。世尊在此。七日之中。不至乃甚。患风雨耶。尔时世尊以偈答曰。</w:t>
-      </w:r>
-    </w:p>
-    <w:p>
-      <w:pPr>
-        <w:spacing w:after="0" w:line="240" w:lineRule="auto"/>
-        <w:jc w:val="both"/>
-        <w:rPr>
-          <w:sz w:val="24"/>
-          <w:szCs w:val="24"/>
-          <w:shd w:val="pct15" w:color="auto" w:fill="FFFFFF"/>
-          <w:lang w:eastAsia="zh-CN"/>
-        </w:rPr>
-      </w:pPr>
-      <w:r>
-        <w:rPr>
-          <w:sz w:val="24"/>
-          <w:szCs w:val="24"/>
-          <w:shd w:val="pct15" w:color="auto" w:fill="FFFFFF"/>
-          <w:lang w:eastAsia="zh-CN"/>
-        </w:rPr>
-        <w:t xml:space="preserve">　　诸天及世人　　所欢于五欲</w:t>
-      </w:r>
-    </w:p>
-    <w:p>
-      <w:pPr>
-        <w:spacing w:after="0" w:line="240" w:lineRule="auto"/>
-        <w:jc w:val="both"/>
-        <w:rPr>
-          <w:sz w:val="24"/>
-          <w:szCs w:val="24"/>
-          <w:shd w:val="pct15" w:color="auto" w:fill="FFFFFF"/>
-          <w:lang w:eastAsia="zh-CN"/>
-        </w:rPr>
-      </w:pPr>
-      <w:r>
-        <w:rPr>
-          <w:sz w:val="24"/>
-          <w:szCs w:val="24"/>
-          <w:shd w:val="pct15" w:color="auto" w:fill="FFFFFF"/>
-          <w:lang w:eastAsia="zh-CN"/>
-        </w:rPr>
-        <w:t xml:space="preserve">　　比我禅定乐　　不可为譬喻</w:t>
-      </w:r>
-    </w:p>
-    <w:p>
-      <w:pPr>
-        <w:spacing w:after="0" w:line="240" w:lineRule="auto"/>
-        <w:jc w:val="both"/>
-        <w:rPr>
-          <w:sz w:val="24"/>
-          <w:szCs w:val="24"/>
-          <w:shd w:val="pct15" w:color="auto" w:fill="FFFFFF"/>
-          <w:lang w:eastAsia="zh-CN"/>
-        </w:rPr>
-      </w:pPr>
-    </w:p>
-    <w:p>
-      <w:pPr>
-        <w:spacing w:after="0" w:line="240" w:lineRule="auto"/>
-        <w:jc w:val="both"/>
-        <w:rPr>
-          <w:sz w:val="24"/>
-          <w:szCs w:val="24"/>
-          <w:shd w:val="pct15" w:color="auto" w:fill="FFFFFF"/>
-          <w:lang w:eastAsia="zh-CN"/>
-        </w:rPr>
-      </w:pPr>
-      <w:r>
-        <w:rPr>
-          <w:sz w:val="24"/>
-          <w:szCs w:val="24"/>
-          <w:shd w:val="pct15" w:color="auto" w:fill="FFFFFF"/>
-          <w:lang w:eastAsia="zh-CN"/>
-        </w:rPr>
-        <w:t xml:space="preserve">　　时彼龙王。闻佛此偈。欢喜踊跃。头面礼足。还归所止。</w:t>
-      </w:r>
-    </w:p>
-    <w:p>
-      <w:pPr>
-        <w:spacing w:after="0" w:line="240" w:lineRule="auto"/>
-        <w:jc w:val="both"/>
-        <w:rPr>
-          <w:sz w:val="24"/>
-          <w:szCs w:val="24"/>
-          <w:shd w:val="pct15" w:color="auto" w:fill="FFFFFF"/>
-          <w:lang w:eastAsia="zh-CN"/>
-        </w:rPr>
-      </w:pPr>
-      <w:r>
-        <w:rPr>
-          <w:sz w:val="24"/>
-          <w:szCs w:val="24"/>
-          <w:shd w:val="pct15" w:color="auto" w:fill="FFFFFF"/>
-          <w:lang w:eastAsia="zh-CN"/>
-        </w:rPr>
-        <w:t xml:space="preserve">　　尔时世尊。即复前行。往婆罗奈国。至憍陈如摩诃那摩跋波阿舍婆阇跋陀罗阇所止住处。时彼五人。遥见佛来。共相谓言。沙门瞿昙。弃舍苦行。而还退受饭食之乐。无复道心。今既来此。我等不须起迎之也。亦勿作礼敬。问所须为敷坐处。若欲坐者。自随其意。作此语竟。而各默然。尔时世尊。来既至已。五人不觉。各从坐起。礼拜奉迎。互为执事。或复有为持衣钵者。或有取水供盥漱者。或复有为澡洗脚者。各违本誓。犹故称佛。以为瞿昙。尔时世尊。语憍陈如言。汝等共约见我不起。今者何故。违先所誓。而即惊起。为我执事。时彼五人。闻佛此语。深生惭愧。即前白言。瞿昙行道。得无疲惓。尔时世尊。语五人言。汝等云何。于无上尊。而以高情。称唤姓耶。我心如空。于诸毁誉。无所分别。但汝憍慢。自招恶报。譬如有子。称父母名。于世仪中。犹尚不可。况我今是一切父母。时彼五人。又闻此语。倍生惭愧。而白佛言。我等愚痴。无有慧识。不知今者已成正觉。所以者何。往见如来日食麻米苦行六年。而今还受饮食之乐。我以是故。谓不得道。尔时世尊。语憍陈如言。汝等莫以小智轻量我道成与不成。何以故。形在苦者。心则恼乱。身在乐者。情则乐著。是以苦乐。两非道因。譬如钻火。浇之以水。则必无有破暗之照。钻智慧火。亦复如是。有苦乐水。慧光不生。以不生故。不能灭于生死黑障。今者若能弃舍苦乐。行于中道。心则寂定。堪能修彼八正圣道。离于生老病死之患。我已随顺中道之行。得成阿耨多罗三藐三菩提。时彼五人。既闻如来如此之言。心大欢喜。踊跃无量。瞻仰尊颜。目不暂舍。</w:t>
-      </w:r>
-    </w:p>
-    <w:p>
-      <w:pPr>
-        <w:spacing w:after="0" w:line="240" w:lineRule="auto"/>
-        <w:jc w:val="both"/>
-        <w:rPr>
-          <w:sz w:val="24"/>
-          <w:szCs w:val="24"/>
-          <w:shd w:val="pct15" w:color="auto" w:fill="FFFFFF"/>
-          <w:lang w:eastAsia="zh-CN"/>
-        </w:rPr>
-      </w:pPr>
+        <w:t>诸妓女。或有伏卧。或有仰眠。头发蓬乱。涎唾流出。乐器服玩。颠倒纵横。既见是已。生厌离心。而自念言。我今在此灾怪之内。于不净中。妄生净想。作是念时。以天力故。空中光明。门自然开。寻光而去。趣鹿野苑。路由恒河。高声唱言。苦哉怪哉。佛言耶舍。汝便可来。我此今有离苦之法。耶舍闻已。所著宝屐。价直阎浮提。即便脱之。渡于恒河。往诣佛所。见三十二相。八十种好。颜容挺特。威德具足。心大欢喜。踊跃无量。五体投地。顶礼佛足。唯愿世尊。救济于我。佛言。善哉善男子。谛听善思念之。如来即便随顺其根。而为说法。耶舍。色受想行识。无常苦空无我。汝知之不。是时耶舍。闻说此语。即于诸法。远尘离垢。得法眼净。于是如来。重说四谛。漏尽意解。心得自在。成阿罗汉果。即答佛言。世尊。色受想行识。实是无常苦空无我。尔时如来。犹见耶舍。著严身具。即说偈言。</w:t>
+      </w:r>
+    </w:p>
+    <w:p>
+      <w:pPr>
+        <w:spacing w:after="0" w:line="240" w:lineRule="auto"/>
+        <w:jc w:val="both"/>
+        <w:rPr>
+          <w:sz w:val="24"/>
+          <w:szCs w:val="24"/>
+          <w:shd w:val="pct15" w:color="auto" w:fill="FFFFFF"/>
+          <w:lang w:eastAsia="zh-CN"/>
+        </w:rPr>
+      </w:pPr>
+      <w:r>
+        <w:rPr>
+          <w:sz w:val="24"/>
+          <w:szCs w:val="24"/>
+          <w:shd w:val="pct15" w:color="auto" w:fill="FFFFFF"/>
+          <w:lang w:eastAsia="zh-CN"/>
+        </w:rPr>
+        <w:t xml:space="preserve">　　虽复处居家　　服宝严身具</w:t>
+      </w:r>
+    </w:p>
+    <w:p>
+      <w:pPr>
+        <w:spacing w:after="0" w:line="240" w:lineRule="auto"/>
+        <w:jc w:val="both"/>
+        <w:rPr>
+          <w:sz w:val="24"/>
+          <w:szCs w:val="24"/>
+          <w:shd w:val="pct15" w:color="auto" w:fill="FFFFFF"/>
+          <w:lang w:eastAsia="zh-CN"/>
+        </w:rPr>
+      </w:pPr>
+      <w:r>
+        <w:rPr>
+          <w:sz w:val="24"/>
+          <w:szCs w:val="24"/>
+          <w:shd w:val="pct15" w:color="auto" w:fill="FFFFFF"/>
+          <w:lang w:eastAsia="zh-CN"/>
+        </w:rPr>
+        <w:t xml:space="preserve">　　善摄诸情根　　厌离于五欲</w:t>
+      </w:r>
+    </w:p>
+    <w:p>
+      <w:pPr>
+        <w:spacing w:after="0" w:line="240" w:lineRule="auto"/>
+        <w:jc w:val="both"/>
+        <w:rPr>
+          <w:sz w:val="24"/>
+          <w:szCs w:val="24"/>
+          <w:shd w:val="pct15" w:color="auto" w:fill="FFFFFF"/>
+          <w:lang w:eastAsia="zh-CN"/>
+        </w:rPr>
+      </w:pPr>
+      <w:r>
+        <w:rPr>
+          <w:sz w:val="24"/>
+          <w:szCs w:val="24"/>
+          <w:shd w:val="pct15" w:color="auto" w:fill="FFFFFF"/>
+          <w:lang w:eastAsia="zh-CN"/>
+        </w:rPr>
+        <w:t xml:space="preserve">　　若能如此者　　是为真出家</w:t>
+      </w:r>
+    </w:p>
+    <w:p>
+      <w:pPr>
+        <w:spacing w:after="0" w:line="240" w:lineRule="auto"/>
+        <w:jc w:val="both"/>
+        <w:rPr>
+          <w:sz w:val="24"/>
+          <w:szCs w:val="24"/>
+          <w:shd w:val="pct15" w:color="auto" w:fill="FFFFFF"/>
+          <w:lang w:eastAsia="zh-CN"/>
+        </w:rPr>
+      </w:pPr>
+      <w:r>
+        <w:rPr>
+          <w:sz w:val="24"/>
+          <w:szCs w:val="24"/>
+          <w:shd w:val="pct15" w:color="auto" w:fill="FFFFFF"/>
+          <w:lang w:eastAsia="zh-CN"/>
+        </w:rPr>
+        <w:t xml:space="preserve">　　虽身在旷野　　服食于粗涩</w:t>
+      </w:r>
+    </w:p>
+    <w:p>
+      <w:pPr>
+        <w:spacing w:after="0" w:line="240" w:lineRule="auto"/>
+        <w:jc w:val="both"/>
+        <w:rPr>
+          <w:sz w:val="24"/>
+          <w:szCs w:val="24"/>
+          <w:shd w:val="pct15" w:color="auto" w:fill="FFFFFF"/>
+          <w:lang w:eastAsia="zh-CN"/>
+        </w:rPr>
+      </w:pPr>
+      <w:r>
+        <w:rPr>
+          <w:sz w:val="24"/>
+          <w:szCs w:val="24"/>
+          <w:shd w:val="pct15" w:color="auto" w:fill="FFFFFF"/>
+          <w:lang w:eastAsia="zh-CN"/>
+        </w:rPr>
+        <w:t xml:space="preserve">　　意犹贪五欲　　是为非出家</w:t>
+      </w:r>
+    </w:p>
+    <w:p>
+      <w:pPr>
+        <w:spacing w:after="0" w:line="240" w:lineRule="auto"/>
+        <w:jc w:val="both"/>
+        <w:rPr>
+          <w:sz w:val="24"/>
+          <w:szCs w:val="24"/>
+          <w:shd w:val="pct15" w:color="auto" w:fill="FFFFFF"/>
+          <w:lang w:eastAsia="zh-CN"/>
+        </w:rPr>
+      </w:pPr>
+      <w:r>
+        <w:rPr>
+          <w:sz w:val="24"/>
+          <w:szCs w:val="24"/>
+          <w:shd w:val="pct15" w:color="auto" w:fill="FFFFFF"/>
+          <w:lang w:eastAsia="zh-CN"/>
+        </w:rPr>
+        <w:t xml:space="preserve">　　一切造善恶　　皆从心想生</w:t>
+      </w:r>
+    </w:p>
+    <w:p>
+      <w:pPr>
+        <w:spacing w:after="0" w:line="240" w:lineRule="auto"/>
+        <w:jc w:val="both"/>
+        <w:rPr>
+          <w:sz w:val="24"/>
+          <w:szCs w:val="24"/>
+          <w:shd w:val="pct15" w:color="auto" w:fill="FFFFFF"/>
+          <w:lang w:eastAsia="zh-CN"/>
+        </w:rPr>
+      </w:pPr>
+      <w:r>
+        <w:rPr>
+          <w:sz w:val="24"/>
+          <w:szCs w:val="24"/>
+          <w:shd w:val="pct15" w:color="auto" w:fill="FFFFFF"/>
+          <w:lang w:eastAsia="zh-CN"/>
+        </w:rPr>
+        <w:t xml:space="preserve">　　是故真出家　　皆以心为本</w:t>
+      </w:r>
+    </w:p>
+    <w:p>
+      <w:pPr>
+        <w:spacing w:after="0" w:line="240" w:lineRule="auto"/>
+        <w:jc w:val="both"/>
+        <w:rPr>
+          <w:sz w:val="24"/>
+          <w:szCs w:val="24"/>
+          <w:shd w:val="pct15" w:color="auto" w:fill="FFFFFF"/>
+          <w:lang w:eastAsia="zh-CN"/>
+        </w:rPr>
+      </w:pPr>
+    </w:p>
+    <w:p>
+      <w:pPr>
+        <w:spacing w:after="0" w:line="240" w:lineRule="auto"/>
+        <w:jc w:val="both"/>
+        <w:rPr>
+          <w:sz w:val="24"/>
+          <w:szCs w:val="24"/>
+          <w:shd w:val="pct15" w:color="auto" w:fill="FFFFFF"/>
+          <w:lang w:eastAsia="zh-CN"/>
+        </w:rPr>
+      </w:pPr>
+      <w:r>
+        <w:rPr>
+          <w:sz w:val="24"/>
+          <w:szCs w:val="24"/>
+          <w:shd w:val="pct15" w:color="auto" w:fill="FFFFFF"/>
+          <w:lang w:eastAsia="zh-CN"/>
+        </w:rPr>
+        <w:t xml:space="preserve">　　尔时耶舍。既闻如来说此偈已。心自念言。世尊所以说此偈者。正当以我犹著七宝。我今宜当脱如此服。即便礼佛。而白佛言。唯愿世尊。听我出家。佛言。善来比丘。须发自落。袈裟著身。即成沙门。尔时耶舍父。既至天晓。求觅耶舍。不知所在。心大懊恼。悲号涕泣。缘路推寻。到恒河侧。见其子屐。心自思惟。我子正当从此道去。即寻其迹。至于佛所。尔时世尊。知其为子故来至此。若使即得见耶舍者。必生大苦。或能命终。便以神力。隐耶舍身。其父即便前到佛所。头面礼足。退坐一面。于是如来。即随其根。而为说法。善男子。色受想行识。无常苦空无我。汝知之不。时耶舍父。闻说此言。即于诸法。远尘离垢。得法眼净。而答佛言。世尊。色受想行识。实是无常苦空无我。尔时如来。既已知其见于道迹。恩爱渐薄。而问之言。汝何因缘。而来至此。其即答言。我有一子。名曰耶舍。昨夜之中。忽失所在。今旦推求。见其宝屐在恒河侧。追寻足迹。故来至此。尔时世尊。摄其神力。其父即便得见耶舍。心大欢喜。语耶舍言。善哉善哉。汝为此事真实快也。既能自度。又能度他。汝今在此故。令我来得见道迹。即于佛前。受三自归。于是阎浮提中。唯此长者。为优婆塞。最初获得供养三宝。</w:t>
+      </w:r>
+    </w:p>
+    <w:p>
+      <w:pPr>
+        <w:spacing w:after="0" w:line="240" w:lineRule="auto"/>
+        <w:jc w:val="both"/>
+        <w:rPr>
+          <w:sz w:val="24"/>
+          <w:szCs w:val="24"/>
+          <w:shd w:val="pct15" w:color="auto" w:fill="FFFFFF"/>
+          <w:lang w:eastAsia="zh-CN"/>
+        </w:rPr>
+      </w:pPr>
+      <w:r>
+        <w:rPr>
+          <w:sz w:val="24"/>
+          <w:szCs w:val="24"/>
+          <w:shd w:val="pct15" w:color="auto" w:fill="FFFFFF"/>
+          <w:lang w:eastAsia="zh-CN"/>
+        </w:rPr>
+        <w:t xml:space="preserve">　　尔时又有耶舍朋类五十长者子。闻佛出世。又闻耶舍于佛法中出家修道。各自念言。世间今者有无上尊。长者子耶舍。聪慧辩了。才艺兼人。乃能舍其豪族。弃五欲乐。毁形守志。而为沙门。我等今者复何顾恋不出家耶。作是念已。共诣佛所。未至之间。遥见如来。相好殊特。光明赫奕。心大欢喜。举体清凉。敬情转至。即前佛所。合掌围绕。头面礼足。诸长者子。宿殖德本。聪达易悟。如来即便随其所应。而为说法。善男子。色受想行识。无常苦空无我。汝知之不。说此语已。时诸长者子。于诸法中。远尘离垢。得法眼净。即答佛言。世尊。色受想行识。实是无常苦空无我。唯愿世尊。听我出家。佛言善来比丘。须发自落袈裟著身。即成沙门。尔时世尊。又为广说四谛。时五十比丘。漏尽意解。得阿罗汉果。尔时始有五十六</w:t>
+      </w:r>
       <w:r>
         <w:rPr>
           <w:sz w:val="24"/>
@@ -22031,172 +23075,49 @@
           <w:lang w:eastAsia="zh-CN"/>
         </w:rPr>
         <w:lastRenderedPageBreak/>
-        <w:t xml:space="preserve">　　尔时世尊。观五人根堪任受道。而语之言。憍陈如汝等当知五盛阴苦。生苦。老苦。病苦。死苦。爱别离苦。怨憎会苦。所求不得苦。失荣乐苦。憍陈如。有形无形。无足一足。二足四足多足。一切众生。无不悉有如此苦者。譬如以灰覆于火上。若遇干草。还复烧燃。如是诸苦。由我为本。若有众生。起微我想。还复更受如此之苦。贪欲嗔恚。及以愚痴。皆悉缘我根本而生。又此三毒。是诸苦因。犹如种子能生于芽。众生以是轮回三有。若灭我想及贪嗔痴。诸苦亦皆从此而断。莫不悉由彼八正道。如人以水浇于盛火。一切众生不知诸苦之根本者。皆悉轮回。在于生死。憍陈如。苦应知。习当断。灭应证。道当修。憍陈如。我以知苦。以断习。以证灭。以修道故。得阿耨多罗三藐三菩提。是故汝今应当知苦断习证灭修道。若人不知四圣谛者。当知是人不得解脱四圣谛者。是真是实。苦实是苦。习实是习。灭实是灭。道实是道。憍陈如。汝等解未。憍陈如言。解已世尊。知已世尊。以于四谛得解知故。故名阿若憍陈如。当佛三转四谛十二行法轮时。阿若憍陈如。于诸法中。远尘离垢。得法眼净。时虚空中。八万那由他诸天。亦离尘垢。得法眼净。尔时地神。见于如来。在其境界。而转法轮。心大欢喜。高声唱言。如来于此。转妙法轮。虚空天神。既闻此言。又生踊跃。展转唱声。乃至阿迦腻吒天。诸天闻已。欣悦无量。高声唱言。如来今日于婆罗奈国鹿野苑中仙人住处。转大法轮。一切世间。天人魔梵。沙门婆罗门。所不能转。尔时大地。十八相动。天龙八部。于虚空中。作众伎乐天鼓自鸣。烧众名香。散诸妙花。宝幢幡盖。歌呗赞叹。世界之中。自然大明。阿若憍陈如。于弟子中。以始悟故。为第一弟子。时彼摩诃那摩等四人。闻佛转法轮已。阿若憍陈如。独悟道迹。心自念言。世尊若更为我说法。我等亦当复悟道迹。作此念已。瞻仰尊颜。目不暂舍。</w:t>
-      </w:r>
-    </w:p>
-    <w:p>
-      <w:pPr>
-        <w:spacing w:after="0" w:line="240" w:lineRule="auto"/>
-        <w:jc w:val="both"/>
-        <w:rPr>
-          <w:sz w:val="24"/>
-          <w:szCs w:val="24"/>
-          <w:shd w:val="pct15" w:color="auto" w:fill="FFFFFF"/>
-          <w:lang w:eastAsia="zh-CN"/>
-        </w:rPr>
-      </w:pPr>
-      <w:r>
-        <w:rPr>
-          <w:sz w:val="24"/>
-          <w:szCs w:val="24"/>
-          <w:shd w:val="pct15" w:color="auto" w:fill="FFFFFF"/>
-          <w:lang w:eastAsia="zh-CN"/>
-        </w:rPr>
-        <w:t xml:space="preserve">　　尔时世尊。知四人念。即便重为广说四谛。于时四人。于诸法中。亦离尘垢。得法眼净。时彼五人。见道迹已。顶礼佛足。而白佛言。世尊我等五人。已见道迹。已证道迹。我等今者欲于佛法出家修道。唯愿世尊。慈愍听许。于时世尊。唤彼五人。善来比丘。须发自落。袈裟著身。即成沙门。尔时世尊。问彼五人。汝等比丘。知色受想行识为是常为无常耶。为是苦为非苦耶。为是空为非空耶。为有我为无我耶。时五比丘。闻佛说是五阴法已。漏尽意解。成阿罗汉果。即便答言。世尊色受想行识。实是无常苦空无我。于是世间。始有六阿罗汉。佛阿罗汉。是为佛宝。四谛法轮。是为法宝。五阿罗汉。是为僧宝。如是世间三宝具足。为诸天人。第一福田。</w:t>
-      </w:r>
-    </w:p>
-    <w:p>
-      <w:pPr>
-        <w:spacing w:after="0" w:line="240" w:lineRule="auto"/>
-        <w:jc w:val="both"/>
-        <w:rPr>
-          <w:sz w:val="24"/>
-          <w:szCs w:val="24"/>
-          <w:shd w:val="pct15" w:color="auto" w:fill="FFFFFF"/>
-          <w:lang w:eastAsia="zh-CN"/>
-        </w:rPr>
-      </w:pPr>
-    </w:p>
-    <w:p>
-      <w:pPr>
-        <w:spacing w:after="0" w:line="240" w:lineRule="auto"/>
-        <w:jc w:val="both"/>
-        <w:rPr>
-          <w:sz w:val="24"/>
-          <w:szCs w:val="24"/>
-          <w:shd w:val="pct15" w:color="auto" w:fill="FFFFFF"/>
-          <w:lang w:eastAsia="zh-CN"/>
-        </w:rPr>
-      </w:pPr>
-      <w:r>
-        <w:rPr>
-          <w:sz w:val="24"/>
-          <w:szCs w:val="24"/>
-          <w:shd w:val="pct15" w:color="auto" w:fill="FFFFFF"/>
-          <w:lang w:eastAsia="zh-CN"/>
-        </w:rPr>
-        <w:t xml:space="preserve">　　　　过去现在因果经卷第三</w:t>
-      </w:r>
-    </w:p>
-    <w:p>
-      <w:pPr>
-        <w:spacing w:after="0" w:line="240" w:lineRule="auto"/>
-        <w:jc w:val="both"/>
-        <w:rPr>
-          <w:sz w:val="24"/>
-          <w:szCs w:val="24"/>
-          <w:shd w:val="pct15" w:color="auto" w:fill="FFFFFF"/>
-          <w:lang w:eastAsia="zh-CN"/>
-        </w:rPr>
-      </w:pPr>
-    </w:p>
-    <w:p>
-      <w:pPr>
-        <w:spacing w:after="0" w:line="240" w:lineRule="auto"/>
-        <w:jc w:val="both"/>
-        <w:rPr>
-          <w:sz w:val="24"/>
-          <w:szCs w:val="24"/>
-          <w:shd w:val="pct15" w:color="auto" w:fill="FFFFFF"/>
-          <w:lang w:eastAsia="zh-CN"/>
-        </w:rPr>
-      </w:pPr>
-    </w:p>
-    <w:p>
-      <w:pPr>
-        <w:spacing w:after="0" w:line="240" w:lineRule="auto"/>
-        <w:jc w:val="both"/>
-        <w:rPr>
-          <w:sz w:val="24"/>
-          <w:szCs w:val="24"/>
-          <w:shd w:val="pct15" w:color="auto" w:fill="FFFFFF"/>
-          <w:lang w:eastAsia="zh-CN"/>
-        </w:rPr>
-      </w:pPr>
-    </w:p>
-    <w:p>
-      <w:pPr>
-        <w:spacing w:after="0" w:line="240" w:lineRule="auto"/>
-        <w:jc w:val="both"/>
-        <w:rPr>
-          <w:sz w:val="24"/>
-          <w:szCs w:val="24"/>
-          <w:shd w:val="pct15" w:color="auto" w:fill="FFFFFF"/>
-          <w:lang w:eastAsia="zh-CN"/>
-        </w:rPr>
-      </w:pPr>
-      <w:r>
-        <w:rPr>
-          <w:sz w:val="24"/>
-          <w:szCs w:val="24"/>
-          <w:shd w:val="pct15" w:color="auto" w:fill="FFFFFF"/>
-          <w:lang w:eastAsia="zh-CN"/>
-        </w:rPr>
-        <w:t xml:space="preserve">　　　　过去现在因果经卷第四</w:t>
-      </w:r>
-    </w:p>
-    <w:p>
-      <w:pPr>
-        <w:spacing w:after="0" w:line="240" w:lineRule="auto"/>
-        <w:jc w:val="both"/>
-        <w:rPr>
-          <w:sz w:val="24"/>
-          <w:szCs w:val="24"/>
-          <w:shd w:val="pct15" w:color="auto" w:fill="FFFFFF"/>
-          <w:lang w:eastAsia="zh-CN"/>
-        </w:rPr>
-      </w:pPr>
-    </w:p>
-    <w:p>
-      <w:pPr>
-        <w:spacing w:after="0" w:line="240" w:lineRule="auto"/>
-        <w:jc w:val="both"/>
-        <w:rPr>
-          <w:sz w:val="24"/>
-          <w:szCs w:val="24"/>
-          <w:shd w:val="pct15" w:color="auto" w:fill="FFFFFF"/>
-          <w:lang w:eastAsia="zh-CN"/>
-        </w:rPr>
-      </w:pPr>
-      <w:r>
-        <w:rPr>
-          <w:sz w:val="24"/>
-          <w:szCs w:val="24"/>
-          <w:shd w:val="pct15" w:color="auto" w:fill="FFFFFF"/>
-          <w:lang w:eastAsia="zh-CN"/>
-        </w:rPr>
-        <w:t xml:space="preserve">　　　　宋天竺三藏求那跋陀罗译</w:t>
-      </w:r>
-    </w:p>
-    <w:p>
-      <w:pPr>
-        <w:spacing w:after="0" w:line="240" w:lineRule="auto"/>
-        <w:jc w:val="both"/>
-        <w:rPr>
-          <w:sz w:val="24"/>
-          <w:szCs w:val="24"/>
-          <w:shd w:val="pct15" w:color="auto" w:fill="FFFFFF"/>
-          <w:lang w:eastAsia="zh-CN"/>
-        </w:rPr>
-      </w:pPr>
-      <w:r>
-        <w:rPr>
-          <w:sz w:val="24"/>
-          <w:szCs w:val="24"/>
-          <w:shd w:val="pct15" w:color="auto" w:fill="FFFFFF"/>
-          <w:lang w:eastAsia="zh-CN"/>
-        </w:rPr>
-        <w:t xml:space="preserve">　　尔时有长者子。名曰耶舍。聪明利根。极大巨富。阎浮提中。最为第一。服天冠璎珞。著无价宝屐。其于中夜。与诸妓女。相娱乐已。各还寝息。忽从眠觉。见诸妓女。或有伏卧。或有仰眠。头发蓬乱。涎唾流出。乐器服玩。颠倒纵横。既见</w:t>
+        <w:t>阿罗汉。是时如来。告诸比丘。汝等所作已办堪为世间作上福田。宜各游方教化。以慈悲心。度诸众生。诸今亦当独往摩竭提国。王舍城中。度诸人民。诸比丘言。善哉世尊。尔时比丘。头面礼足各持衣钵。辞别而去。</w:t>
+      </w:r>
+    </w:p>
+    <w:p>
+      <w:pPr>
+        <w:spacing w:after="0" w:line="240" w:lineRule="auto"/>
+        <w:jc w:val="both"/>
+        <w:rPr>
+          <w:sz w:val="24"/>
+          <w:szCs w:val="24"/>
+          <w:shd w:val="pct15" w:color="auto" w:fill="FFFFFF"/>
+          <w:lang w:eastAsia="zh-CN"/>
+        </w:rPr>
+      </w:pPr>
+      <w:r>
+        <w:rPr>
+          <w:sz w:val="24"/>
+          <w:szCs w:val="24"/>
+          <w:shd w:val="pct15" w:color="auto" w:fill="FFFFFF"/>
+          <w:lang w:eastAsia="zh-CN"/>
+        </w:rPr>
+        <w:t xml:space="preserve">　　尔时世尊。即便思惟。我今应度何等众生。而能广利一切人天。唯有优楼频螺迦叶兄弟三人。在摩竭提国。学于仙道。国王臣民。皆悉归信。又其聪明。利根易悟。然其我慢。亦难摧伏。我今当往而度脱之。思惟是已。即发波罗奈趣摩竭提国。日将昏暮。往优楼频螺迦叶住处。于时迦叶。忽见如来相好庄严。心大欢喜。而作是言。年少沙门。从何所来。佛即答言。我从波罗奈国。当诣摩竭提国。日既晚暮。欲寄一宿。迦叶又言。寄宿止者。甚不相违。但诸房舍。悉弟子住。唯有石室。极为洁净。我事火具。皆在其中。此寂静处。可得相容。然有恶龙。居在其内。恐相害耳。佛又答言。虽有恶龙。但以见借。迦叶又言。其性凶暴。必当相害。非是有惜。佛又答言。但以见借。必无辱也。迦叶又言。若能住者。便住随意。佛言善哉。即于其夕。而入石室。结加趺坐。而入三昧。尔时恶龙。毒心转盛。举体烟出。世尊即入火光三昧。龙见是已。火焰冲天。焚烧石室。迦叶弟子。先见此火。而还白师。彼年少沙门。聪明端严。今为龙火之所烧害。迦叶惊起。见彼龙火。心怀悲伤。即敕弟子。以水浇之。水不能灭。火更炽盛。石室融尽。尔时世尊。身心不动。容颜怡然。降彼恶龙。使无复毒。授三归依。置于钵中。至天明已。迦叶师徒。俱往佛所。年少沙门。龙火猛烈。将无为此之所伤耶。沙门借室。我昨所以不相与者。正为此耳。佛言。我内清净。终不为彼外灾所害。彼毒龙者。今在钵中。即便举钵。以示迦叶。迦叶师徒。见于沙门。处火不烧。降伏恶龙。置于钵中。叹未曾有。语弟子言。年少沙门。虽复神通。然故不如我道真也。尔时世尊。语迦叶言。我今方欲停止此处。迦叶答言。善哉随意。是时如来。于第二夜。坐一树下。时四天王。夜来佛所。而共听法。各放光明。照逾日月。迦叶夜起。遥见天光在如来侧。语弟子言。年少沙门。亦事于火。至明日晓。往诣佛所。问言沙门。汝事火耶。佛言不也。有四天王。夜来听法。是其光耳。于是迦叶。语弟子言。年少沙门。有大神德。然故不如我道真也。至第三夜。释提桓因。来下听法。放大光明。如日初升。迦叶弟子。遥见天光在如来侧。而白师言。年少沙门。定事火也。至于明旦。往诣佛所。问沙门言。汝定事火。佛言不也。释提桓因。来下听法。是其光耳。于时迦叶。语弟子言。年少沙门。神德虽盛。然故不如我道真也。至第四夜。大梵天王。来下听法。放大光明。如日正中。迦叶夜起。见有光明在如来侧。沙门必定事于火也。明日问佛汝定事火。佛言不也。大梵天王。夜来听法。是其光耳。于是迦叶。心自念言。年少沙门。虽复神妙。然故不如我道真也。</w:t>
+      </w:r>
+    </w:p>
+    <w:p>
+      <w:pPr>
+        <w:spacing w:after="0" w:line="240" w:lineRule="auto"/>
+        <w:jc w:val="both"/>
+        <w:rPr>
+          <w:sz w:val="24"/>
+          <w:szCs w:val="24"/>
+          <w:shd w:val="pct15" w:color="auto" w:fill="FFFFFF"/>
+          <w:lang w:eastAsia="zh-CN"/>
+        </w:rPr>
+      </w:pPr>
+      <w:r>
+        <w:rPr>
+          <w:sz w:val="24"/>
+          <w:szCs w:val="24"/>
+          <w:shd w:val="pct15" w:color="auto" w:fill="FFFFFF"/>
+          <w:lang w:eastAsia="zh-CN"/>
+        </w:rPr>
+        <w:t xml:space="preserve">　　尔时迦叶五百弟子。各事三火。于晨朝时。俱欲然火。火不肯燃。皆向迦叶。具说此事。迦叶闻已。心自思惟。此必当是沙门所为。即与弟子。来诣佛所。而白佛言。我诸弟子。各事三火。旦欲燃之。而火不燃。佛即答言。汝可还去。火当自然。迦叶便还。见火已燃。心自念言。年少沙门。虽复神妙。然故不如我道真也。诸弟子众。供养火毕。而欲灭之。不能令灭。即向迦叶。具说此事。迦叶闻已。心自思惟。此亦当是沙门所为。即与弟子。来至佛所。而白佛言。我诸弟子。朝欲灭火。而火不灭。佛即答言。汝可还去。火自当灭。迦叶便归。见火已灭。心自念言。年少沙门。虽复神妙。然故不如我道真也。尔时迦叶。自事三火。晨朝欲燃。火不肯然。即自思惟。此必复是沙门所为。即往佛所。而白佛言。我朝燃火。而不肯燃。</w:t>
       </w:r>
       <w:r>
         <w:rPr>
@@ -22206,208 +23127,229 @@
           <w:lang w:eastAsia="zh-CN"/>
         </w:rPr>
         <w:lastRenderedPageBreak/>
-        <w:t>是已。生厌离心。而自念言。我今在此灾怪之内。于不净中。妄生净想。作是念时。以天力故。空中光明。门自然开。寻光而去。趣鹿野苑。路由恒河。高声唱言。苦哉怪哉。佛言耶舍。汝便可来。我此今有离苦之法。耶舍闻已。所著宝屐。价直阎浮提。即便脱之。渡于恒河。往诣佛所。见三十二相。八十种好。颜容挺特。威德具足。心大欢喜。踊跃无量。五体投地。顶礼佛足。唯愿世尊。救济于我。佛言。善哉善男子。谛听善思念之。如来即便随顺其根。而为说法。耶舍。色受想行识。无常苦空无我。汝知之不。是时耶舍。闻说此语。即于诸法。远尘离垢。得法眼净。于是如来。重说四谛。漏尽意解。心得自在。成阿罗汉果。即答佛言。世尊。色受想行识。实是无常苦空无我。尔时如来。犹见耶舍。著严身具。即说偈言。</w:t>
-      </w:r>
-    </w:p>
-    <w:p>
-      <w:pPr>
-        <w:spacing w:after="0" w:line="240" w:lineRule="auto"/>
-        <w:jc w:val="both"/>
-        <w:rPr>
-          <w:sz w:val="24"/>
-          <w:szCs w:val="24"/>
-          <w:shd w:val="pct15" w:color="auto" w:fill="FFFFFF"/>
-          <w:lang w:eastAsia="zh-CN"/>
-        </w:rPr>
-      </w:pPr>
-      <w:r>
-        <w:rPr>
-          <w:sz w:val="24"/>
-          <w:szCs w:val="24"/>
-          <w:shd w:val="pct15" w:color="auto" w:fill="FFFFFF"/>
-          <w:lang w:eastAsia="zh-CN"/>
-        </w:rPr>
-        <w:t xml:space="preserve">　　虽复处居家　　服宝严身具</w:t>
-      </w:r>
-    </w:p>
-    <w:p>
-      <w:pPr>
-        <w:spacing w:after="0" w:line="240" w:lineRule="auto"/>
-        <w:jc w:val="both"/>
-        <w:rPr>
-          <w:sz w:val="24"/>
-          <w:szCs w:val="24"/>
-          <w:shd w:val="pct15" w:color="auto" w:fill="FFFFFF"/>
-          <w:lang w:eastAsia="zh-CN"/>
-        </w:rPr>
-      </w:pPr>
-      <w:r>
-        <w:rPr>
-          <w:sz w:val="24"/>
-          <w:szCs w:val="24"/>
-          <w:shd w:val="pct15" w:color="auto" w:fill="FFFFFF"/>
-          <w:lang w:eastAsia="zh-CN"/>
-        </w:rPr>
-        <w:t xml:space="preserve">　　善摄诸情根　　厌离于五欲</w:t>
-      </w:r>
-    </w:p>
-    <w:p>
-      <w:pPr>
-        <w:spacing w:after="0" w:line="240" w:lineRule="auto"/>
-        <w:jc w:val="both"/>
-        <w:rPr>
-          <w:sz w:val="24"/>
-          <w:szCs w:val="24"/>
-          <w:shd w:val="pct15" w:color="auto" w:fill="FFFFFF"/>
-          <w:lang w:eastAsia="zh-CN"/>
-        </w:rPr>
-      </w:pPr>
-      <w:r>
-        <w:rPr>
-          <w:sz w:val="24"/>
-          <w:szCs w:val="24"/>
-          <w:shd w:val="pct15" w:color="auto" w:fill="FFFFFF"/>
-          <w:lang w:eastAsia="zh-CN"/>
-        </w:rPr>
-        <w:t xml:space="preserve">　　若能如此者　　是为真出家</w:t>
-      </w:r>
-    </w:p>
-    <w:p>
-      <w:pPr>
-        <w:spacing w:after="0" w:line="240" w:lineRule="auto"/>
-        <w:jc w:val="both"/>
-        <w:rPr>
-          <w:sz w:val="24"/>
-          <w:szCs w:val="24"/>
-          <w:shd w:val="pct15" w:color="auto" w:fill="FFFFFF"/>
-          <w:lang w:eastAsia="zh-CN"/>
-        </w:rPr>
-      </w:pPr>
-      <w:r>
-        <w:rPr>
-          <w:sz w:val="24"/>
-          <w:szCs w:val="24"/>
-          <w:shd w:val="pct15" w:color="auto" w:fill="FFFFFF"/>
-          <w:lang w:eastAsia="zh-CN"/>
-        </w:rPr>
-        <w:t xml:space="preserve">　　虽身在旷野　　服食于粗涩</w:t>
-      </w:r>
-    </w:p>
-    <w:p>
-      <w:pPr>
-        <w:spacing w:after="0" w:line="240" w:lineRule="auto"/>
-        <w:jc w:val="both"/>
-        <w:rPr>
-          <w:sz w:val="24"/>
-          <w:szCs w:val="24"/>
-          <w:shd w:val="pct15" w:color="auto" w:fill="FFFFFF"/>
-          <w:lang w:eastAsia="zh-CN"/>
-        </w:rPr>
-      </w:pPr>
-      <w:r>
-        <w:rPr>
-          <w:sz w:val="24"/>
-          <w:szCs w:val="24"/>
-          <w:shd w:val="pct15" w:color="auto" w:fill="FFFFFF"/>
-          <w:lang w:eastAsia="zh-CN"/>
-        </w:rPr>
-        <w:t xml:space="preserve">　　意犹贪五欲　　是为非出家</w:t>
-      </w:r>
-    </w:p>
-    <w:p>
-      <w:pPr>
-        <w:spacing w:after="0" w:line="240" w:lineRule="auto"/>
-        <w:jc w:val="both"/>
-        <w:rPr>
-          <w:sz w:val="24"/>
-          <w:szCs w:val="24"/>
-          <w:shd w:val="pct15" w:color="auto" w:fill="FFFFFF"/>
-          <w:lang w:eastAsia="zh-CN"/>
-        </w:rPr>
-      </w:pPr>
-      <w:r>
-        <w:rPr>
-          <w:sz w:val="24"/>
-          <w:szCs w:val="24"/>
-          <w:shd w:val="pct15" w:color="auto" w:fill="FFFFFF"/>
-          <w:lang w:eastAsia="zh-CN"/>
-        </w:rPr>
-        <w:t xml:space="preserve">　　一切造善恶　　皆从心想生</w:t>
-      </w:r>
-    </w:p>
-    <w:p>
-      <w:pPr>
-        <w:spacing w:after="0" w:line="240" w:lineRule="auto"/>
-        <w:jc w:val="both"/>
-        <w:rPr>
-          <w:sz w:val="24"/>
-          <w:szCs w:val="24"/>
-          <w:shd w:val="pct15" w:color="auto" w:fill="FFFFFF"/>
-          <w:lang w:eastAsia="zh-CN"/>
-        </w:rPr>
-      </w:pPr>
-      <w:r>
-        <w:rPr>
-          <w:sz w:val="24"/>
-          <w:szCs w:val="24"/>
-          <w:shd w:val="pct15" w:color="auto" w:fill="FFFFFF"/>
-          <w:lang w:eastAsia="zh-CN"/>
-        </w:rPr>
-        <w:t xml:space="preserve">　　是故真出家　　皆以心为本</w:t>
-      </w:r>
-    </w:p>
-    <w:p>
-      <w:pPr>
-        <w:spacing w:after="0" w:line="240" w:lineRule="auto"/>
-        <w:jc w:val="both"/>
-        <w:rPr>
-          <w:sz w:val="24"/>
-          <w:szCs w:val="24"/>
-          <w:shd w:val="pct15" w:color="auto" w:fill="FFFFFF"/>
-          <w:lang w:eastAsia="zh-CN"/>
-        </w:rPr>
-      </w:pPr>
-    </w:p>
-    <w:p>
-      <w:pPr>
-        <w:spacing w:after="0" w:line="240" w:lineRule="auto"/>
-        <w:jc w:val="both"/>
-        <w:rPr>
-          <w:sz w:val="24"/>
-          <w:szCs w:val="24"/>
-          <w:shd w:val="pct15" w:color="auto" w:fill="FFFFFF"/>
-          <w:lang w:eastAsia="zh-CN"/>
-        </w:rPr>
-      </w:pPr>
-      <w:r>
-        <w:rPr>
-          <w:sz w:val="24"/>
-          <w:szCs w:val="24"/>
-          <w:shd w:val="pct15" w:color="auto" w:fill="FFFFFF"/>
-          <w:lang w:eastAsia="zh-CN"/>
-        </w:rPr>
-        <w:t xml:space="preserve">　　尔时耶舍。既闻如来说此偈已。心自念言。世尊所以说此偈者。正当以我犹著七宝。我今宜当脱如此服。即便礼佛。而白佛言。唯愿世尊。听我出家。佛言。善来比丘。须发自落。袈裟著身。即成沙门。尔时耶舍父。既至天晓。求觅耶舍。不知所在。心大懊恼。悲号涕泣。缘路推寻。到恒河侧。见其子屐。心自思惟。我子正当从此道去。即寻其迹。至于佛所。尔时世尊。知其为子故来至此。若使即得见耶舍者。必生大苦。或能命终。便以神力。隐耶舍身。其父即便前到佛所。头面礼足。退坐一面。于是如来。即随其根。而为说法。善男子。色受想行识。无常苦空无我。汝知之不。时耶舍父。闻说此言。即于诸法。远尘离垢。得法眼净。而答佛言。世尊。色受想行识。实是无常苦空无我。尔时如来。既已知其见于道迹。恩爱渐薄。而问之言。汝何因缘。而来至此。其即答言。我有一子。名曰耶舍。昨夜之中。忽失所在。今旦推求。见其宝屐在恒河侧。追寻足迹。故来至此。尔时世尊。摄其神力。其父即便得见耶舍。心大欢喜。语耶舍言。善哉善哉。汝为此事真实快也。既能自度。又能度他。汝今在此故。令我来得见道迹。即于佛前。受三自归。于是阎浮提中。唯此长者。为优婆塞。最初获得供养三宝。</w:t>
-      </w:r>
-    </w:p>
-    <w:p>
-      <w:pPr>
-        <w:spacing w:after="0" w:line="240" w:lineRule="auto"/>
-        <w:jc w:val="both"/>
-        <w:rPr>
-          <w:sz w:val="24"/>
-          <w:szCs w:val="24"/>
-          <w:shd w:val="pct15" w:color="auto" w:fill="FFFFFF"/>
-          <w:lang w:eastAsia="zh-CN"/>
-        </w:rPr>
-      </w:pPr>
-      <w:r>
-        <w:rPr>
-          <w:sz w:val="24"/>
-          <w:szCs w:val="24"/>
-          <w:shd w:val="pct15" w:color="auto" w:fill="FFFFFF"/>
-          <w:lang w:eastAsia="zh-CN"/>
-        </w:rPr>
-        <w:t xml:space="preserve">　　尔时又有耶舍朋类五十长者子。闻佛出世。又闻耶舍于佛法中出家修道。各自念言。世间今者有无上尊。长者子耶舍。聪慧辩了。才艺兼人。乃能舍其豪族。弃五欲乐。毁形守志。而为沙门。我等今者复何顾恋不出家耶。作是念已。共诣佛所。未至之间。遥见如来。相好殊特。光明赫奕。心大欢喜。举体清凉。敬情转至。即前佛所。合掌围绕。头面礼足。诸长者子。宿殖德本。聪达易悟。如来即便随其所应。而为说法。善男子。色受想行识。无常苦空无我。汝知之不。说此语已。时诸长者子。于诸法中。远尘离垢。得法眼净。即答佛言。世尊。色受想行识。实是无常苦空无我。唯愿世尊。听我出家。佛言善来比丘。须发自落袈裟著身。即成沙门。尔时世尊。又为广说四谛。时五十比丘。漏尽意解。得阿罗汉果。尔时始有五十六阿罗汉。是时如来。告诸比丘。汝等所作已办堪为世间作上福田。宜各游方教化。</w:t>
+        <w:t>佛即答言。汝可还去。火自当燃。迦叶便归。见火已燃。心自念言。年少沙门。虽复神妙。然故不如我道真也。于时迦叶。供养火毕。而欲灭之。不能令灭。心自思惟。此必当是沙门所为。即往佛所。而白佛言。我朝燃火。今欲灭之。而不肯灭。佛即答言。汝可还去。火自当灭。迦叶便归。见火已灭。心自念言。年少沙门。虽复神妙。然故不如我道真也。</w:t>
+      </w:r>
+    </w:p>
+    <w:p>
+      <w:pPr>
+        <w:spacing w:after="0" w:line="240" w:lineRule="auto"/>
+        <w:jc w:val="both"/>
+        <w:rPr>
+          <w:sz w:val="24"/>
+          <w:szCs w:val="24"/>
+          <w:shd w:val="pct15" w:color="auto" w:fill="FFFFFF"/>
+          <w:lang w:eastAsia="zh-CN"/>
+        </w:rPr>
+      </w:pPr>
+      <w:r>
+        <w:rPr>
+          <w:sz w:val="24"/>
+          <w:szCs w:val="24"/>
+          <w:shd w:val="pct15" w:color="auto" w:fill="FFFFFF"/>
+          <w:lang w:eastAsia="zh-CN"/>
+        </w:rPr>
+        <w:t xml:space="preserve">　　尔时迦叶诸弟子众。晨朝破薪。斧不肯举。即向迦叶。具说此事。迦叶闻已。心自思惟。此必复是沙门所为。即与弟子。来至佛所。而白佛言。我诸弟子。朝欲破薪。斧不肯举。佛即答言。汝可还去。斧自当举。迦叶便归。见诸弟子。斧皆得举。而自念言。年少沙门。虽复神妙。然故不如我道真也。迦叶弟子。即得举斧。复不肯下。还向迦叶。具说此事。迦叶闻已。心自思惟。此亦当是沙门所为。即与弟子。往至佛所。而白佛言。我诸弟子。旦欲破薪。斧既得举。复不肯下。佛即答言。汝可还去。当令斧下。迦叶既归。见诸弟子。斧皆得下。心自念言。年少沙门。虽复神妙。然故不如我道真也。</w:t>
+      </w:r>
+    </w:p>
+    <w:p>
+      <w:pPr>
+        <w:spacing w:after="0" w:line="240" w:lineRule="auto"/>
+        <w:jc w:val="both"/>
+        <w:rPr>
+          <w:sz w:val="24"/>
+          <w:szCs w:val="24"/>
+          <w:shd w:val="pct15" w:color="auto" w:fill="FFFFFF"/>
+          <w:lang w:eastAsia="zh-CN"/>
+        </w:rPr>
+      </w:pPr>
+      <w:r>
+        <w:rPr>
+          <w:sz w:val="24"/>
+          <w:szCs w:val="24"/>
+          <w:shd w:val="pct15" w:color="auto" w:fill="FFFFFF"/>
+          <w:lang w:eastAsia="zh-CN"/>
+        </w:rPr>
+        <w:t xml:space="preserve">　　尔时迦叶。于晨朝时。自欲破薪。斧不得举。心自思惟。此亦当是沙门所为。即诣佛所。而白佛言。我旦破薪。斧不肯举。佛即答言。汝可还去。斧自当举。迦叶既还。斧即得举。心自念言。年少沙门。虽复神妙。然故不如我道真也。迦叶斧既举已。又不肯下。心自思惟。此亦当是沙门所为。即诣佛所。而白佛言。我斧已举。复不肯下。佛即答言。汝可还去。斧自当下。迦叶即归。斧即得下。心自念言。年少沙门。虽复神妙。然故不如我道真也。</w:t>
+      </w:r>
+    </w:p>
+    <w:p>
+      <w:pPr>
+        <w:spacing w:after="0" w:line="240" w:lineRule="auto"/>
+        <w:jc w:val="both"/>
+        <w:rPr>
+          <w:sz w:val="24"/>
+          <w:szCs w:val="24"/>
+          <w:shd w:val="pct15" w:color="auto" w:fill="FFFFFF"/>
+          <w:lang w:eastAsia="zh-CN"/>
+        </w:rPr>
+      </w:pPr>
+      <w:r>
+        <w:rPr>
+          <w:sz w:val="24"/>
+          <w:szCs w:val="24"/>
+          <w:shd w:val="pct15" w:color="auto" w:fill="FFFFFF"/>
+          <w:lang w:eastAsia="zh-CN"/>
+        </w:rPr>
+        <w:t xml:space="preserve">　　尔时迦叶。即白佛言。年少沙门。可止于此共修梵行。房舍衣食。我当相给。于时世尊。默然许之。迦叶知佛许已。还其所住。即敕日日办好饮食。并施床座。至明食时。自行请佛。佛言汝去。我随后往。迦叶适去。俄尔之间。世尊即便至阎浮洲。取阎浮果。满钵持来。迦叶未至。佛已先到。迦叶后来。见佛已坐。即便问言。年少沙门。从何道来。而先至此。佛以钵中阎浮果。以示迦叶。而语之言。汝今识此钵中果不。迦叶答言。不识此果。佛言。从此南行。数万逾阇那。彼有一洲。其上有树。名曰阎浮。缘有此树故。言阎浮提。我此钵中。是彼果也。于一念顷。取此果来。极为香美。汝可啖之。于是迦叶。心自思惟。彼道去此。极为长远。而此沙门。乃能俄尔。已得往还。神通变化。殊自迅疾。然故不如我道真也。迦叶即便下种种食。佛即咒愿。</w:t>
+      </w:r>
+    </w:p>
+    <w:p>
+      <w:pPr>
+        <w:spacing w:after="0" w:line="240" w:lineRule="auto"/>
+        <w:jc w:val="both"/>
+        <w:rPr>
+          <w:sz w:val="24"/>
+          <w:szCs w:val="24"/>
+          <w:shd w:val="pct15" w:color="auto" w:fill="FFFFFF"/>
+          <w:lang w:eastAsia="zh-CN"/>
+        </w:rPr>
+      </w:pPr>
+      <w:r>
+        <w:rPr>
+          <w:sz w:val="24"/>
+          <w:szCs w:val="24"/>
+          <w:shd w:val="pct15" w:color="auto" w:fill="FFFFFF"/>
+          <w:lang w:eastAsia="zh-CN"/>
+        </w:rPr>
+        <w:t xml:space="preserve">　　婆罗门法中　　奉事火为最</w:t>
+      </w:r>
+    </w:p>
+    <w:p>
+      <w:pPr>
+        <w:spacing w:after="0" w:line="240" w:lineRule="auto"/>
+        <w:jc w:val="both"/>
+        <w:rPr>
+          <w:sz w:val="24"/>
+          <w:szCs w:val="24"/>
+          <w:shd w:val="pct15" w:color="auto" w:fill="FFFFFF"/>
+          <w:lang w:eastAsia="zh-CN"/>
+        </w:rPr>
+      </w:pPr>
+      <w:r>
+        <w:rPr>
+          <w:sz w:val="24"/>
+          <w:szCs w:val="24"/>
+          <w:shd w:val="pct15" w:color="auto" w:fill="FFFFFF"/>
+          <w:lang w:eastAsia="zh-CN"/>
+        </w:rPr>
+        <w:t xml:space="preserve">　　一切众流中　　大海为其最</w:t>
+      </w:r>
+    </w:p>
+    <w:p>
+      <w:pPr>
+        <w:spacing w:after="0" w:line="240" w:lineRule="auto"/>
+        <w:jc w:val="both"/>
+        <w:rPr>
+          <w:sz w:val="24"/>
+          <w:szCs w:val="24"/>
+          <w:shd w:val="pct15" w:color="auto" w:fill="FFFFFF"/>
+          <w:lang w:eastAsia="zh-CN"/>
+        </w:rPr>
+      </w:pPr>
+      <w:r>
+        <w:rPr>
+          <w:sz w:val="24"/>
+          <w:szCs w:val="24"/>
+          <w:shd w:val="pct15" w:color="auto" w:fill="FFFFFF"/>
+          <w:lang w:eastAsia="zh-CN"/>
+        </w:rPr>
+        <w:t xml:space="preserve">　　于诸星宿中　　月光为其最</w:t>
+      </w:r>
+    </w:p>
+    <w:p>
+      <w:pPr>
+        <w:spacing w:after="0" w:line="240" w:lineRule="auto"/>
+        <w:jc w:val="both"/>
+        <w:rPr>
+          <w:sz w:val="24"/>
+          <w:szCs w:val="24"/>
+          <w:shd w:val="pct15" w:color="auto" w:fill="FFFFFF"/>
+          <w:lang w:eastAsia="zh-CN"/>
+        </w:rPr>
+      </w:pPr>
+      <w:r>
+        <w:rPr>
+          <w:sz w:val="24"/>
+          <w:szCs w:val="24"/>
+          <w:shd w:val="pct15" w:color="auto" w:fill="FFFFFF"/>
+          <w:lang w:eastAsia="zh-CN"/>
+        </w:rPr>
+        <w:t xml:space="preserve">　　一切光明中　　日照为其最</w:t>
+      </w:r>
+    </w:p>
+    <w:p>
+      <w:pPr>
+        <w:spacing w:after="0" w:line="240" w:lineRule="auto"/>
+        <w:jc w:val="both"/>
+        <w:rPr>
+          <w:sz w:val="24"/>
+          <w:szCs w:val="24"/>
+          <w:shd w:val="pct15" w:color="auto" w:fill="FFFFFF"/>
+          <w:lang w:eastAsia="zh-CN"/>
+        </w:rPr>
+      </w:pPr>
+      <w:r>
+        <w:rPr>
+          <w:sz w:val="24"/>
+          <w:szCs w:val="24"/>
+          <w:shd w:val="pct15" w:color="auto" w:fill="FFFFFF"/>
+          <w:lang w:eastAsia="zh-CN"/>
+        </w:rPr>
+        <w:t xml:space="preserve">　　于诸福田中　　佛福田为最</w:t>
+      </w:r>
+    </w:p>
+    <w:p>
+      <w:pPr>
+        <w:spacing w:after="0" w:line="240" w:lineRule="auto"/>
+        <w:jc w:val="both"/>
+        <w:rPr>
+          <w:sz w:val="24"/>
+          <w:szCs w:val="24"/>
+          <w:shd w:val="pct15" w:color="auto" w:fill="FFFFFF"/>
+          <w:lang w:eastAsia="zh-CN"/>
+        </w:rPr>
+      </w:pPr>
+      <w:r>
+        <w:rPr>
+          <w:sz w:val="24"/>
+          <w:szCs w:val="24"/>
+          <w:shd w:val="pct15" w:color="auto" w:fill="FFFFFF"/>
+          <w:lang w:eastAsia="zh-CN"/>
+        </w:rPr>
+        <w:t xml:space="preserve">　　若欲求大果　　当供佛福田</w:t>
+      </w:r>
+    </w:p>
+    <w:p>
+      <w:pPr>
+        <w:spacing w:after="0" w:line="240" w:lineRule="auto"/>
+        <w:jc w:val="both"/>
+        <w:rPr>
+          <w:sz w:val="24"/>
+          <w:szCs w:val="24"/>
+          <w:shd w:val="pct15" w:color="auto" w:fill="FFFFFF"/>
+          <w:lang w:eastAsia="zh-CN"/>
+        </w:rPr>
+      </w:pPr>
+    </w:p>
+    <w:p>
+      <w:pPr>
+        <w:spacing w:after="0" w:line="240" w:lineRule="auto"/>
+        <w:jc w:val="both"/>
+        <w:rPr>
+          <w:sz w:val="24"/>
+          <w:szCs w:val="24"/>
+          <w:shd w:val="pct15" w:color="auto" w:fill="FFFFFF"/>
+          <w:lang w:eastAsia="zh-CN"/>
+        </w:rPr>
+      </w:pPr>
+      <w:r>
+        <w:rPr>
+          <w:sz w:val="24"/>
+          <w:szCs w:val="24"/>
+          <w:shd w:val="pct15" w:color="auto" w:fill="FFFFFF"/>
+          <w:lang w:eastAsia="zh-CN"/>
+        </w:rPr>
+        <w:t xml:space="preserve">　　佛食已毕。还归所住。洗钵漱口。坐于树下。明日食时。复往请佛。佛言汝去。我随后往。迦叶适去。俄尔之间。世尊即便至弗婆提。取庵摩罗果。满钵持来。迦叶未至。佛已先到。迦叶后来。见佛已坐。即便问言。年少沙门。从何道来。而先至此。佛以钵中庵摩罗果。以示迦叶。而语之言。汝今识此钵中果不。迦叶答言。不识此果。佛言。从此东行。数万逾阇那。到弗婆提。取此果来。名庵摩罗。极为</w:t>
       </w:r>
       <w:r>
         <w:rPr>
@@ -22417,50 +23359,497 @@
           <w:lang w:eastAsia="zh-CN"/>
         </w:rPr>
         <w:lastRenderedPageBreak/>
-        <w:t>以慈悲心。度诸众生。诸今亦当独往摩竭提国。王舍城中。度诸人民。诸比丘言。善哉世尊。尔时比丘。头面礼足各持衣钵。辞别而去。</w:t>
-      </w:r>
-    </w:p>
-    <w:p>
-      <w:pPr>
-        <w:spacing w:after="0" w:line="240" w:lineRule="auto"/>
-        <w:jc w:val="both"/>
-        <w:rPr>
-          <w:sz w:val="24"/>
-          <w:szCs w:val="24"/>
-          <w:shd w:val="pct15" w:color="auto" w:fill="FFFFFF"/>
-          <w:lang w:eastAsia="zh-CN"/>
-        </w:rPr>
-      </w:pPr>
-      <w:r>
-        <w:rPr>
-          <w:sz w:val="24"/>
-          <w:szCs w:val="24"/>
-          <w:shd w:val="pct15" w:color="auto" w:fill="FFFFFF"/>
-          <w:lang w:eastAsia="zh-CN"/>
-        </w:rPr>
-        <w:t xml:space="preserve">　　尔时世尊。即便思惟。我今应度何等众生。而能广利一切人天。唯有优楼频螺迦叶兄弟三人。在摩竭提国。学于仙道。国王臣民。皆悉归信。又其聪明。利根易悟。然其我慢。亦难摧伏。我今当往而度脱之。思惟是已。即发波罗奈趣摩竭提国。日将昏暮。往优楼频螺迦叶住处。于时迦叶。忽见如来相好庄严。心大欢喜。而作是言。年少沙门。从何所来。佛即答言。我从波罗奈国。当诣摩竭提国。日既晚暮。欲寄一宿。迦叶又言。寄宿止者。甚不相违。但诸房舍。悉弟子住。唯有石室。极为洁净。我事火具。皆在其中。此寂静处。可得相容。然有恶龙。居在其内。恐相害耳。佛又答言。虽有恶龙。但以见借。迦叶又言。其性凶暴。必当相害。非是有惜。佛又答言。但以见借。必无辱也。迦叶又言。若能住者。便住随意。佛言善哉。即于其夕。而入石室。结加趺坐。而入三昧。尔时恶龙。毒心转盛。举体烟出。世尊即入火光三昧。龙见是已。火焰冲天。焚烧石室。迦叶弟子。先见此火。而还白师。彼年少沙门。聪明端严。今为龙火之所烧害。迦叶惊起。见彼龙火。心怀悲伤。即敕弟子。以水浇之。水不能灭。火更炽盛。石室融尽。尔时世尊。身心不动。容颜怡然。降彼恶龙。使无复毒。授三归依。置于钵中。至天明已。迦叶师徒。俱往佛所。年少沙门。龙火猛烈。将无为此之所伤耶。沙门借室。我昨所以不相与者。正为此耳。佛言。我内清净。终不为彼外灾所害。彼毒龙者。今在钵中。即便举钵。以示迦叶。迦叶师徒。见于沙门。处火不烧。降伏恶龙。置于钵中。叹未曾有。语弟子言。年少沙门。虽复神通。然故不如我道真也。尔时世尊。语迦叶言。我今方欲停止此处。迦叶答言。善哉随意。是时如来。于第二夜。坐一树下。时四天王。夜来佛所。而共听法。各放光明。照逾日月。迦叶夜起。遥见天光在如来侧。语弟子言。年少沙门。亦事于火。至明日晓。往诣佛所。问言沙门。汝事火耶。佛言不也。有四天王。夜来听法。是其光耳。于是迦叶。语弟子言。年少沙门。有大神德。然故不如我道真也。至第三夜。释提桓因。来下听法。放大光明。如日初升。迦叶弟子。遥见天光在如来侧。而白师言。年少沙门。定事火也。至于明旦。往诣佛所。问沙门言。汝定事火。佛言不也。释提桓因。来下听法。是其光耳。于时迦叶。语弟子言。年少沙门。神德虽盛。然故不如我道真也。至第四夜。大梵天王。来下听法。放大光明。如日正中。迦叶夜起。见有光明在如来侧。沙门必定事于火也。明日问佛汝定事火。佛言不也。大梵天王。夜来听法。是其光耳。于是迦叶。心自念言。年少沙门。虽复神妙。然故不如我道真也。</w:t>
-      </w:r>
-    </w:p>
-    <w:p>
-      <w:pPr>
-        <w:spacing w:after="0" w:line="240" w:lineRule="auto"/>
-        <w:jc w:val="both"/>
-        <w:rPr>
-          <w:sz w:val="24"/>
-          <w:szCs w:val="24"/>
-          <w:shd w:val="pct15" w:color="auto" w:fill="FFFFFF"/>
-          <w:lang w:eastAsia="zh-CN"/>
-        </w:rPr>
-      </w:pPr>
-      <w:r>
-        <w:rPr>
-          <w:sz w:val="24"/>
-          <w:szCs w:val="24"/>
-          <w:shd w:val="pct15" w:color="auto" w:fill="FFFFFF"/>
-          <w:lang w:eastAsia="zh-CN"/>
-        </w:rPr>
-        <w:t xml:space="preserve">　　尔时迦叶五百弟子。各事三火。于晨朝时。俱欲然火。火不肯燃。皆向迦叶。具说此事。迦叶闻已。心自思惟。此必当是沙门所为。即与弟子。来诣佛所。而白佛言。我诸弟子。各事三火。旦欲燃之。而火不燃。佛即答言。汝可还去。火当自然。迦叶便还。见火已燃。心自念言。年少沙门。虽复神妙。然故不如我道真也。诸弟子众。供养火毕。而欲灭之。不能令灭。即向迦叶。具说此事。迦叶闻已。心自思惟。此亦当是沙门所为。即与弟子。来至佛所。而白佛言。我诸弟子。朝欲灭火。而火不灭。佛即答言。汝可还去。火自当灭。迦叶便归。见火已灭。心自念言。年少沙门。虽复神妙。然故不如我道真也。尔时迦叶。自事三火。晨朝欲燃。火不肯然。即自思惟。此必复是沙门所为。即往佛所。而白佛言。我朝燃火。而不肯燃。佛即答言。汝可还去。火自当燃。迦叶便归。见火已燃。心自念言。年少沙门。虽</w:t>
-      </w:r>
+        <w:t>香美。汝可食之。迦叶闻已。心自念言。彼道去此。极为长远。而此沙门。乃能俄尔。以得往还。睹其神力。所未曾有。然故不如我道真也。迦叶即便下种种食。佛即咒愿。</w:t>
+      </w:r>
+    </w:p>
+    <w:p>
+      <w:pPr>
+        <w:spacing w:after="0" w:line="240" w:lineRule="auto"/>
+        <w:jc w:val="both"/>
+        <w:rPr>
+          <w:sz w:val="24"/>
+          <w:szCs w:val="24"/>
+          <w:shd w:val="pct15" w:color="auto" w:fill="FFFFFF"/>
+          <w:lang w:eastAsia="zh-CN"/>
+        </w:rPr>
+      </w:pPr>
+      <w:r>
+        <w:rPr>
+          <w:sz w:val="24"/>
+          <w:szCs w:val="24"/>
+          <w:shd w:val="pct15" w:color="auto" w:fill="FFFFFF"/>
+          <w:lang w:eastAsia="zh-CN"/>
+        </w:rPr>
+        <w:t xml:space="preserve">　　婆罗门法中　　奉事火为最</w:t>
+      </w:r>
+    </w:p>
+    <w:p>
+      <w:pPr>
+        <w:spacing w:after="0" w:line="240" w:lineRule="auto"/>
+        <w:jc w:val="both"/>
+        <w:rPr>
+          <w:sz w:val="24"/>
+          <w:szCs w:val="24"/>
+          <w:shd w:val="pct15" w:color="auto" w:fill="FFFFFF"/>
+          <w:lang w:eastAsia="zh-CN"/>
+        </w:rPr>
+      </w:pPr>
+      <w:r>
+        <w:rPr>
+          <w:sz w:val="24"/>
+          <w:szCs w:val="24"/>
+          <w:shd w:val="pct15" w:color="auto" w:fill="FFFFFF"/>
+          <w:lang w:eastAsia="zh-CN"/>
+        </w:rPr>
+        <w:t xml:space="preserve">　　一切众流中　　大海为其最</w:t>
+      </w:r>
+    </w:p>
+    <w:p>
+      <w:pPr>
+        <w:spacing w:after="0" w:line="240" w:lineRule="auto"/>
+        <w:jc w:val="both"/>
+        <w:rPr>
+          <w:sz w:val="24"/>
+          <w:szCs w:val="24"/>
+          <w:shd w:val="pct15" w:color="auto" w:fill="FFFFFF"/>
+          <w:lang w:eastAsia="zh-CN"/>
+        </w:rPr>
+      </w:pPr>
+      <w:r>
+        <w:rPr>
+          <w:sz w:val="24"/>
+          <w:szCs w:val="24"/>
+          <w:shd w:val="pct15" w:color="auto" w:fill="FFFFFF"/>
+          <w:lang w:eastAsia="zh-CN"/>
+        </w:rPr>
+        <w:t xml:space="preserve">　　于诸星宿中　　月光为其最</w:t>
+      </w:r>
+    </w:p>
+    <w:p>
+      <w:pPr>
+        <w:spacing w:after="0" w:line="240" w:lineRule="auto"/>
+        <w:jc w:val="both"/>
+        <w:rPr>
+          <w:sz w:val="24"/>
+          <w:szCs w:val="24"/>
+          <w:shd w:val="pct15" w:color="auto" w:fill="FFFFFF"/>
+          <w:lang w:eastAsia="zh-CN"/>
+        </w:rPr>
+      </w:pPr>
+      <w:r>
+        <w:rPr>
+          <w:sz w:val="24"/>
+          <w:szCs w:val="24"/>
+          <w:shd w:val="pct15" w:color="auto" w:fill="FFFFFF"/>
+          <w:lang w:eastAsia="zh-CN"/>
+        </w:rPr>
+        <w:t xml:space="preserve">　　一切光明中　　日照为其最</w:t>
+      </w:r>
+    </w:p>
+    <w:p>
+      <w:pPr>
+        <w:spacing w:after="0" w:line="240" w:lineRule="auto"/>
+        <w:jc w:val="both"/>
+        <w:rPr>
+          <w:sz w:val="24"/>
+          <w:szCs w:val="24"/>
+          <w:shd w:val="pct15" w:color="auto" w:fill="FFFFFF"/>
+          <w:lang w:eastAsia="zh-CN"/>
+        </w:rPr>
+      </w:pPr>
+      <w:r>
+        <w:rPr>
+          <w:sz w:val="24"/>
+          <w:szCs w:val="24"/>
+          <w:shd w:val="pct15" w:color="auto" w:fill="FFFFFF"/>
+          <w:lang w:eastAsia="zh-CN"/>
+        </w:rPr>
+        <w:t xml:space="preserve">　　于诸福田中　　佛福田为最</w:t>
+      </w:r>
+    </w:p>
+    <w:p>
+      <w:pPr>
+        <w:spacing w:after="0" w:line="240" w:lineRule="auto"/>
+        <w:jc w:val="both"/>
+        <w:rPr>
+          <w:sz w:val="24"/>
+          <w:szCs w:val="24"/>
+          <w:shd w:val="pct15" w:color="auto" w:fill="FFFFFF"/>
+          <w:lang w:eastAsia="zh-CN"/>
+        </w:rPr>
+      </w:pPr>
+      <w:r>
+        <w:rPr>
+          <w:sz w:val="24"/>
+          <w:szCs w:val="24"/>
+          <w:shd w:val="pct15" w:color="auto" w:fill="FFFFFF"/>
+          <w:lang w:eastAsia="zh-CN"/>
+        </w:rPr>
+        <w:t xml:space="preserve">　　若欲求大果　　当供佛福田</w:t>
+      </w:r>
+    </w:p>
+    <w:p>
+      <w:pPr>
+        <w:spacing w:after="0" w:line="240" w:lineRule="auto"/>
+        <w:jc w:val="both"/>
+        <w:rPr>
+          <w:sz w:val="24"/>
+          <w:szCs w:val="24"/>
+          <w:shd w:val="pct15" w:color="auto" w:fill="FFFFFF"/>
+          <w:lang w:eastAsia="zh-CN"/>
+        </w:rPr>
+      </w:pPr>
+    </w:p>
+    <w:p>
+      <w:pPr>
+        <w:spacing w:after="0" w:line="240" w:lineRule="auto"/>
+        <w:jc w:val="both"/>
+        <w:rPr>
+          <w:sz w:val="24"/>
+          <w:szCs w:val="24"/>
+          <w:shd w:val="pct15" w:color="auto" w:fill="FFFFFF"/>
+          <w:lang w:eastAsia="zh-CN"/>
+        </w:rPr>
+      </w:pPr>
+      <w:r>
+        <w:rPr>
+          <w:sz w:val="24"/>
+          <w:szCs w:val="24"/>
+          <w:shd w:val="pct15" w:color="auto" w:fill="FFFFFF"/>
+          <w:lang w:eastAsia="zh-CN"/>
+        </w:rPr>
+        <w:t xml:space="preserve">　　佛食已毕。还归所止。洗钵漱口。坐于树下。明日食时。复往请佛。佛言汝去。我随后往。迦叶适去。俄尔之间。世尊即便至瞿陀尼。取呵梨勒果。满钵持来。迦叶未至。佛已先到。迦叶后来。见佛已坐。即便问言。年少沙门。从何道来。而先至此。佛以钵中呵梨勒果。以示迦叶。而语之言。汝今识此钵中果不。迦叶答言。不识此果。佛言。从此西行。数万逾阇那。到瞿陀尼。取此果来。名呵梨勒。极为香美。汝可食之。迦叶闻已。心自念言。彼道去此。极为长远。而此沙门。乃能俄尔。已得往还。睹其神通。所未曾有。然故不如我道真也。迦叶即便下种种食。佛即咒愿。</w:t>
+      </w:r>
+    </w:p>
+    <w:p>
+      <w:pPr>
+        <w:spacing w:after="0" w:line="240" w:lineRule="auto"/>
+        <w:jc w:val="both"/>
+        <w:rPr>
+          <w:sz w:val="24"/>
+          <w:szCs w:val="24"/>
+          <w:shd w:val="pct15" w:color="auto" w:fill="FFFFFF"/>
+          <w:lang w:eastAsia="zh-CN"/>
+        </w:rPr>
+      </w:pPr>
+      <w:r>
+        <w:rPr>
+          <w:sz w:val="24"/>
+          <w:szCs w:val="24"/>
+          <w:shd w:val="pct15" w:color="auto" w:fill="FFFFFF"/>
+          <w:lang w:eastAsia="zh-CN"/>
+        </w:rPr>
+        <w:t xml:space="preserve">　　婆罗门法中　　奉事火为最</w:t>
+      </w:r>
+    </w:p>
+    <w:p>
+      <w:pPr>
+        <w:spacing w:after="0" w:line="240" w:lineRule="auto"/>
+        <w:jc w:val="both"/>
+        <w:rPr>
+          <w:sz w:val="24"/>
+          <w:szCs w:val="24"/>
+          <w:shd w:val="pct15" w:color="auto" w:fill="FFFFFF"/>
+          <w:lang w:eastAsia="zh-CN"/>
+        </w:rPr>
+      </w:pPr>
+      <w:r>
+        <w:rPr>
+          <w:sz w:val="24"/>
+          <w:szCs w:val="24"/>
+          <w:shd w:val="pct15" w:color="auto" w:fill="FFFFFF"/>
+          <w:lang w:eastAsia="zh-CN"/>
+        </w:rPr>
+        <w:t xml:space="preserve">　　一切众流中　　大海为其最</w:t>
+      </w:r>
+    </w:p>
+    <w:p>
+      <w:pPr>
+        <w:spacing w:after="0" w:line="240" w:lineRule="auto"/>
+        <w:jc w:val="both"/>
+        <w:rPr>
+          <w:sz w:val="24"/>
+          <w:szCs w:val="24"/>
+          <w:shd w:val="pct15" w:color="auto" w:fill="FFFFFF"/>
+          <w:lang w:eastAsia="zh-CN"/>
+        </w:rPr>
+      </w:pPr>
+      <w:r>
+        <w:rPr>
+          <w:sz w:val="24"/>
+          <w:szCs w:val="24"/>
+          <w:shd w:val="pct15" w:color="auto" w:fill="FFFFFF"/>
+          <w:lang w:eastAsia="zh-CN"/>
+        </w:rPr>
+        <w:t xml:space="preserve">　　于诸星宿中　　月光为其最</w:t>
+      </w:r>
+    </w:p>
+    <w:p>
+      <w:pPr>
+        <w:spacing w:after="0" w:line="240" w:lineRule="auto"/>
+        <w:jc w:val="both"/>
+        <w:rPr>
+          <w:sz w:val="24"/>
+          <w:szCs w:val="24"/>
+          <w:shd w:val="pct15" w:color="auto" w:fill="FFFFFF"/>
+          <w:lang w:eastAsia="zh-CN"/>
+        </w:rPr>
+      </w:pPr>
+      <w:r>
+        <w:rPr>
+          <w:sz w:val="24"/>
+          <w:szCs w:val="24"/>
+          <w:shd w:val="pct15" w:color="auto" w:fill="FFFFFF"/>
+          <w:lang w:eastAsia="zh-CN"/>
+        </w:rPr>
+        <w:t xml:space="preserve">　　一切光明中　　日照为其最</w:t>
+      </w:r>
+    </w:p>
+    <w:p>
+      <w:pPr>
+        <w:spacing w:after="0" w:line="240" w:lineRule="auto"/>
+        <w:jc w:val="both"/>
+        <w:rPr>
+          <w:sz w:val="24"/>
+          <w:szCs w:val="24"/>
+          <w:shd w:val="pct15" w:color="auto" w:fill="FFFFFF"/>
+          <w:lang w:eastAsia="zh-CN"/>
+        </w:rPr>
+      </w:pPr>
+      <w:r>
+        <w:rPr>
+          <w:sz w:val="24"/>
+          <w:szCs w:val="24"/>
+          <w:shd w:val="pct15" w:color="auto" w:fill="FFFFFF"/>
+          <w:lang w:eastAsia="zh-CN"/>
+        </w:rPr>
+        <w:t xml:space="preserve">　　于诸福田中　　佛福田为最</w:t>
+      </w:r>
+    </w:p>
+    <w:p>
+      <w:pPr>
+        <w:spacing w:after="0" w:line="240" w:lineRule="auto"/>
+        <w:jc w:val="both"/>
+        <w:rPr>
+          <w:sz w:val="24"/>
+          <w:szCs w:val="24"/>
+          <w:shd w:val="pct15" w:color="auto" w:fill="FFFFFF"/>
+          <w:lang w:eastAsia="zh-CN"/>
+        </w:rPr>
+      </w:pPr>
+      <w:r>
+        <w:rPr>
+          <w:sz w:val="24"/>
+          <w:szCs w:val="24"/>
+          <w:shd w:val="pct15" w:color="auto" w:fill="FFFFFF"/>
+          <w:lang w:eastAsia="zh-CN"/>
+        </w:rPr>
+        <w:t xml:space="preserve">　　若欲求大果　　当供佛福田</w:t>
+      </w:r>
+    </w:p>
+    <w:p>
+      <w:pPr>
+        <w:spacing w:after="0" w:line="240" w:lineRule="auto"/>
+        <w:jc w:val="both"/>
+        <w:rPr>
+          <w:sz w:val="24"/>
+          <w:szCs w:val="24"/>
+          <w:shd w:val="pct15" w:color="auto" w:fill="FFFFFF"/>
+          <w:lang w:eastAsia="zh-CN"/>
+        </w:rPr>
+      </w:pPr>
+    </w:p>
+    <w:p>
+      <w:pPr>
+        <w:spacing w:after="0" w:line="240" w:lineRule="auto"/>
+        <w:jc w:val="both"/>
+        <w:rPr>
+          <w:sz w:val="24"/>
+          <w:szCs w:val="24"/>
+          <w:shd w:val="pct15" w:color="auto" w:fill="FFFFFF"/>
+          <w:lang w:eastAsia="zh-CN"/>
+        </w:rPr>
+      </w:pPr>
+      <w:r>
+        <w:rPr>
+          <w:sz w:val="24"/>
+          <w:szCs w:val="24"/>
+          <w:shd w:val="pct15" w:color="auto" w:fill="FFFFFF"/>
+          <w:lang w:eastAsia="zh-CN"/>
+        </w:rPr>
+        <w:t xml:space="preserve">　　佛食已毕。还归所止。洗钵漱口。坐于树下。明日食时。复往请佛。佛言汝去。我随后往。迦叶适去。俄尔之间。世尊即便至郁单越。取自然粳米饭。满钵持来。迦叶未至。佛已先到。迦叶后来。见佛已坐。即便问言。年少沙门。从何道来。而先至此。佛以钵中粳米饭。以示迦叶。而语之言。汝今识此钵中饭不。迦叶答言。不识此饭。佛言。从此北行。数万逾阇那。到郁单越。取此自然粳米饭来。极为香美。汝可食之。迦叶闻已。心自念言。彼道去此。极为长远。而此沙门。乃能俄尔。已得往还。虽复神通难可测量。然故不如我道真也。迦叶即便下种种食。佛即咒愿。</w:t>
+      </w:r>
+    </w:p>
+    <w:p>
+      <w:pPr>
+        <w:spacing w:after="0" w:line="240" w:lineRule="auto"/>
+        <w:jc w:val="both"/>
+        <w:rPr>
+          <w:sz w:val="24"/>
+          <w:szCs w:val="24"/>
+          <w:shd w:val="pct15" w:color="auto" w:fill="FFFFFF"/>
+          <w:lang w:eastAsia="zh-CN"/>
+        </w:rPr>
+      </w:pPr>
+      <w:r>
+        <w:rPr>
+          <w:sz w:val="24"/>
+          <w:szCs w:val="24"/>
+          <w:shd w:val="pct15" w:color="auto" w:fill="FFFFFF"/>
+          <w:lang w:eastAsia="zh-CN"/>
+        </w:rPr>
+        <w:t xml:space="preserve">　　婆罗门法中　　奉事火为最</w:t>
+      </w:r>
+    </w:p>
+    <w:p>
+      <w:pPr>
+        <w:spacing w:after="0" w:line="240" w:lineRule="auto"/>
+        <w:jc w:val="both"/>
+        <w:rPr>
+          <w:sz w:val="24"/>
+          <w:szCs w:val="24"/>
+          <w:shd w:val="pct15" w:color="auto" w:fill="FFFFFF"/>
+          <w:lang w:eastAsia="zh-CN"/>
+        </w:rPr>
+      </w:pPr>
+      <w:r>
+        <w:rPr>
+          <w:sz w:val="24"/>
+          <w:szCs w:val="24"/>
+          <w:shd w:val="pct15" w:color="auto" w:fill="FFFFFF"/>
+          <w:lang w:eastAsia="zh-CN"/>
+        </w:rPr>
+        <w:t xml:space="preserve">　　一切众流中　　大海为其最</w:t>
+      </w:r>
+    </w:p>
+    <w:p>
+      <w:pPr>
+        <w:spacing w:after="0" w:line="240" w:lineRule="auto"/>
+        <w:jc w:val="both"/>
+        <w:rPr>
+          <w:sz w:val="24"/>
+          <w:szCs w:val="24"/>
+          <w:shd w:val="pct15" w:color="auto" w:fill="FFFFFF"/>
+          <w:lang w:eastAsia="zh-CN"/>
+        </w:rPr>
+      </w:pPr>
+      <w:r>
+        <w:rPr>
+          <w:sz w:val="24"/>
+          <w:szCs w:val="24"/>
+          <w:shd w:val="pct15" w:color="auto" w:fill="FFFFFF"/>
+          <w:lang w:eastAsia="zh-CN"/>
+        </w:rPr>
+        <w:t xml:space="preserve">　　于诸星宿中　　月光为其最</w:t>
+      </w:r>
+    </w:p>
+    <w:p>
+      <w:pPr>
+        <w:spacing w:after="0" w:line="240" w:lineRule="auto"/>
+        <w:jc w:val="both"/>
+        <w:rPr>
+          <w:sz w:val="24"/>
+          <w:szCs w:val="24"/>
+          <w:shd w:val="pct15" w:color="auto" w:fill="FFFFFF"/>
+          <w:lang w:eastAsia="zh-CN"/>
+        </w:rPr>
+      </w:pPr>
+      <w:r>
+        <w:rPr>
+          <w:sz w:val="24"/>
+          <w:szCs w:val="24"/>
+          <w:shd w:val="pct15" w:color="auto" w:fill="FFFFFF"/>
+          <w:lang w:eastAsia="zh-CN"/>
+        </w:rPr>
+        <w:t xml:space="preserve">　　一切光明中　　日照为其最</w:t>
+      </w:r>
+    </w:p>
+    <w:p>
+      <w:pPr>
+        <w:spacing w:after="0" w:line="240" w:lineRule="auto"/>
+        <w:jc w:val="both"/>
+        <w:rPr>
+          <w:sz w:val="24"/>
+          <w:szCs w:val="24"/>
+          <w:shd w:val="pct15" w:color="auto" w:fill="FFFFFF"/>
+          <w:lang w:eastAsia="zh-CN"/>
+        </w:rPr>
+      </w:pPr>
+      <w:r>
+        <w:rPr>
+          <w:sz w:val="24"/>
+          <w:szCs w:val="24"/>
+          <w:shd w:val="pct15" w:color="auto" w:fill="FFFFFF"/>
+          <w:lang w:eastAsia="zh-CN"/>
+        </w:rPr>
+        <w:t xml:space="preserve">　　于诸福田中　　佛福田为最</w:t>
+      </w:r>
+    </w:p>
+    <w:p>
+      <w:pPr>
+        <w:spacing w:after="0" w:line="240" w:lineRule="auto"/>
+        <w:jc w:val="both"/>
+        <w:rPr>
+          <w:sz w:val="24"/>
+          <w:szCs w:val="24"/>
+          <w:shd w:val="pct15" w:color="auto" w:fill="FFFFFF"/>
+          <w:lang w:eastAsia="zh-CN"/>
+        </w:rPr>
+      </w:pPr>
+      <w:r>
+        <w:rPr>
+          <w:sz w:val="24"/>
+          <w:szCs w:val="24"/>
+          <w:shd w:val="pct15" w:color="auto" w:fill="FFFFFF"/>
+          <w:lang w:eastAsia="zh-CN"/>
+        </w:rPr>
+        <w:t xml:space="preserve">　　若欲求大果　　当供佛福田</w:t>
+      </w:r>
+    </w:p>
+    <w:p>
+      <w:pPr>
+        <w:spacing w:after="0" w:line="240" w:lineRule="auto"/>
+        <w:jc w:val="both"/>
+        <w:rPr>
+          <w:sz w:val="24"/>
+          <w:szCs w:val="24"/>
+          <w:shd w:val="pct15" w:color="auto" w:fill="FFFFFF"/>
+          <w:lang w:eastAsia="zh-CN"/>
+        </w:rPr>
+      </w:pPr>
+    </w:p>
+    <w:p>
+      <w:pPr>
+        <w:spacing w:after="0" w:line="240" w:lineRule="auto"/>
+        <w:jc w:val="both"/>
+        <w:rPr>
+          <w:sz w:val="24"/>
+          <w:szCs w:val="24"/>
+          <w:shd w:val="pct15" w:color="auto" w:fill="FFFFFF"/>
+          <w:lang w:eastAsia="zh-CN"/>
+        </w:rPr>
+      </w:pPr>
+      <w:r>
+        <w:rPr>
+          <w:sz w:val="24"/>
+          <w:szCs w:val="24"/>
+          <w:shd w:val="pct15" w:color="auto" w:fill="FFFFFF"/>
+          <w:lang w:eastAsia="zh-CN"/>
+        </w:rPr>
+        <w:t xml:space="preserve">　　佛食已毕。却归所止。洗钵漱口。坐于树下。明日食时。复往请佛。佛言善哉。即共俱行。既到其舍。下种种食。佛即咒愿。</w:t>
+      </w:r>
+    </w:p>
+    <w:p>
+      <w:pPr>
+        <w:spacing w:after="0" w:line="240" w:lineRule="auto"/>
+        <w:jc w:val="both"/>
+        <w:rPr>
+          <w:sz w:val="24"/>
+          <w:szCs w:val="24"/>
+          <w:shd w:val="pct15" w:color="auto" w:fill="FFFFFF"/>
+          <w:lang w:eastAsia="zh-CN"/>
+        </w:rPr>
+      </w:pPr>
       <w:r>
         <w:rPr>
           <w:sz w:val="24"/>
@@ -22469,90 +23858,6 @@
           <w:lang w:eastAsia="zh-CN"/>
         </w:rPr>
         <w:lastRenderedPageBreak/>
-        <w:t>复神妙。然故不如我道真也。于时迦叶。供养火毕。而欲灭之。不能令灭。心自思惟。此必当是沙门所为。即往佛所。而白佛言。我朝燃火。今欲灭之。而不肯灭。佛即答言。汝可还去。火自当灭。迦叶便归。见火已灭。心自念言。年少沙门。虽复神妙。然故不如我道真也。</w:t>
-      </w:r>
-    </w:p>
-    <w:p>
-      <w:pPr>
-        <w:spacing w:after="0" w:line="240" w:lineRule="auto"/>
-        <w:jc w:val="both"/>
-        <w:rPr>
-          <w:sz w:val="24"/>
-          <w:szCs w:val="24"/>
-          <w:shd w:val="pct15" w:color="auto" w:fill="FFFFFF"/>
-          <w:lang w:eastAsia="zh-CN"/>
-        </w:rPr>
-      </w:pPr>
-      <w:r>
-        <w:rPr>
-          <w:sz w:val="24"/>
-          <w:szCs w:val="24"/>
-          <w:shd w:val="pct15" w:color="auto" w:fill="FFFFFF"/>
-          <w:lang w:eastAsia="zh-CN"/>
-        </w:rPr>
-        <w:t xml:space="preserve">　　尔时迦叶诸弟子众。晨朝破薪。斧不肯举。即向迦叶。具说此事。迦叶闻已。心自思惟。此必复是沙门所为。即与弟子。来至佛所。而白佛言。我诸弟子。朝欲破薪。斧不肯举。佛即答言。汝可还去。斧自当举。迦叶便归。见诸弟子。斧皆得举。而自念言。年少沙门。虽复神妙。然故不如我道真也。迦叶弟子。即得举斧。复不肯下。还向迦叶。具说此事。迦叶闻已。心自思惟。此亦当是沙门所为。即与弟子。往至佛所。而白佛言。我诸弟子。旦欲破薪。斧既得举。复不肯下。佛即答言。汝可还去。当令斧下。迦叶既归。见诸弟子。斧皆得下。心自念言。年少沙门。虽复神妙。然故不如我道真也。</w:t>
-      </w:r>
-    </w:p>
-    <w:p>
-      <w:pPr>
-        <w:spacing w:after="0" w:line="240" w:lineRule="auto"/>
-        <w:jc w:val="both"/>
-        <w:rPr>
-          <w:sz w:val="24"/>
-          <w:szCs w:val="24"/>
-          <w:shd w:val="pct15" w:color="auto" w:fill="FFFFFF"/>
-          <w:lang w:eastAsia="zh-CN"/>
-        </w:rPr>
-      </w:pPr>
-      <w:r>
-        <w:rPr>
-          <w:sz w:val="24"/>
-          <w:szCs w:val="24"/>
-          <w:shd w:val="pct15" w:color="auto" w:fill="FFFFFF"/>
-          <w:lang w:eastAsia="zh-CN"/>
-        </w:rPr>
-        <w:t xml:space="preserve">　　尔时迦叶。于晨朝时。自欲破薪。斧不得举。心自思惟。此亦当是沙门所为。即诣佛所。而白佛言。我旦破薪。斧不肯举。佛即答言。汝可还去。斧自当举。迦叶既还。斧即得举。心自念言。年少沙门。虽复神妙。然故不如我道真也。迦叶斧既举已。又不肯下。心自思惟。此亦当是沙门所为。即诣佛所。而白佛言。我斧已举。复不肯下。佛即答言。汝可还去。斧自当下。迦叶即归。斧即得下。心自念言。年少沙门。虽复神妙。然故不如我道真也。</w:t>
-      </w:r>
-    </w:p>
-    <w:p>
-      <w:pPr>
-        <w:spacing w:after="0" w:line="240" w:lineRule="auto"/>
-        <w:jc w:val="both"/>
-        <w:rPr>
-          <w:sz w:val="24"/>
-          <w:szCs w:val="24"/>
-          <w:shd w:val="pct15" w:color="auto" w:fill="FFFFFF"/>
-          <w:lang w:eastAsia="zh-CN"/>
-        </w:rPr>
-      </w:pPr>
-      <w:r>
-        <w:rPr>
-          <w:sz w:val="24"/>
-          <w:szCs w:val="24"/>
-          <w:shd w:val="pct15" w:color="auto" w:fill="FFFFFF"/>
-          <w:lang w:eastAsia="zh-CN"/>
-        </w:rPr>
-        <w:t xml:space="preserve">　　尔时迦叶。即白佛言。年少沙门。可止于此共修梵行。房舍衣食。我当相给。于时世尊。默然许之。迦叶知佛许已。还其所住。即敕日日办好饮食。并施床座。至明食时。自行请佛。佛言汝去。我随后往。迦叶适去。俄尔之间。世尊即便至阎浮洲。取阎浮果。满钵持来。迦叶未至。佛已先到。迦叶后来。见佛已坐。即便问言。年少沙门。从何道来。而先至此。佛以钵中阎浮果。以示迦叶。而语之言。汝今识此钵中果不。迦叶答言。不识此果。佛言。从此南行。数万逾阇那。彼有一洲。其上有树。名曰阎浮。缘有此树故。言阎浮提。我此钵中。是彼果也。于一念顷。取此果来。极为香美。汝可啖之。于是迦叶。心自思惟。彼道去此。极为长远。而此沙门。乃能俄尔。已得往还。神通变化。殊自迅疾。然故不如我道真也。迦叶即便下种种食。佛即咒愿。</w:t>
-      </w:r>
-    </w:p>
-    <w:p>
-      <w:pPr>
-        <w:spacing w:after="0" w:line="240" w:lineRule="auto"/>
-        <w:jc w:val="both"/>
-        <w:rPr>
-          <w:sz w:val="24"/>
-          <w:szCs w:val="24"/>
-          <w:shd w:val="pct15" w:color="auto" w:fill="FFFFFF"/>
-          <w:lang w:eastAsia="zh-CN"/>
-        </w:rPr>
-      </w:pPr>
-      <w:r>
-        <w:rPr>
-          <w:sz w:val="24"/>
-          <w:szCs w:val="24"/>
-          <w:shd w:val="pct15" w:color="auto" w:fill="FFFFFF"/>
-          <w:lang w:eastAsia="zh-CN"/>
-        </w:rPr>
         <w:t xml:space="preserve">　　婆罗门法中　　奉事火为最</w:t>
       </w:r>
     </w:p>
@@ -22691,7 +23996,70 @@
           <w:shd w:val="pct15" w:color="auto" w:fill="FFFFFF"/>
           <w:lang w:eastAsia="zh-CN"/>
         </w:rPr>
-        <w:t xml:space="preserve">　　佛食已毕。还归所住。洗钵漱口。坐于树下。明日食时。复往请佛。佛言汝去。我随后往。迦叶适去。俄尔之间。世尊即便至弗婆提。取庵摩罗果。满钵持来。迦叶未至。佛已先到。迦叶后来。见佛已坐。即便问言。年少沙门。从何道来。而先至此。佛以钵中庵摩罗果。以示迦叶。而语之言。汝今识此钵中果不。迦叶答言。不识此果。佛言。从此东行。数万逾阇那。到弗婆提。取此果来。名庵摩罗。极为香美。汝可食之。迦叶闻已。心自念言。彼道去此。极为长远。而此沙门。乃能俄</w:t>
+        <w:t xml:space="preserve">　　尔时世尊。咒愿已毕。即便取食。独还树下。食竟心念须水。释提桓因。即知佛意。如大壮士屈伸臂顷。从天来下。到于佛前。头面礼足。即便以手指地成池。其水清净。具八功德。如来即便得而用之。澡漱既毕。为释提桓因。说种种法。释提桓因。既闻法已。欢喜踊跃。忽然不现。还归天宫。是时迦叶。于中食后。林间经行。心自念言。年少沙门。今日受食。还归树下。我当往彼而看视之。即诣佛所。忽见树侧有一大池。泉水澄净。具八功德怪而问佛。此中云何忽有此池。佛即答言。旦受汝供。还归此处。食讫须水。澡漱洗钵。释提桓因。知我此意。从天上来。以手指地。而成此池。尔时迦叶。既见池水。复闻佛言。心自思惟。年少沙门。有大威德。乃能如此感致天瑞。然故不如我道真也。</w:t>
+      </w:r>
+    </w:p>
+    <w:p>
+      <w:pPr>
+        <w:spacing w:after="0" w:line="240" w:lineRule="auto"/>
+        <w:jc w:val="both"/>
+        <w:rPr>
+          <w:sz w:val="24"/>
+          <w:szCs w:val="24"/>
+          <w:shd w:val="pct15" w:color="auto" w:fill="FFFFFF"/>
+          <w:lang w:eastAsia="zh-CN"/>
+        </w:rPr>
+      </w:pPr>
+      <w:r>
+        <w:rPr>
+          <w:sz w:val="24"/>
+          <w:szCs w:val="24"/>
+          <w:shd w:val="pct15" w:color="auto" w:fill="FFFFFF"/>
+          <w:lang w:eastAsia="zh-CN"/>
+        </w:rPr>
+        <w:t xml:space="preserve">　　尔时世尊。别于他日。林间经行。见粪秽中有诸弊帛。即便拾取。欲浣濯之。心念须石。释提桓因。即知佛意。如大壮士屈伸臂顷。往香山上。取四方石。安置树间。即白佛言。可就石上浣濯衣也。佛复心念。今应须水。释提桓因。又往香山。取大石槽。盛清净水。置方石所。释提桓因。所为事毕。忽然不现。还归天宫。</w:t>
+      </w:r>
+    </w:p>
+    <w:p>
+      <w:pPr>
+        <w:spacing w:after="0" w:line="240" w:lineRule="auto"/>
+        <w:jc w:val="both"/>
+        <w:rPr>
+          <w:sz w:val="24"/>
+          <w:szCs w:val="24"/>
+          <w:shd w:val="pct15" w:color="auto" w:fill="FFFFFF"/>
+          <w:lang w:eastAsia="zh-CN"/>
+        </w:rPr>
+      </w:pPr>
+      <w:r>
+        <w:rPr>
+          <w:sz w:val="24"/>
+          <w:szCs w:val="24"/>
+          <w:shd w:val="pct15" w:color="auto" w:fill="FFFFFF"/>
+          <w:lang w:eastAsia="zh-CN"/>
+        </w:rPr>
+        <w:t xml:space="preserve">　　尔时世尊。浣濯已竟。还坐树下。是时迦叶。来至佛所。忽见树间。有四方石。及大石槽。即自思惟。此中云何有此二物。心怀惊怪。而往问佛。年少沙门。汝此树间。有四方石。及大石槽。从何而来。于是世尊。即答之言。我向经行。见地弊帛取欲浣之。心念须此。释提桓因。知我此意。即往香山。而取之来。迦叶闻已。叹未曾有。而自念言。年少沙门。虽有如是大威神力能感诸天。然故不如我道真也。尔时世尊。又于他日。入指地池。而自洗浴。洗浴讫已。心念欲出。无所攀持。池上有树。名迦罗迦。枝叶蔚映。临于池上。树神即便按此树枝。令佛攀出。还坐树下。于时迦叶。来至佛所。忽然见树曲枝垂荫。怪而问佛。此树何故曲枝垂荫。佛即答言。我于向者。入池洗浴。出无所攀。树神致感。为我曲之。于是迦叶。见树曲枝。又闻佛言。叹未曾有。而自心念。年少沙门。乃有如此大威德力。能感树神。然故不如我道真也。</w:t>
+      </w:r>
+    </w:p>
+    <w:p>
+      <w:pPr>
+        <w:spacing w:after="0" w:line="240" w:lineRule="auto"/>
+        <w:jc w:val="both"/>
+        <w:rPr>
+          <w:sz w:val="24"/>
+          <w:szCs w:val="24"/>
+          <w:shd w:val="pct15" w:color="auto" w:fill="FFFFFF"/>
+          <w:lang w:eastAsia="zh-CN"/>
+        </w:rPr>
+      </w:pPr>
+      <w:r>
+        <w:rPr>
+          <w:sz w:val="24"/>
+          <w:szCs w:val="24"/>
+          <w:shd w:val="pct15" w:color="auto" w:fill="FFFFFF"/>
+          <w:lang w:eastAsia="zh-CN"/>
+        </w:rPr>
+        <w:t xml:space="preserve">　　尔时迦叶。心自念言。明日摩竭提王。及诸臣民。婆罗门长者居士等。当来就我作七日会。年少沙门。若来在此。国王臣民。婆罗门长者居士等。见其相好及以神通威德力者。必当舍我而奉事之。愿此沙门。于七日中。不来我所。佛知其意。即便往诣北郁单越。七日七夜。停彼不现。过七日已。集会毕讫。国王辞去。迦叶心念。年少沙门。近于七日。不来我所。善哉快哉。我今既有集会余馔。欲以供之。其若来者。善得时宜。于是世尊。即知其意。从郁单越。譬如壮士屈神臂顷。来到其前。于时迦叶。忽见如来。心大惊喜。即问佛言。汝近七日。游行何处。而不相见。佛即答言。摩竭提王。及诸臣民。婆罗门长者居士。于七日中。就汝集会。汝近心念。不欲见我。是故我往北郁单越。以避汝耳。汝今心念欲令我来。所以今者。</w:t>
       </w:r>
       <w:r>
         <w:rPr>
@@ -22701,518 +24069,50 @@
           <w:lang w:eastAsia="zh-CN"/>
         </w:rPr>
         <w:lastRenderedPageBreak/>
-        <w:t>尔。以得往还。睹其神力。所未曾有。然故不如我道真也。迦叶即便下种种食。佛即咒愿。</w:t>
-      </w:r>
-    </w:p>
-    <w:p>
-      <w:pPr>
-        <w:spacing w:after="0" w:line="240" w:lineRule="auto"/>
-        <w:jc w:val="both"/>
-        <w:rPr>
-          <w:sz w:val="24"/>
-          <w:szCs w:val="24"/>
-          <w:shd w:val="pct15" w:color="auto" w:fill="FFFFFF"/>
-          <w:lang w:eastAsia="zh-CN"/>
-        </w:rPr>
-      </w:pPr>
-      <w:r>
-        <w:rPr>
-          <w:sz w:val="24"/>
-          <w:szCs w:val="24"/>
-          <w:shd w:val="pct15" w:color="auto" w:fill="FFFFFF"/>
-          <w:lang w:eastAsia="zh-CN"/>
-        </w:rPr>
-        <w:t xml:space="preserve">　　婆罗门法中　　奉事火为最</w:t>
-      </w:r>
-    </w:p>
-    <w:p>
-      <w:pPr>
-        <w:spacing w:after="0" w:line="240" w:lineRule="auto"/>
-        <w:jc w:val="both"/>
-        <w:rPr>
-          <w:sz w:val="24"/>
-          <w:szCs w:val="24"/>
-          <w:shd w:val="pct15" w:color="auto" w:fill="FFFFFF"/>
-          <w:lang w:eastAsia="zh-CN"/>
-        </w:rPr>
-      </w:pPr>
-      <w:r>
-        <w:rPr>
-          <w:sz w:val="24"/>
-          <w:szCs w:val="24"/>
-          <w:shd w:val="pct15" w:color="auto" w:fill="FFFFFF"/>
-          <w:lang w:eastAsia="zh-CN"/>
-        </w:rPr>
-        <w:t xml:space="preserve">　　一切众流中　　大海为其最</w:t>
-      </w:r>
-    </w:p>
-    <w:p>
-      <w:pPr>
-        <w:spacing w:after="0" w:line="240" w:lineRule="auto"/>
-        <w:jc w:val="both"/>
-        <w:rPr>
-          <w:sz w:val="24"/>
-          <w:szCs w:val="24"/>
-          <w:shd w:val="pct15" w:color="auto" w:fill="FFFFFF"/>
-          <w:lang w:eastAsia="zh-CN"/>
-        </w:rPr>
-      </w:pPr>
-      <w:r>
-        <w:rPr>
-          <w:sz w:val="24"/>
-          <w:szCs w:val="24"/>
-          <w:shd w:val="pct15" w:color="auto" w:fill="FFFFFF"/>
-          <w:lang w:eastAsia="zh-CN"/>
-        </w:rPr>
-        <w:t xml:space="preserve">　　于诸星宿中　　月光为其最</w:t>
-      </w:r>
-    </w:p>
-    <w:p>
-      <w:pPr>
-        <w:spacing w:after="0" w:line="240" w:lineRule="auto"/>
-        <w:jc w:val="both"/>
-        <w:rPr>
-          <w:sz w:val="24"/>
-          <w:szCs w:val="24"/>
-          <w:shd w:val="pct15" w:color="auto" w:fill="FFFFFF"/>
-          <w:lang w:eastAsia="zh-CN"/>
-        </w:rPr>
-      </w:pPr>
-      <w:r>
-        <w:rPr>
-          <w:sz w:val="24"/>
-          <w:szCs w:val="24"/>
-          <w:shd w:val="pct15" w:color="auto" w:fill="FFFFFF"/>
-          <w:lang w:eastAsia="zh-CN"/>
-        </w:rPr>
-        <w:t xml:space="preserve">　　一切光明中　　日照为其最</w:t>
-      </w:r>
-    </w:p>
-    <w:p>
-      <w:pPr>
-        <w:spacing w:after="0" w:line="240" w:lineRule="auto"/>
-        <w:jc w:val="both"/>
-        <w:rPr>
-          <w:sz w:val="24"/>
-          <w:szCs w:val="24"/>
-          <w:shd w:val="pct15" w:color="auto" w:fill="FFFFFF"/>
-          <w:lang w:eastAsia="zh-CN"/>
-        </w:rPr>
-      </w:pPr>
-      <w:r>
-        <w:rPr>
-          <w:sz w:val="24"/>
-          <w:szCs w:val="24"/>
-          <w:shd w:val="pct15" w:color="auto" w:fill="FFFFFF"/>
-          <w:lang w:eastAsia="zh-CN"/>
-        </w:rPr>
-        <w:t xml:space="preserve">　　于诸福田中　　佛福田为最</w:t>
-      </w:r>
-    </w:p>
-    <w:p>
-      <w:pPr>
-        <w:spacing w:after="0" w:line="240" w:lineRule="auto"/>
-        <w:jc w:val="both"/>
-        <w:rPr>
-          <w:sz w:val="24"/>
-          <w:szCs w:val="24"/>
-          <w:shd w:val="pct15" w:color="auto" w:fill="FFFFFF"/>
-          <w:lang w:eastAsia="zh-CN"/>
-        </w:rPr>
-      </w:pPr>
-      <w:r>
-        <w:rPr>
-          <w:sz w:val="24"/>
-          <w:szCs w:val="24"/>
-          <w:shd w:val="pct15" w:color="auto" w:fill="FFFFFF"/>
-          <w:lang w:eastAsia="zh-CN"/>
-        </w:rPr>
-        <w:t xml:space="preserve">　　若欲求大果　　当供佛福田</w:t>
-      </w:r>
-    </w:p>
-    <w:p>
-      <w:pPr>
-        <w:spacing w:after="0" w:line="240" w:lineRule="auto"/>
-        <w:jc w:val="both"/>
-        <w:rPr>
-          <w:sz w:val="24"/>
-          <w:szCs w:val="24"/>
-          <w:shd w:val="pct15" w:color="auto" w:fill="FFFFFF"/>
-          <w:lang w:eastAsia="zh-CN"/>
-        </w:rPr>
-      </w:pPr>
-    </w:p>
-    <w:p>
-      <w:pPr>
-        <w:spacing w:after="0" w:line="240" w:lineRule="auto"/>
-        <w:jc w:val="both"/>
-        <w:rPr>
-          <w:sz w:val="24"/>
-          <w:szCs w:val="24"/>
-          <w:shd w:val="pct15" w:color="auto" w:fill="FFFFFF"/>
-          <w:lang w:eastAsia="zh-CN"/>
-        </w:rPr>
-      </w:pPr>
-      <w:r>
-        <w:rPr>
-          <w:sz w:val="24"/>
-          <w:szCs w:val="24"/>
-          <w:shd w:val="pct15" w:color="auto" w:fill="FFFFFF"/>
-          <w:lang w:eastAsia="zh-CN"/>
-        </w:rPr>
-        <w:t xml:space="preserve">　　佛食已毕。还归所止。洗钵漱口。坐于树下。明日食时。复往请佛。佛言汝去。我随后往。迦叶适去。俄尔之间。世尊即便至瞿陀尼。取呵梨勒果。满钵持来。迦叶未至。佛已先到。迦叶后来。见佛已坐。即便问言。年少沙门。从何道来。而先至此。佛以钵中呵梨勒果。以示迦叶。而语之言。汝今识此钵中果不。迦叶答言。不识此果。佛言。从此西行。数万逾阇那。到瞿陀尼。取此果来。名呵梨勒。极为香美。汝可食之。迦叶闻已。心自念言。彼道去此。极为长远。而此沙门。乃能俄尔。已得往还。睹其神通。所未曾有。然故不如我道真也。迦叶即便下种种食。佛即咒愿。</w:t>
-      </w:r>
-    </w:p>
-    <w:p>
-      <w:pPr>
-        <w:spacing w:after="0" w:line="240" w:lineRule="auto"/>
-        <w:jc w:val="both"/>
-        <w:rPr>
-          <w:sz w:val="24"/>
-          <w:szCs w:val="24"/>
-          <w:shd w:val="pct15" w:color="auto" w:fill="FFFFFF"/>
-          <w:lang w:eastAsia="zh-CN"/>
-        </w:rPr>
-      </w:pPr>
-      <w:r>
-        <w:rPr>
-          <w:sz w:val="24"/>
-          <w:szCs w:val="24"/>
-          <w:shd w:val="pct15" w:color="auto" w:fill="FFFFFF"/>
-          <w:lang w:eastAsia="zh-CN"/>
-        </w:rPr>
-        <w:t xml:space="preserve">　　婆罗门法中　　奉事火为最</w:t>
-      </w:r>
-    </w:p>
-    <w:p>
-      <w:pPr>
-        <w:spacing w:after="0" w:line="240" w:lineRule="auto"/>
-        <w:jc w:val="both"/>
-        <w:rPr>
-          <w:sz w:val="24"/>
-          <w:szCs w:val="24"/>
-          <w:shd w:val="pct15" w:color="auto" w:fill="FFFFFF"/>
-          <w:lang w:eastAsia="zh-CN"/>
-        </w:rPr>
-      </w:pPr>
-      <w:r>
-        <w:rPr>
-          <w:sz w:val="24"/>
-          <w:szCs w:val="24"/>
-          <w:shd w:val="pct15" w:color="auto" w:fill="FFFFFF"/>
-          <w:lang w:eastAsia="zh-CN"/>
-        </w:rPr>
-        <w:t xml:space="preserve">　　一切众流中　　大海为其最</w:t>
-      </w:r>
-    </w:p>
-    <w:p>
-      <w:pPr>
-        <w:spacing w:after="0" w:line="240" w:lineRule="auto"/>
-        <w:jc w:val="both"/>
-        <w:rPr>
-          <w:sz w:val="24"/>
-          <w:szCs w:val="24"/>
-          <w:shd w:val="pct15" w:color="auto" w:fill="FFFFFF"/>
-          <w:lang w:eastAsia="zh-CN"/>
-        </w:rPr>
-      </w:pPr>
-      <w:r>
-        <w:rPr>
-          <w:sz w:val="24"/>
-          <w:szCs w:val="24"/>
-          <w:shd w:val="pct15" w:color="auto" w:fill="FFFFFF"/>
-          <w:lang w:eastAsia="zh-CN"/>
-        </w:rPr>
-        <w:t xml:space="preserve">　　于诸星宿中　　月光为其最</w:t>
-      </w:r>
-    </w:p>
-    <w:p>
-      <w:pPr>
-        <w:spacing w:after="0" w:line="240" w:lineRule="auto"/>
-        <w:jc w:val="both"/>
-        <w:rPr>
-          <w:sz w:val="24"/>
-          <w:szCs w:val="24"/>
-          <w:shd w:val="pct15" w:color="auto" w:fill="FFFFFF"/>
-          <w:lang w:eastAsia="zh-CN"/>
-        </w:rPr>
-      </w:pPr>
-      <w:r>
-        <w:rPr>
-          <w:sz w:val="24"/>
-          <w:szCs w:val="24"/>
-          <w:shd w:val="pct15" w:color="auto" w:fill="FFFFFF"/>
-          <w:lang w:eastAsia="zh-CN"/>
-        </w:rPr>
-        <w:t xml:space="preserve">　　一切光明中　　日照为其最</w:t>
-      </w:r>
-    </w:p>
-    <w:p>
-      <w:pPr>
-        <w:spacing w:after="0" w:line="240" w:lineRule="auto"/>
-        <w:jc w:val="both"/>
-        <w:rPr>
-          <w:sz w:val="24"/>
-          <w:szCs w:val="24"/>
-          <w:shd w:val="pct15" w:color="auto" w:fill="FFFFFF"/>
-          <w:lang w:eastAsia="zh-CN"/>
-        </w:rPr>
-      </w:pPr>
-      <w:r>
-        <w:rPr>
-          <w:sz w:val="24"/>
-          <w:szCs w:val="24"/>
-          <w:shd w:val="pct15" w:color="auto" w:fill="FFFFFF"/>
-          <w:lang w:eastAsia="zh-CN"/>
-        </w:rPr>
-        <w:t xml:space="preserve">　　于诸福田中　　佛福田为最</w:t>
-      </w:r>
-    </w:p>
-    <w:p>
-      <w:pPr>
-        <w:spacing w:after="0" w:line="240" w:lineRule="auto"/>
-        <w:jc w:val="both"/>
-        <w:rPr>
-          <w:sz w:val="24"/>
-          <w:szCs w:val="24"/>
-          <w:shd w:val="pct15" w:color="auto" w:fill="FFFFFF"/>
-          <w:lang w:eastAsia="zh-CN"/>
-        </w:rPr>
-      </w:pPr>
-      <w:r>
-        <w:rPr>
-          <w:sz w:val="24"/>
-          <w:szCs w:val="24"/>
-          <w:shd w:val="pct15" w:color="auto" w:fill="FFFFFF"/>
-          <w:lang w:eastAsia="zh-CN"/>
-        </w:rPr>
-        <w:t xml:space="preserve">　　若欲求大果　　当供佛福田</w:t>
-      </w:r>
-    </w:p>
-    <w:p>
-      <w:pPr>
-        <w:spacing w:after="0" w:line="240" w:lineRule="auto"/>
-        <w:jc w:val="both"/>
-        <w:rPr>
-          <w:sz w:val="24"/>
-          <w:szCs w:val="24"/>
-          <w:shd w:val="pct15" w:color="auto" w:fill="FFFFFF"/>
-          <w:lang w:eastAsia="zh-CN"/>
-        </w:rPr>
-      </w:pPr>
-    </w:p>
-    <w:p>
-      <w:pPr>
-        <w:spacing w:after="0" w:line="240" w:lineRule="auto"/>
-        <w:jc w:val="both"/>
-        <w:rPr>
-          <w:sz w:val="24"/>
-          <w:szCs w:val="24"/>
-          <w:shd w:val="pct15" w:color="auto" w:fill="FFFFFF"/>
-          <w:lang w:eastAsia="zh-CN"/>
-        </w:rPr>
-      </w:pPr>
-      <w:r>
-        <w:rPr>
-          <w:sz w:val="24"/>
-          <w:szCs w:val="24"/>
-          <w:shd w:val="pct15" w:color="auto" w:fill="FFFFFF"/>
-          <w:lang w:eastAsia="zh-CN"/>
-        </w:rPr>
-        <w:t xml:space="preserve">　　佛食已毕。还归所止。洗钵漱口。坐于树下。明日食时。复往请佛。佛言汝去。我随后往。迦叶适去。俄尔之间。世尊即便至郁单越。取自然粳米饭。满钵持来。迦叶未至。佛已先到。迦叶后来。见佛已坐。即便问言。年少沙门。从何道来。而先至此。佛以钵中粳米饭。以示迦叶。而语之言。汝今识此钵中饭不。迦叶答言。不识此饭。佛言。从此北行。数万逾阇那。到郁单越。取此自然粳米饭来。极为香美。汝可食之。迦叶闻已。心自念言。彼道去此。极为长远。而此沙门。乃能俄尔。已得往还。虽复神通难可测量。然故不如我道真也。迦叶即便下种种食。佛即咒愿。</w:t>
-      </w:r>
-    </w:p>
-    <w:p>
-      <w:pPr>
-        <w:spacing w:after="0" w:line="240" w:lineRule="auto"/>
-        <w:jc w:val="both"/>
-        <w:rPr>
-          <w:sz w:val="24"/>
-          <w:szCs w:val="24"/>
-          <w:shd w:val="pct15" w:color="auto" w:fill="FFFFFF"/>
-          <w:lang w:eastAsia="zh-CN"/>
-        </w:rPr>
-      </w:pPr>
-      <w:r>
-        <w:rPr>
-          <w:sz w:val="24"/>
-          <w:szCs w:val="24"/>
-          <w:shd w:val="pct15" w:color="auto" w:fill="FFFFFF"/>
-          <w:lang w:eastAsia="zh-CN"/>
-        </w:rPr>
-        <w:t xml:space="preserve">　　婆罗门法中　　奉事火为最</w:t>
-      </w:r>
-    </w:p>
-    <w:p>
-      <w:pPr>
-        <w:spacing w:after="0" w:line="240" w:lineRule="auto"/>
-        <w:jc w:val="both"/>
-        <w:rPr>
-          <w:sz w:val="24"/>
-          <w:szCs w:val="24"/>
-          <w:shd w:val="pct15" w:color="auto" w:fill="FFFFFF"/>
-          <w:lang w:eastAsia="zh-CN"/>
-        </w:rPr>
-      </w:pPr>
-      <w:r>
-        <w:rPr>
-          <w:sz w:val="24"/>
-          <w:szCs w:val="24"/>
-          <w:shd w:val="pct15" w:color="auto" w:fill="FFFFFF"/>
-          <w:lang w:eastAsia="zh-CN"/>
-        </w:rPr>
-        <w:t xml:space="preserve">　　一切众流中　　大海为其最</w:t>
-      </w:r>
-    </w:p>
-    <w:p>
-      <w:pPr>
-        <w:spacing w:after="0" w:line="240" w:lineRule="auto"/>
-        <w:jc w:val="both"/>
-        <w:rPr>
-          <w:sz w:val="24"/>
-          <w:szCs w:val="24"/>
-          <w:shd w:val="pct15" w:color="auto" w:fill="FFFFFF"/>
-          <w:lang w:eastAsia="zh-CN"/>
-        </w:rPr>
-      </w:pPr>
-      <w:r>
-        <w:rPr>
-          <w:sz w:val="24"/>
-          <w:szCs w:val="24"/>
-          <w:shd w:val="pct15" w:color="auto" w:fill="FFFFFF"/>
-          <w:lang w:eastAsia="zh-CN"/>
-        </w:rPr>
-        <w:t xml:space="preserve">　　于诸星宿中　　月光为其最</w:t>
-      </w:r>
-    </w:p>
-    <w:p>
-      <w:pPr>
-        <w:spacing w:after="0" w:line="240" w:lineRule="auto"/>
-        <w:jc w:val="both"/>
-        <w:rPr>
-          <w:sz w:val="24"/>
-          <w:szCs w:val="24"/>
-          <w:shd w:val="pct15" w:color="auto" w:fill="FFFFFF"/>
-          <w:lang w:eastAsia="zh-CN"/>
-        </w:rPr>
-      </w:pPr>
-      <w:r>
-        <w:rPr>
-          <w:sz w:val="24"/>
-          <w:szCs w:val="24"/>
-          <w:shd w:val="pct15" w:color="auto" w:fill="FFFFFF"/>
-          <w:lang w:eastAsia="zh-CN"/>
-        </w:rPr>
-        <w:t xml:space="preserve">　　一切光明中　　日照为其最</w:t>
-      </w:r>
-    </w:p>
-    <w:p>
-      <w:pPr>
-        <w:spacing w:after="0" w:line="240" w:lineRule="auto"/>
-        <w:jc w:val="both"/>
-        <w:rPr>
-          <w:sz w:val="24"/>
-          <w:szCs w:val="24"/>
-          <w:shd w:val="pct15" w:color="auto" w:fill="FFFFFF"/>
-          <w:lang w:eastAsia="zh-CN"/>
-        </w:rPr>
-      </w:pPr>
-      <w:r>
-        <w:rPr>
-          <w:sz w:val="24"/>
-          <w:szCs w:val="24"/>
-          <w:shd w:val="pct15" w:color="auto" w:fill="FFFFFF"/>
-          <w:lang w:eastAsia="zh-CN"/>
-        </w:rPr>
-        <w:t xml:space="preserve">　　于诸福田中　　佛福田为最</w:t>
-      </w:r>
-    </w:p>
-    <w:p>
-      <w:pPr>
-        <w:spacing w:after="0" w:line="240" w:lineRule="auto"/>
-        <w:jc w:val="both"/>
-        <w:rPr>
-          <w:sz w:val="24"/>
-          <w:szCs w:val="24"/>
-          <w:shd w:val="pct15" w:color="auto" w:fill="FFFFFF"/>
-          <w:lang w:eastAsia="zh-CN"/>
-        </w:rPr>
-      </w:pPr>
-      <w:r>
-        <w:rPr>
-          <w:sz w:val="24"/>
-          <w:szCs w:val="24"/>
-          <w:shd w:val="pct15" w:color="auto" w:fill="FFFFFF"/>
-          <w:lang w:eastAsia="zh-CN"/>
-        </w:rPr>
-        <w:t xml:space="preserve">　　若欲求大果　　当供佛福田</w:t>
-      </w:r>
-    </w:p>
-    <w:p>
-      <w:pPr>
-        <w:spacing w:after="0" w:line="240" w:lineRule="auto"/>
-        <w:jc w:val="both"/>
-        <w:rPr>
-          <w:sz w:val="24"/>
-          <w:szCs w:val="24"/>
-          <w:shd w:val="pct15" w:color="auto" w:fill="FFFFFF"/>
-          <w:lang w:eastAsia="zh-CN"/>
-        </w:rPr>
-      </w:pPr>
-    </w:p>
-    <w:p>
-      <w:pPr>
-        <w:spacing w:after="0" w:line="240" w:lineRule="auto"/>
-        <w:jc w:val="both"/>
-        <w:rPr>
-          <w:sz w:val="24"/>
-          <w:szCs w:val="24"/>
-          <w:shd w:val="pct15" w:color="auto" w:fill="FFFFFF"/>
-          <w:lang w:eastAsia="zh-CN"/>
-        </w:rPr>
-      </w:pPr>
-      <w:r>
-        <w:rPr>
-          <w:sz w:val="24"/>
-          <w:szCs w:val="24"/>
-          <w:shd w:val="pct15" w:color="auto" w:fill="FFFFFF"/>
-          <w:lang w:eastAsia="zh-CN"/>
-        </w:rPr>
-        <w:t xml:space="preserve">　　佛食已毕。却归所止。洗钵漱口。坐于树下。明日食时。复往请佛。佛言善哉。即共俱行。既到其舍。下种种食。佛即咒愿。</w:t>
-      </w:r>
-    </w:p>
-    <w:p>
-      <w:pPr>
-        <w:spacing w:after="0" w:line="240" w:lineRule="auto"/>
-        <w:jc w:val="both"/>
-        <w:rPr>
-          <w:sz w:val="24"/>
-          <w:szCs w:val="24"/>
-          <w:shd w:val="pct15" w:color="auto" w:fill="FFFFFF"/>
-          <w:lang w:eastAsia="zh-CN"/>
-        </w:rPr>
-      </w:pPr>
-      <w:r>
-        <w:rPr>
-          <w:sz w:val="24"/>
-          <w:szCs w:val="24"/>
-          <w:shd w:val="pct15" w:color="auto" w:fill="FFFFFF"/>
-          <w:lang w:eastAsia="zh-CN"/>
-        </w:rPr>
-        <w:t xml:space="preserve">　　婆罗门法中　　奉事火为最</w:t>
-      </w:r>
-    </w:p>
-    <w:p>
-      <w:pPr>
-        <w:spacing w:after="0" w:line="240" w:lineRule="auto"/>
-        <w:jc w:val="both"/>
-        <w:rPr>
-          <w:sz w:val="24"/>
-          <w:szCs w:val="24"/>
-          <w:shd w:val="pct15" w:color="auto" w:fill="FFFFFF"/>
-          <w:lang w:eastAsia="zh-CN"/>
-        </w:rPr>
-      </w:pPr>
+        <w:t>故来诣汝。迦叶闻佛说此言已。心惊毛竖。而作此念。年少沙门。乃知我意。甚为奇特。然故不如我道真也。</w:t>
+      </w:r>
+    </w:p>
+    <w:p>
+      <w:pPr>
+        <w:spacing w:after="0" w:line="240" w:lineRule="auto"/>
+        <w:jc w:val="both"/>
+        <w:rPr>
+          <w:sz w:val="24"/>
+          <w:szCs w:val="24"/>
+          <w:shd w:val="pct15" w:color="auto" w:fill="FFFFFF"/>
+          <w:lang w:eastAsia="zh-CN"/>
+        </w:rPr>
+      </w:pPr>
+      <w:r>
+        <w:rPr>
+          <w:sz w:val="24"/>
+          <w:szCs w:val="24"/>
+          <w:shd w:val="pct15" w:color="auto" w:fill="FFFFFF"/>
+          <w:lang w:eastAsia="zh-CN"/>
+        </w:rPr>
+        <w:t xml:space="preserve">　　尔时世尊。又于他日。心自思惟。优楼频螺迦叶。根缘渐熟。今者正是调伏其时。思惟是已。即趣尼连禅河。既到河侧。是时魔王。来诣佛所。而白佛言。世尊今者宜般涅槃。善逝今者宜般涅槃。何以故。所应度者。皆悉解脱。今者正是般涅槃时。如是三请。世尊尔时。答魔王言。我今未是般涅槃时。所以者何。我四部众。比丘比丘尼。优婆塞优婆夷。未具足故。所应度者。皆未究竟。诸外道众。悉未降伏。尔时如来。亦复三答。魔王闻已。心怀愁恼。即还天宫。世尊即便入尼连禅河。以神通力。令水两开。佛所行处。步步尘起。使两面水皆悉涌起。迦叶遥见。谓佛没溺。即与弟子。乘船而来。既至河侧。见佛行处。皆悉尘起。叹其希有。而自念言。年少沙门。虽有如此神通之力。然故不如我道真也。是时迦叶。即问佛言。年少沙门。欲上船不。佛言甚善。于时世尊。即以神力。贯船底入。结加趺坐。迦叶见佛从船底入。而无穿漏。叹其希有。心自念言。年少沙门。乃有如是自在神力。然故不如我得真阿罗汉也。佛即语言。迦叶汝非阿罗汉。亦复非是阿罗汉向。汝今何故起大我慢。迦叶闻说如此语时。必怀愧惧身毛皆竖。而自念言。年少沙门。善知我心。即白佛言。如是沙门。如是大仙。善知我心。唯愿大仙。摄受于我。佛即答言。汝既年耆。百二十岁。又复多有弟子眷属。又为国王臣民所敬。若欲决定入我法者。先与弟子。熟共论详。迦叶答言。善哉善哉。如大仙敕。然我内心。非不决定。为当还与弟子论耳。作此语已。即还本处。集诸弟子。而语之言。年少沙门。住此以来。见其种种神通变化。极为奇特。智慧深远。性又安庠。我今便欲归依其法。汝等云何。弟子答言。我等所知。皆尊者恩。年少沙门。既为尊者之所归信。岂当有虚。我等亦见有诸奇异。尊者若欲必受其法。我等亦愿随从归依。于时迦叶。闻诸弟子作是言已。即便相与俱诣佛所。而白佛言。我及弟子今定归依。唯愿大仙。时摄我等。佛言。善来比丘。须发自落。袈裟著身。即成沙门。尔时世尊。即随所应。广说四谛。于时迦叶。闻说法已。远尘离垢。得法眼净。乃至渐渐成阿罗汉。</w:t>
+      </w:r>
+    </w:p>
+    <w:p>
+      <w:pPr>
+        <w:spacing w:after="0" w:line="240" w:lineRule="auto"/>
+        <w:jc w:val="both"/>
+        <w:rPr>
+          <w:sz w:val="24"/>
+          <w:szCs w:val="24"/>
+          <w:shd w:val="pct15" w:color="auto" w:fill="FFFFFF"/>
+          <w:lang w:eastAsia="zh-CN"/>
+        </w:rPr>
+      </w:pPr>
+      <w:r>
+        <w:rPr>
+          <w:sz w:val="24"/>
+          <w:szCs w:val="24"/>
+          <w:shd w:val="pct15" w:color="auto" w:fill="FFFFFF"/>
+          <w:lang w:eastAsia="zh-CN"/>
+        </w:rPr>
+        <w:t xml:space="preserve">　　尔时迦叶。五百弟子。既见其师已为沙门。心生愿乐。亦欲出家。即白佛言。我等大师。已为大仙之所摄受。今成沙门。我等亦乐随大师学。唯愿大仙。听我出家。佛言。善来比丘。须发自落。袈裟著身。即成沙门。于是世尊。即为转于四谛法轮。时五百弟子。远尘离垢。得法眼净。成须陀洹果。渐渐修行。乃至亦得阿罗汉果。尔时迦叶。及五百弟子。以其事火种种之具。悉皆捐弃尼连禅河。师徒相与。随佛而去。尔时迦叶二弟。一名那提迦叶。二名伽耶迦叶。各有二百五十弟子。在尼连禅河侧。居兄下流。忽见其兄并及弟子。所事火具。悉逐流来。心大惊愕。而自念言。我兄今者有何不祥。事火之具。今随水流。将非恶人之所害耶。是时二弟。奔竞相就。而共议言。我兄今者若复不为恶人所害。诸物何缘。从水而来。苦哉怪哉。我等宜速共至兄所。即便相与。溯流而上。至兄住处。空寂无人。心大悲绝不知其兄及诸弟子之所在。四向推寻。遇见旧人。而问之言。我仙圣兄。及诸弟子不知所在。汝见之不。旧人答言。汝仙圣兄。与诸弟子。弃事火具。皆悉往于瞿昙之所。出家学道是时二弟。闻此语已。心大懊恼。怪未曾有又自念言。云何弃于阿罗汉道。而复更求他余法耶。即便驰往至其兄所。到已见兄并及眷属。剃除须发身披袈裟。即便跪拜。而问兄言。兄本既是大阿罗汉聪明智慧。无与等者。名闻十方。莫不宗仰。何故于今自舍此道。还从人学。此非小事。尔时迦叶。答其弟言。我见</w:t>
+      </w:r>
       <w:r>
         <w:rPr>
           <w:sz w:val="24"/>
@@ -23221,200 +24121,29 @@
           <w:lang w:eastAsia="zh-CN"/>
         </w:rPr>
         <w:lastRenderedPageBreak/>
-        <w:t xml:space="preserve">　　一切众流中　　大海为其最</w:t>
-      </w:r>
-    </w:p>
-    <w:p>
-      <w:pPr>
-        <w:spacing w:after="0" w:line="240" w:lineRule="auto"/>
-        <w:jc w:val="both"/>
-        <w:rPr>
-          <w:sz w:val="24"/>
-          <w:szCs w:val="24"/>
-          <w:shd w:val="pct15" w:color="auto" w:fill="FFFFFF"/>
-          <w:lang w:eastAsia="zh-CN"/>
-        </w:rPr>
-      </w:pPr>
-      <w:r>
-        <w:rPr>
-          <w:sz w:val="24"/>
-          <w:szCs w:val="24"/>
-          <w:shd w:val="pct15" w:color="auto" w:fill="FFFFFF"/>
-          <w:lang w:eastAsia="zh-CN"/>
-        </w:rPr>
-        <w:t xml:space="preserve">　　于诸星宿中　　月光为其最</w:t>
-      </w:r>
-    </w:p>
-    <w:p>
-      <w:pPr>
-        <w:spacing w:after="0" w:line="240" w:lineRule="auto"/>
-        <w:jc w:val="both"/>
-        <w:rPr>
-          <w:sz w:val="24"/>
-          <w:szCs w:val="24"/>
-          <w:shd w:val="pct15" w:color="auto" w:fill="FFFFFF"/>
-          <w:lang w:eastAsia="zh-CN"/>
-        </w:rPr>
-      </w:pPr>
-      <w:r>
-        <w:rPr>
-          <w:sz w:val="24"/>
-          <w:szCs w:val="24"/>
-          <w:shd w:val="pct15" w:color="auto" w:fill="FFFFFF"/>
-          <w:lang w:eastAsia="zh-CN"/>
-        </w:rPr>
-        <w:t xml:space="preserve">　　一切光明中　　日照为其最</w:t>
-      </w:r>
-    </w:p>
-    <w:p>
-      <w:pPr>
-        <w:spacing w:after="0" w:line="240" w:lineRule="auto"/>
-        <w:jc w:val="both"/>
-        <w:rPr>
-          <w:sz w:val="24"/>
-          <w:szCs w:val="24"/>
-          <w:shd w:val="pct15" w:color="auto" w:fill="FFFFFF"/>
-          <w:lang w:eastAsia="zh-CN"/>
-        </w:rPr>
-      </w:pPr>
-      <w:r>
-        <w:rPr>
-          <w:sz w:val="24"/>
-          <w:szCs w:val="24"/>
-          <w:shd w:val="pct15" w:color="auto" w:fill="FFFFFF"/>
-          <w:lang w:eastAsia="zh-CN"/>
-        </w:rPr>
-        <w:t xml:space="preserve">　　于诸福田中　　佛福田为最</w:t>
-      </w:r>
-    </w:p>
-    <w:p>
-      <w:pPr>
-        <w:spacing w:after="0" w:line="240" w:lineRule="auto"/>
-        <w:jc w:val="both"/>
-        <w:rPr>
-          <w:sz w:val="24"/>
-          <w:szCs w:val="24"/>
-          <w:shd w:val="pct15" w:color="auto" w:fill="FFFFFF"/>
-          <w:lang w:eastAsia="zh-CN"/>
-        </w:rPr>
-      </w:pPr>
-      <w:r>
-        <w:rPr>
-          <w:sz w:val="24"/>
-          <w:szCs w:val="24"/>
-          <w:shd w:val="pct15" w:color="auto" w:fill="FFFFFF"/>
-          <w:lang w:eastAsia="zh-CN"/>
-        </w:rPr>
-        <w:t xml:space="preserve">　　若欲求大果　　当供佛福田</w:t>
-      </w:r>
-    </w:p>
-    <w:p>
-      <w:pPr>
-        <w:spacing w:after="0" w:line="240" w:lineRule="auto"/>
-        <w:jc w:val="both"/>
-        <w:rPr>
-          <w:sz w:val="24"/>
-          <w:szCs w:val="24"/>
-          <w:shd w:val="pct15" w:color="auto" w:fill="FFFFFF"/>
-          <w:lang w:eastAsia="zh-CN"/>
-        </w:rPr>
-      </w:pPr>
-    </w:p>
-    <w:p>
-      <w:pPr>
-        <w:spacing w:after="0" w:line="240" w:lineRule="auto"/>
-        <w:jc w:val="both"/>
-        <w:rPr>
-          <w:sz w:val="24"/>
-          <w:szCs w:val="24"/>
-          <w:shd w:val="pct15" w:color="auto" w:fill="FFFFFF"/>
-          <w:lang w:eastAsia="zh-CN"/>
-        </w:rPr>
-      </w:pPr>
-      <w:r>
-        <w:rPr>
-          <w:sz w:val="24"/>
-          <w:szCs w:val="24"/>
-          <w:shd w:val="pct15" w:color="auto" w:fill="FFFFFF"/>
-          <w:lang w:eastAsia="zh-CN"/>
-        </w:rPr>
-        <w:t xml:space="preserve">　　尔时世尊。咒愿已毕。即便取食。独还树下。食竟心念须水。释提桓因。即知佛意。如大壮士屈伸臂顷。从天来下。到于佛前。头面礼足。即便以手指地成池。其水清净。具八功德。如来即便得而用之。澡漱既毕。为释提桓因。说种种法。释提桓因。既闻法已。欢喜踊跃。忽然不现。还归天宫。是时迦叶。于中食后。林间经行。心自念言。年少沙门。今日受食。还归树下。我当往彼而看视之。即诣佛所。忽见树侧有一大池。泉水澄净。具八功德怪而问佛。此中云何忽有此池。佛即答言。旦受汝供。还归此处。食讫须水。澡漱洗钵。释提桓因。知我此意。从天上来。以手指地。而成此池。尔时迦叶。既见池水。复闻佛言。心自思惟。年少沙门。有大威德。乃能如此感致天瑞。然故不如我道真也。</w:t>
-      </w:r>
-    </w:p>
-    <w:p>
-      <w:pPr>
-        <w:spacing w:after="0" w:line="240" w:lineRule="auto"/>
-        <w:jc w:val="both"/>
-        <w:rPr>
-          <w:sz w:val="24"/>
-          <w:szCs w:val="24"/>
-          <w:shd w:val="pct15" w:color="auto" w:fill="FFFFFF"/>
-          <w:lang w:eastAsia="zh-CN"/>
-        </w:rPr>
-      </w:pPr>
-      <w:r>
-        <w:rPr>
-          <w:sz w:val="24"/>
-          <w:szCs w:val="24"/>
-          <w:shd w:val="pct15" w:color="auto" w:fill="FFFFFF"/>
-          <w:lang w:eastAsia="zh-CN"/>
-        </w:rPr>
-        <w:t xml:space="preserve">　　尔时世尊。别于他日。林间经行。见粪秽中有诸弊帛。即便拾取。欲浣濯之。心念须石。释提桓因。即知佛意。如大壮士屈伸臂顷。往香山上。取四方石。安置树间。即白佛言。可就石上浣濯衣也。佛复心念。今应须水。释提桓因。又往香山。取大石槽。盛清净水。置方石所。释提桓因。所为事毕。忽然不现。还归天宫。</w:t>
-      </w:r>
-    </w:p>
-    <w:p>
-      <w:pPr>
-        <w:spacing w:after="0" w:line="240" w:lineRule="auto"/>
-        <w:jc w:val="both"/>
-        <w:rPr>
-          <w:sz w:val="24"/>
-          <w:szCs w:val="24"/>
-          <w:shd w:val="pct15" w:color="auto" w:fill="FFFFFF"/>
-          <w:lang w:eastAsia="zh-CN"/>
-        </w:rPr>
-      </w:pPr>
-      <w:r>
-        <w:rPr>
-          <w:sz w:val="24"/>
-          <w:szCs w:val="24"/>
-          <w:shd w:val="pct15" w:color="auto" w:fill="FFFFFF"/>
-          <w:lang w:eastAsia="zh-CN"/>
-        </w:rPr>
-        <w:t xml:space="preserve">　　尔时世尊。浣濯已竟。还坐树下。是时迦叶。来至佛所。忽见树间。有四方石。及大石槽。即自思惟。此中云何有此二物。心怀惊怪。而往问佛。年少沙门。汝此树间。有四方石。及大石槽。从何而来。于是世尊。即答之言。我向经行。见地弊帛取欲浣之。心念须此。释提桓因。知我此意。即往香山。而取之来。迦叶闻已。叹未曾有。而自念言。年少沙门。虽有如是大威神力能感诸天。然故不如我道真也。尔时世尊。又于他日。入指地池。而自洗浴。洗浴讫已。心念欲出。无所攀持。池上有树。名迦罗迦。枝叶蔚映。临于池上。树神即便按此树枝。令佛攀出。还坐树下。于时迦叶。来至佛所。忽然见树曲枝垂荫。怪而问佛。此树何故曲枝垂荫。佛即答言。我于向者。入池洗浴。出无所攀。树神致感。为我曲之。于是迦叶。见树曲枝。又闻佛言。叹未曾有。而自心念。年少沙门。乃有如此大威德力。能感树神。然故不如我道真也。</w:t>
-      </w:r>
-    </w:p>
-    <w:p>
-      <w:pPr>
-        <w:spacing w:after="0" w:line="240" w:lineRule="auto"/>
-        <w:jc w:val="both"/>
-        <w:rPr>
-          <w:sz w:val="24"/>
-          <w:szCs w:val="24"/>
-          <w:shd w:val="pct15" w:color="auto" w:fill="FFFFFF"/>
-          <w:lang w:eastAsia="zh-CN"/>
-        </w:rPr>
-      </w:pPr>
-      <w:r>
-        <w:rPr>
-          <w:sz w:val="24"/>
-          <w:szCs w:val="24"/>
-          <w:shd w:val="pct15" w:color="auto" w:fill="FFFFFF"/>
-          <w:lang w:eastAsia="zh-CN"/>
-        </w:rPr>
-        <w:t xml:space="preserve">　　尔时迦叶。心自念言。明日摩竭提王。及诸臣民。婆罗门长者居士等。当来就我作七日会。年少沙门。若来在此。国王臣民。婆罗门长者居士等。见其相好及以神通威德力者。必当舍我而奉事之。愿此沙门。于七日中。不来我所。佛知其意。即便往诣北郁单越。七日七夜。停彼不现。过七日已。集会毕讫。国王辞去。迦叶心念。年少沙门。近于七日。不来我所。善哉快哉。我今既有集会余馔。欲以供之。其若来者。善得时宜。于是世尊。即知其意。从郁单越。譬如壮士屈神臂顷。来到其前。于时迦叶。忽见如来。心大惊喜。即问佛言。汝近七日。游行何处。而不相见。佛即答言。摩竭提王。及诸臣民。婆罗门长者居士。于七日中。就汝集会。汝近心念。不欲见我。是故我往北郁单越。以避汝耳。汝今心念欲令我来。所以今者。故来诣汝。迦叶闻佛说此言已。心惊毛竖。而作此念。年少沙门。乃知我意。甚为奇特。然故不如我道真也。</w:t>
-      </w:r>
-    </w:p>
-    <w:p>
-      <w:pPr>
-        <w:spacing w:after="0" w:line="240" w:lineRule="auto"/>
-        <w:jc w:val="both"/>
-        <w:rPr>
-          <w:sz w:val="24"/>
-          <w:szCs w:val="24"/>
-          <w:shd w:val="pct15" w:color="auto" w:fill="FFFFFF"/>
-          <w:lang w:eastAsia="zh-CN"/>
-        </w:rPr>
-      </w:pPr>
+        <w:t>世尊。成就大慈大悲。有三事奇特。一者神通变化。二者慧心清彻。决定成就一切种智。三者善知人根。随顺摄受。以此事故。于佛法中。出家修道。我今虽复国王臣民。所见宗敬。世论机辩。无能折者。然非永绝生死之法。唯有如来所可演说。能尽生死。即值如是大圣之尊。而不自励。师彼高胜。则是无心。亦为无眼。二弟白言。若如兄语。决定是成一切种智。我所知得皆是兄力。兄今既已从佛出家。我等亦愿随顺兄学。即各语其诸弟子言。我今欲同大兄。于佛法中。出家学道。汝意云何。时诸弟子。即答师言我等所以得有知见。皆大师恩。大师若欲于佛法中而出家者。亦愿随从。于是那提迦叶。伽耶迦叶。各与二百五十弟子。至于佛所。头面礼足。而白佛言。世尊唯愿。慈哀济度我等。佛言。善来比丘。须发自落。袈裟著身。即成沙门。时那提迦叶。伽耶迦叶。又白佛言。我诸弟子。今皆欲于佛法出家。唯愿世尊。垂愍听许。佛即答言。善哉善哉。尔时世尊。便呼善来比丘。须发自落。袈裟著身。即成沙门。尔时世尊。即为那提迦叶。伽耶迦叶。及诸弟子。现大神变。又应其心。而为说法。语言。比丘。当知。世间皆为贪欲嗔恚愚痴猛火之所烧炙。汝等往昔奉事三火既能绝弃。除此外惑。今三毒火。尚犹在身。宜速灭之。时诸比丘。闻佛此语。于诸法中。远尘离垢。得法眼净。世尊又为广说四谛。皆悉得于阿罗汉果。</w:t>
+      </w:r>
+    </w:p>
+    <w:p>
+      <w:pPr>
+        <w:spacing w:after="0" w:line="240" w:lineRule="auto"/>
+        <w:jc w:val="both"/>
+        <w:rPr>
+          <w:sz w:val="24"/>
+          <w:szCs w:val="24"/>
+          <w:shd w:val="pct15" w:color="auto" w:fill="FFFFFF"/>
+          <w:lang w:eastAsia="zh-CN"/>
+        </w:rPr>
+      </w:pPr>
+      <w:r>
+        <w:rPr>
+          <w:sz w:val="24"/>
+          <w:szCs w:val="24"/>
+          <w:shd w:val="pct15" w:color="auto" w:fill="FFFFFF"/>
+          <w:lang w:eastAsia="zh-CN"/>
+        </w:rPr>
+        <w:t xml:space="preserve">　　尔时世尊。心自念言。频毗娑罗王。往昔于我。有约誓言。道若成者。愿先见度。今日时至。宜应往彼满其本愿。作此念已。即与迦叶兄弟及千比丘眷属围绕。往王舍城。诣频毗娑罗王所。尔时频毗娑罗王。昔以聚落。给优楼频螺迦叶者。既见迦叶及其弟子。悉为沙门。即还启王。说如此事。王与诸臣。既闻此语。心大惊怪。默然无声。时外人民。闻此语已。各相谓言。优楼频螺迦叶。智慧深远。无与等者。年又耆老。已得阿罗汉。云何反为瞿昙弟子。终无此理。乃可说言。沙门瞿昙为弟子耳。尔时世尊。渐近王舍城。住于杖林。时优楼频螺迦叶。即便遣其常所使人。白频毗娑罗王言。我今于佛法中。出家修道。今随从佛。来至杖林。大王宜先礼拜供养。王闻来信说此言已。方决定知优楼频螺迦叶。为佛弟子。即敕严驾。与诸大臣。婆罗门。及人民众。往诣佛所。至杖林外。王即下舆。除却仪饰。步至佛前。尔时空中有天。而语王言。如来今者在此林中。是诸天人最上福田。大王宜应恭敬供养。又应宣示国中人民。皆悉令其供养如来。时王既闻彼天语已。心大欢喜。倍增踊跃。便进林中。遥见如来。相好庄严。又见优楼频螺迦叶。兄弟三人。并其弟子。前后围绕。如盛满月处众星中。步步踊悦。不能自胜。既至佛所。头面礼足。而白佛言。我是月种摩竭提王。名频毗娑罗。世尊知不。佛即答言。善哉大王。于是频毗娑罗王。却坐一面。时婆罗门。及以大臣。诸人民众。皆悉就座。尔时世尊。既见来众皆安坐已。即以梵音。慰问频毗娑罗王言。大王四大常安隐不。统理民务。无乃劳耶。王即答言。蒙世尊恩。幸得安隐。尔时频毗娑罗王。及余大学婆罗门长者居士。大臣人民。既见迦叶。为佛弟子。自相谓言。呜呼如来。有大神力。智慧深远。不可思议。乃能伏于如此之人。以为弟子。尔时复有诸余人众。心自念言。优楼频螺迦叶。有大智慧。普为世人之所归信。云何当为沙门瞿昙。而作弟子。心怀狐疑。尔时世尊。知彼心念。即语迦叶。汝今宜应现诸神变。于时迦叶。即升虚空。身上出水。身下出火。身上出火。身下出水。或现大身。满虚空中。或复现小。或分一身。为无量身。或现入地。还复踊出。于虚空中。行住坐卧。举众见已。叹未曾有。悉皆称言。第一大仙。尔时迦叶。现此变已。即从空下。到于</w:t>
+      </w:r>
       <w:r>
         <w:rPr>
           <w:sz w:val="24"/>
@@ -23423,28 +24152,439 @@
           <w:lang w:eastAsia="zh-CN"/>
         </w:rPr>
         <w:lastRenderedPageBreak/>
-        <w:t xml:space="preserve">　　尔时世尊。又于他日。心自思惟。优楼频螺迦叶。根缘渐熟。今者正是调伏其时。思惟是已。即趣尼连禅河。既到河侧。是时魔王。来诣佛所。而白佛言。世尊今者宜般涅槃。善逝今者宜般涅槃。何以故。所应度者。皆悉解脱。今者正是般涅槃时。如是三请。世尊尔时。答魔王言。我今未是般涅槃时。所以者何。我四部众。比丘比丘尼。优婆塞优婆夷。未具足故。所应度者。皆未究竟。诸外道众。悉未降伏。尔时如来。亦复三答。魔王闻已。心怀愁恼。即还天宫。世尊即便入尼连禅河。以神通力。令水两开。佛所行处。步步尘起。使两面水皆悉涌起。迦叶遥见。谓佛没溺。即与弟子。乘船而来。既至河侧。见佛行处。皆悉尘起。叹其希有。而自念言。年少沙门。虽有如此神通之力。然故不如我道真也。是时迦叶。即问佛言。年少沙门。欲上船不。佛言甚善。于时世尊。即以神力。贯船底入。结加趺坐。迦叶见佛从船底入。而无穿漏。叹其希有。心自念言。年少沙门。乃有如是自在神力。然故不如我得真阿罗汉也。佛即语言。迦叶汝非阿罗汉。亦复非是阿罗汉向。汝今何故起大我慢。迦叶闻说如此语时。必怀愧惧身毛皆竖。而自念言。年少沙门。善知我心。即白佛言。如是沙门。如是大仙。善知我心。唯愿大仙。摄受于我。佛即答言。汝既年耆。百二十岁。又复多有弟子眷属。又为国王臣民所敬。若欲决定入我法者。先与弟子。熟共论详。迦叶答言。善哉善哉。如大仙敕。然我内心。非不决定。为当还与弟子论耳。作此语已。即还本处。集诸弟子。而语之言。年少沙门。住此以来。见其种种神通变化。极为奇特。智慧深远。性又安庠。我今便欲归依其法。汝等云何。弟子答言。我等所知。皆尊者恩。年少沙门。既为尊者之所归信。岂当有虚。我等亦见有诸奇异。尊者若欲必受其法。我等亦愿随从归依。于时迦叶。闻诸弟子作是言已。即便相与俱诣佛所。而白佛言。我及弟子今定归依。唯愿大仙。时摄我等。佛言。善来比丘。须发自落。袈裟著身。即成沙门。尔时世尊。即随所应。广说四谛。于时迦叶。闻说法已。远尘离垢。得法眼净。乃至渐渐成阿罗汉。</w:t>
-      </w:r>
-    </w:p>
-    <w:p>
-      <w:pPr>
-        <w:spacing w:after="0" w:line="240" w:lineRule="auto"/>
-        <w:jc w:val="both"/>
-        <w:rPr>
-          <w:sz w:val="24"/>
-          <w:szCs w:val="24"/>
-          <w:shd w:val="pct15" w:color="auto" w:fill="FFFFFF"/>
-          <w:lang w:eastAsia="zh-CN"/>
-        </w:rPr>
-      </w:pPr>
-      <w:r>
-        <w:rPr>
-          <w:sz w:val="24"/>
-          <w:szCs w:val="24"/>
-          <w:shd w:val="pct15" w:color="auto" w:fill="FFFFFF"/>
-          <w:lang w:eastAsia="zh-CN"/>
-        </w:rPr>
-        <w:t xml:space="preserve">　　尔时迦叶。五百弟子。既见其师已为沙门。心生愿乐。亦欲出家。即白佛言。我等大师。已为大仙之所摄受。今成沙门。我等亦乐随大师学。唯愿大仙。听我出家。佛言。善来比丘。须发自落。袈裟著身。即成沙门。于是世尊。即为转于四谛法轮。时五百弟子。远尘离垢。得法眼净。成须陀洹果。渐渐修行。乃至亦得阿罗汉果。尔时迦叶。及五百弟子。以其事火种种之具。悉皆捐弃尼连禅河。师徒相与。随佛而去。尔时迦叶二弟。一名那提迦叶。二名伽耶迦叶。各有二百五十弟子。在尼连禅河侧。居兄下流。忽见其兄并及弟子。所事火具。悉逐流来。心大惊愕。而自念言。我兄今者有何不祥。事火之具。今随水流。将非恶人之所害耶。是时二弟。奔竞相就。而共议言。我兄今者若复不为恶人所害。诸物何缘。从水而来。苦哉怪哉。我等宜速共至兄所。即便相与。溯流而上。至兄住处。空寂无人。心大悲绝不知其兄及诸弟子之所在。四向推寻。遇见旧人。而问之言。我仙圣兄。及诸弟子不知所在。汝见之不。旧人答言。汝仙圣兄。与诸弟子。弃事火具。皆悉往于瞿昙之所。出家学道是时二弟。闻此语已。心大懊恼。怪未曾有又自念言。云何弃于阿罗汉道。而复更求他余法耶。即便驰往至其兄所。到已见兄并及眷属。剃除须发身披袈裟。即便跪拜。而问兄言。兄本既是大阿罗汉聪明智慧。无与等者。名闻十方。莫不宗仰。何故于今自舍此道。还从人学。此非小事。尔时迦叶。答其弟言。我见世尊。成就大慈大悲。有三事奇特。一者神通变化。二者慧心清彻。决定成就一切种智。三者善知人根。随顺摄受。以此事故。于佛法中。出家修道。我今虽复国王</w:t>
+        <w:t>佛前。头面礼足。而白佛言。世尊实是天人之师。我今实是尊之弟子。如是三说。佛即答言。如是如是。迦叶汝于我法见何等利。弃舍火具。而出家耶。于是迦叶。以偈答言。</w:t>
+      </w:r>
+    </w:p>
+    <w:p>
+      <w:pPr>
+        <w:spacing w:after="0" w:line="240" w:lineRule="auto"/>
+        <w:jc w:val="both"/>
+        <w:rPr>
+          <w:sz w:val="24"/>
+          <w:szCs w:val="24"/>
+          <w:shd w:val="pct15" w:color="auto" w:fill="FFFFFF"/>
+          <w:lang w:eastAsia="zh-CN"/>
+        </w:rPr>
+      </w:pPr>
+      <w:r>
+        <w:rPr>
+          <w:sz w:val="24"/>
+          <w:szCs w:val="24"/>
+          <w:shd w:val="pct15" w:color="auto" w:fill="FFFFFF"/>
+          <w:lang w:eastAsia="zh-CN"/>
+        </w:rPr>
+        <w:t xml:space="preserve">　　我于昔日中　　所事火功德</w:t>
+      </w:r>
+    </w:p>
+    <w:p>
+      <w:pPr>
+        <w:spacing w:after="0" w:line="240" w:lineRule="auto"/>
+        <w:jc w:val="both"/>
+        <w:rPr>
+          <w:sz w:val="24"/>
+          <w:szCs w:val="24"/>
+          <w:shd w:val="pct15" w:color="auto" w:fill="FFFFFF"/>
+          <w:lang w:eastAsia="zh-CN"/>
+        </w:rPr>
+      </w:pPr>
+      <w:r>
+        <w:rPr>
+          <w:sz w:val="24"/>
+          <w:szCs w:val="24"/>
+          <w:shd w:val="pct15" w:color="auto" w:fill="FFFFFF"/>
+          <w:lang w:eastAsia="zh-CN"/>
+        </w:rPr>
+        <w:t xml:space="preserve">　　得生天人中　　受于五欲乐</w:t>
+      </w:r>
+    </w:p>
+    <w:p>
+      <w:pPr>
+        <w:spacing w:after="0" w:line="240" w:lineRule="auto"/>
+        <w:jc w:val="both"/>
+        <w:rPr>
+          <w:sz w:val="24"/>
+          <w:szCs w:val="24"/>
+          <w:shd w:val="pct15" w:color="auto" w:fill="FFFFFF"/>
+          <w:lang w:eastAsia="zh-CN"/>
+        </w:rPr>
+      </w:pPr>
+      <w:r>
+        <w:rPr>
+          <w:sz w:val="24"/>
+          <w:szCs w:val="24"/>
+          <w:shd w:val="pct15" w:color="auto" w:fill="FFFFFF"/>
+          <w:lang w:eastAsia="zh-CN"/>
+        </w:rPr>
+        <w:t xml:space="preserve">　　恒如是轮转　　没于生死海</w:t>
+      </w:r>
+    </w:p>
+    <w:p>
+      <w:pPr>
+        <w:spacing w:after="0" w:line="240" w:lineRule="auto"/>
+        <w:jc w:val="both"/>
+        <w:rPr>
+          <w:sz w:val="24"/>
+          <w:szCs w:val="24"/>
+          <w:shd w:val="pct15" w:color="auto" w:fill="FFFFFF"/>
+          <w:lang w:eastAsia="zh-CN"/>
+        </w:rPr>
+      </w:pPr>
+      <w:r>
+        <w:rPr>
+          <w:sz w:val="24"/>
+          <w:szCs w:val="24"/>
+          <w:shd w:val="pct15" w:color="auto" w:fill="FFFFFF"/>
+          <w:lang w:eastAsia="zh-CN"/>
+        </w:rPr>
+        <w:t xml:space="preserve">　　我见此过患　　所以弃舍之</w:t>
+      </w:r>
+    </w:p>
+    <w:p>
+      <w:pPr>
+        <w:spacing w:after="0" w:line="240" w:lineRule="auto"/>
+        <w:jc w:val="both"/>
+        <w:rPr>
+          <w:sz w:val="24"/>
+          <w:szCs w:val="24"/>
+          <w:shd w:val="pct15" w:color="auto" w:fill="FFFFFF"/>
+          <w:lang w:eastAsia="zh-CN"/>
+        </w:rPr>
+      </w:pPr>
+      <w:r>
+        <w:rPr>
+          <w:sz w:val="24"/>
+          <w:szCs w:val="24"/>
+          <w:shd w:val="pct15" w:color="auto" w:fill="FFFFFF"/>
+          <w:lang w:eastAsia="zh-CN"/>
+        </w:rPr>
+        <w:t xml:space="preserve">　　又复事火福　　得生天人中</w:t>
+      </w:r>
+    </w:p>
+    <w:p>
+      <w:pPr>
+        <w:spacing w:after="0" w:line="240" w:lineRule="auto"/>
+        <w:jc w:val="both"/>
+        <w:rPr>
+          <w:sz w:val="24"/>
+          <w:szCs w:val="24"/>
+          <w:shd w:val="pct15" w:color="auto" w:fill="FFFFFF"/>
+          <w:lang w:eastAsia="zh-CN"/>
+        </w:rPr>
+      </w:pPr>
+      <w:r>
+        <w:rPr>
+          <w:sz w:val="24"/>
+          <w:szCs w:val="24"/>
+          <w:shd w:val="pct15" w:color="auto" w:fill="FFFFFF"/>
+          <w:lang w:eastAsia="zh-CN"/>
+        </w:rPr>
+        <w:t xml:space="preserve">　　增长贪恚痴　　是故我远离</w:t>
+      </w:r>
+    </w:p>
+    <w:p>
+      <w:pPr>
+        <w:spacing w:after="0" w:line="240" w:lineRule="auto"/>
+        <w:jc w:val="both"/>
+        <w:rPr>
+          <w:sz w:val="24"/>
+          <w:szCs w:val="24"/>
+          <w:shd w:val="pct15" w:color="auto" w:fill="FFFFFF"/>
+          <w:lang w:eastAsia="zh-CN"/>
+        </w:rPr>
+      </w:pPr>
+      <w:r>
+        <w:rPr>
+          <w:sz w:val="24"/>
+          <w:szCs w:val="24"/>
+          <w:shd w:val="pct15" w:color="auto" w:fill="FFFFFF"/>
+          <w:lang w:eastAsia="zh-CN"/>
+        </w:rPr>
+        <w:t xml:space="preserve">　　又复事火福　　为求将来生</w:t>
+      </w:r>
+    </w:p>
+    <w:p>
+      <w:pPr>
+        <w:spacing w:after="0" w:line="240" w:lineRule="auto"/>
+        <w:jc w:val="both"/>
+        <w:rPr>
+          <w:sz w:val="24"/>
+          <w:szCs w:val="24"/>
+          <w:shd w:val="pct15" w:color="auto" w:fill="FFFFFF"/>
+          <w:lang w:eastAsia="zh-CN"/>
+        </w:rPr>
+      </w:pPr>
+      <w:r>
+        <w:rPr>
+          <w:sz w:val="24"/>
+          <w:szCs w:val="24"/>
+          <w:shd w:val="pct15" w:color="auto" w:fill="FFFFFF"/>
+          <w:lang w:eastAsia="zh-CN"/>
+        </w:rPr>
+        <w:t xml:space="preserve">　　既已有生故　　必有老病死</w:t>
+      </w:r>
+    </w:p>
+    <w:p>
+      <w:pPr>
+        <w:spacing w:after="0" w:line="240" w:lineRule="auto"/>
+        <w:jc w:val="both"/>
+        <w:rPr>
+          <w:sz w:val="24"/>
+          <w:szCs w:val="24"/>
+          <w:shd w:val="pct15" w:color="auto" w:fill="FFFFFF"/>
+          <w:lang w:eastAsia="zh-CN"/>
+        </w:rPr>
+      </w:pPr>
+      <w:r>
+        <w:rPr>
+          <w:sz w:val="24"/>
+          <w:szCs w:val="24"/>
+          <w:shd w:val="pct15" w:color="auto" w:fill="FFFFFF"/>
+          <w:lang w:eastAsia="zh-CN"/>
+        </w:rPr>
+        <w:t xml:space="preserve">　　已见如此事　　是故弃火法</w:t>
+      </w:r>
+    </w:p>
+    <w:p>
+      <w:pPr>
+        <w:spacing w:after="0" w:line="240" w:lineRule="auto"/>
+        <w:jc w:val="both"/>
+        <w:rPr>
+          <w:sz w:val="24"/>
+          <w:szCs w:val="24"/>
+          <w:shd w:val="pct15" w:color="auto" w:fill="FFFFFF"/>
+          <w:lang w:eastAsia="zh-CN"/>
+        </w:rPr>
+      </w:pPr>
+      <w:r>
+        <w:rPr>
+          <w:sz w:val="24"/>
+          <w:szCs w:val="24"/>
+          <w:shd w:val="pct15" w:color="auto" w:fill="FFFFFF"/>
+          <w:lang w:eastAsia="zh-CN"/>
+        </w:rPr>
+        <w:t xml:space="preserve">　　施会修苦行　　及以事火福</w:t>
+      </w:r>
+    </w:p>
+    <w:p>
+      <w:pPr>
+        <w:spacing w:after="0" w:line="240" w:lineRule="auto"/>
+        <w:jc w:val="both"/>
+        <w:rPr>
+          <w:sz w:val="24"/>
+          <w:szCs w:val="24"/>
+          <w:shd w:val="pct15" w:color="auto" w:fill="FFFFFF"/>
+          <w:lang w:eastAsia="zh-CN"/>
+        </w:rPr>
+      </w:pPr>
+      <w:r>
+        <w:rPr>
+          <w:sz w:val="24"/>
+          <w:szCs w:val="24"/>
+          <w:shd w:val="pct15" w:color="auto" w:fill="FFFFFF"/>
+          <w:lang w:eastAsia="zh-CN"/>
+        </w:rPr>
+        <w:t xml:space="preserve">　　虽得生梵天　　此非究竟处</w:t>
+      </w:r>
+    </w:p>
+    <w:p>
+      <w:pPr>
+        <w:spacing w:after="0" w:line="240" w:lineRule="auto"/>
+        <w:jc w:val="both"/>
+        <w:rPr>
+          <w:sz w:val="24"/>
+          <w:szCs w:val="24"/>
+          <w:shd w:val="pct15" w:color="auto" w:fill="FFFFFF"/>
+          <w:lang w:eastAsia="zh-CN"/>
+        </w:rPr>
+      </w:pPr>
+      <w:r>
+        <w:rPr>
+          <w:sz w:val="24"/>
+          <w:szCs w:val="24"/>
+          <w:shd w:val="pct15" w:color="auto" w:fill="FFFFFF"/>
+          <w:lang w:eastAsia="zh-CN"/>
+        </w:rPr>
+        <w:t xml:space="preserve">　　以是因缘故　　所以弃事火</w:t>
+      </w:r>
+    </w:p>
+    <w:p>
+      <w:pPr>
+        <w:spacing w:after="0" w:line="240" w:lineRule="auto"/>
+        <w:jc w:val="both"/>
+        <w:rPr>
+          <w:sz w:val="24"/>
+          <w:szCs w:val="24"/>
+          <w:shd w:val="pct15" w:color="auto" w:fill="FFFFFF"/>
+          <w:lang w:eastAsia="zh-CN"/>
+        </w:rPr>
+      </w:pPr>
+      <w:r>
+        <w:rPr>
+          <w:sz w:val="24"/>
+          <w:szCs w:val="24"/>
+          <w:shd w:val="pct15" w:color="auto" w:fill="FFFFFF"/>
+          <w:lang w:eastAsia="zh-CN"/>
+        </w:rPr>
+        <w:t xml:space="preserve">　　我见如来法　　离生老病死</w:t>
+      </w:r>
+    </w:p>
+    <w:p>
+      <w:pPr>
+        <w:spacing w:after="0" w:line="240" w:lineRule="auto"/>
+        <w:jc w:val="both"/>
+        <w:rPr>
+          <w:sz w:val="24"/>
+          <w:szCs w:val="24"/>
+          <w:shd w:val="pct15" w:color="auto" w:fill="FFFFFF"/>
+          <w:lang w:eastAsia="zh-CN"/>
+        </w:rPr>
+      </w:pPr>
+      <w:r>
+        <w:rPr>
+          <w:sz w:val="24"/>
+          <w:szCs w:val="24"/>
+          <w:shd w:val="pct15" w:color="auto" w:fill="FFFFFF"/>
+          <w:lang w:eastAsia="zh-CN"/>
+        </w:rPr>
+        <w:t xml:space="preserve">　　究竟解脱处　　是故今出家</w:t>
+      </w:r>
+    </w:p>
+    <w:p>
+      <w:pPr>
+        <w:spacing w:after="0" w:line="240" w:lineRule="auto"/>
+        <w:jc w:val="both"/>
+        <w:rPr>
+          <w:sz w:val="24"/>
+          <w:szCs w:val="24"/>
+          <w:shd w:val="pct15" w:color="auto" w:fill="FFFFFF"/>
+          <w:lang w:eastAsia="zh-CN"/>
+        </w:rPr>
+      </w:pPr>
+      <w:r>
+        <w:rPr>
+          <w:sz w:val="24"/>
+          <w:szCs w:val="24"/>
+          <w:shd w:val="pct15" w:color="auto" w:fill="FFFFFF"/>
+          <w:lang w:eastAsia="zh-CN"/>
+        </w:rPr>
+        <w:t xml:space="preserve">　　如来真解脱　　为诸天人师</w:t>
+      </w:r>
+    </w:p>
+    <w:p>
+      <w:pPr>
+        <w:spacing w:after="0" w:line="240" w:lineRule="auto"/>
+        <w:jc w:val="both"/>
+        <w:rPr>
+          <w:sz w:val="24"/>
+          <w:szCs w:val="24"/>
+          <w:shd w:val="pct15" w:color="auto" w:fill="FFFFFF"/>
+          <w:lang w:eastAsia="zh-CN"/>
+        </w:rPr>
+      </w:pPr>
+      <w:r>
+        <w:rPr>
+          <w:sz w:val="24"/>
+          <w:szCs w:val="24"/>
+          <w:shd w:val="pct15" w:color="auto" w:fill="FFFFFF"/>
+          <w:lang w:eastAsia="zh-CN"/>
+        </w:rPr>
+        <w:t xml:space="preserve">　　以是因缘故　　归依大圣尊</w:t>
+      </w:r>
+    </w:p>
+    <w:p>
+      <w:pPr>
+        <w:spacing w:after="0" w:line="240" w:lineRule="auto"/>
+        <w:jc w:val="both"/>
+        <w:rPr>
+          <w:sz w:val="24"/>
+          <w:szCs w:val="24"/>
+          <w:shd w:val="pct15" w:color="auto" w:fill="FFFFFF"/>
+          <w:lang w:eastAsia="zh-CN"/>
+        </w:rPr>
+      </w:pPr>
+      <w:r>
+        <w:rPr>
+          <w:sz w:val="24"/>
+          <w:szCs w:val="24"/>
+          <w:shd w:val="pct15" w:color="auto" w:fill="FFFFFF"/>
+          <w:lang w:eastAsia="zh-CN"/>
+        </w:rPr>
+        <w:t xml:space="preserve">　　如来大慈悲　　现种种方便</w:t>
+      </w:r>
+    </w:p>
+    <w:p>
+      <w:pPr>
+        <w:spacing w:after="0" w:line="240" w:lineRule="auto"/>
+        <w:jc w:val="both"/>
+        <w:rPr>
+          <w:sz w:val="24"/>
+          <w:szCs w:val="24"/>
+          <w:shd w:val="pct15" w:color="auto" w:fill="FFFFFF"/>
+          <w:lang w:eastAsia="zh-CN"/>
+        </w:rPr>
+      </w:pPr>
+      <w:r>
+        <w:rPr>
+          <w:sz w:val="24"/>
+          <w:szCs w:val="24"/>
+          <w:shd w:val="pct15" w:color="auto" w:fill="FFFFFF"/>
+          <w:lang w:eastAsia="zh-CN"/>
+        </w:rPr>
+        <w:t xml:space="preserve">　　及诸神通力　　而以引导我</w:t>
+      </w:r>
+    </w:p>
+    <w:p>
+      <w:pPr>
+        <w:spacing w:after="0" w:line="240" w:lineRule="auto"/>
+        <w:jc w:val="both"/>
+        <w:rPr>
+          <w:sz w:val="24"/>
+          <w:szCs w:val="24"/>
+          <w:shd w:val="pct15" w:color="auto" w:fill="FFFFFF"/>
+          <w:lang w:eastAsia="zh-CN"/>
+        </w:rPr>
+      </w:pPr>
+      <w:r>
+        <w:rPr>
+          <w:sz w:val="24"/>
+          <w:szCs w:val="24"/>
+          <w:shd w:val="pct15" w:color="auto" w:fill="FFFFFF"/>
+          <w:lang w:eastAsia="zh-CN"/>
+        </w:rPr>
+        <w:t xml:space="preserve">　　云何而复应　　奉事于火法</w:t>
+      </w:r>
+    </w:p>
+    <w:p>
+      <w:pPr>
+        <w:spacing w:after="0" w:line="240" w:lineRule="auto"/>
+        <w:jc w:val="both"/>
+        <w:rPr>
+          <w:sz w:val="24"/>
+          <w:szCs w:val="24"/>
+          <w:shd w:val="pct15" w:color="auto" w:fill="FFFFFF"/>
+          <w:lang w:eastAsia="zh-CN"/>
+        </w:rPr>
+      </w:pPr>
+    </w:p>
+    <w:p>
+      <w:pPr>
+        <w:spacing w:after="0" w:line="240" w:lineRule="auto"/>
+        <w:jc w:val="both"/>
+        <w:rPr>
+          <w:sz w:val="24"/>
+          <w:szCs w:val="24"/>
+          <w:shd w:val="pct15" w:color="auto" w:fill="FFFFFF"/>
+          <w:lang w:eastAsia="zh-CN"/>
+        </w:rPr>
+      </w:pPr>
+      <w:r>
+        <w:rPr>
+          <w:sz w:val="24"/>
+          <w:szCs w:val="24"/>
+          <w:shd w:val="pct15" w:color="auto" w:fill="FFFFFF"/>
+          <w:lang w:eastAsia="zh-CN"/>
+        </w:rPr>
+        <w:t xml:space="preserve">　　尔时频毗娑罗王。及诸大众。闻优楼频螺迦叶说此偈言。心大欢喜。于如来所。深生敬信。决定得知如来必成于一切种智。审知迦叶是佛弟子。尔时诸天。于虚空中。雨众天花。作妙伎乐。异口同音唱言。善哉优楼频螺迦叶。快说此偈。尔时世尊。知诸大众心意决定无复狐疑。又观其根皆已成熟即为说法。大王当知。此五阴身以识为本。因于识故。而生意根。以意根故。而生于色。而此色法。生灭不住。大王若能如是观者。则能于身。善知无常。如此观身。不取身相。则能离我及于我所。若能观色。离我我所。即知色生便是苦生。若知色灭便是苦灭。若人能作如此观者。是名为解。若人不能作斯观者。是名为缚。法本无我及以我所。以倒想故。横计有我及以我所。无有实法。若能断此倒惑想者。则是解脱。尔时频毗娑罗王。心自思惟。若谓众生言有我者。而名为缚。一切众生。皆悉无我。既无有我。谁受果报。尔时世尊。知彼心念即语之言。一切众生。所为善恶。及受果报。皆非我造。亦非我受。而今现有造作善恶受果报者。大王谛听。当为王说。大王但以情尘识合。于境生染。累想滋繁。以是缘故。驰流生死。备受苦报。若于境无染。息其累想。则得解脱。以情尘识三事因缘。共起善恶。及受果报。更无别我。譬如钻火。因手转燧。得有火生然彼火性。不从手生及以燧出。亦复不离手及燧钻。彼情尘识。亦复如是。时频毗娑罗王。又自思惟。若以情尘识和合故。而有善恶受果报者。便为常合。不应离绝。若不常合。是则为断。尔时世尊。知王心念。即便答言。此情尘识。不常不断。何以故合故不断。离故不常。譬如缘于地水因彼种子。而生芽叶。</w:t>
       </w:r>
       <w:r>
         <w:rPr>
@@ -23454,28 +24594,208 @@
           <w:lang w:eastAsia="zh-CN"/>
         </w:rPr>
         <w:lastRenderedPageBreak/>
-        <w:t>臣民。所见宗敬。世论机辩。无能折者。然非永绝生死之法。唯有如来所可演说。能尽生死。即值如是大圣之尊。而不自励。师彼高胜。则是无心。亦为无眼。二弟白言。若如兄语。决定是成一切种智。我所知得皆是兄力。兄今既已从佛出家。我等亦愿随顺兄学。即各语其诸弟子言。我今欲同大兄。于佛法中。出家学道。汝意云何。时诸弟子。即答师言我等所以得有知见。皆大师恩。大师若欲于佛法中而出家者。亦愿随从。于是那提迦叶。伽耶迦叶。各与二百五十弟子。至于佛所。头面礼足。而白佛言。世尊唯愿。慈哀济度我等。佛言。善来比丘。须发自落。袈裟著身。即成沙门。时那提迦叶。伽耶迦叶。又白佛言。我诸弟子。今皆欲于佛法出家。唯愿世尊。垂愍听许。佛即答言。善哉善哉。尔时世尊。便呼善来比丘。须发自落。袈裟著身。即成沙门。尔时世尊。即为那提迦叶。伽耶迦叶。及诸弟子。现大神变。又应其心。而为说法。语言。比丘。当知。世间皆为贪欲嗔恚愚痴猛火之所烧炙。汝等往昔奉事三火既能绝弃。除此外惑。今三毒火。尚犹在身。宜速灭之。时诸比丘。闻佛此语。于诸法中。远尘离垢。得法眼净。世尊又为广说四谛。皆悉得于阿罗汉果。</w:t>
-      </w:r>
-    </w:p>
-    <w:p>
-      <w:pPr>
-        <w:spacing w:after="0" w:line="240" w:lineRule="auto"/>
-        <w:jc w:val="both"/>
-        <w:rPr>
-          <w:sz w:val="24"/>
-          <w:szCs w:val="24"/>
-          <w:shd w:val="pct15" w:color="auto" w:fill="FFFFFF"/>
-          <w:lang w:eastAsia="zh-CN"/>
-        </w:rPr>
-      </w:pPr>
-      <w:r>
-        <w:rPr>
-          <w:sz w:val="24"/>
-          <w:szCs w:val="24"/>
-          <w:shd w:val="pct15" w:color="auto" w:fill="FFFFFF"/>
-          <w:lang w:eastAsia="zh-CN"/>
-        </w:rPr>
-        <w:t xml:space="preserve">　　尔时世尊。心自念言。频毗娑罗王。往昔于我。有约誓言。道若成者。愿先见度。今日时至。宜应往彼满其本愿。作此念已。即与迦叶兄弟及千比丘眷属围绕。往王舍城。诣频毗娑罗王所。尔时频毗娑罗王。昔以聚落。给优楼频螺迦叶者。既见迦叶及其弟子。悉为沙门。即还启王。说如此事。王与诸臣。既闻此语。心大惊怪。默然无声。时外人民。闻此语已。各相谓言。优楼频螺迦叶。智慧深远。无与等者。年又耆老。已得阿罗汉。云何反为瞿昙弟子。终无此理。乃可说言。沙门瞿昙为弟子耳。尔时世尊。渐近王舍城。住于杖林。时优楼频螺迦叶。即便遣其常所使人。白频毗娑罗王言。我今于佛法中。出家修道。今随从佛。来至杖林。大王宜先礼拜供养。王闻来信说此言已。方决定知优楼频螺迦叶。为佛弟子。即敕严驾。与诸大臣。婆罗门。及人民众。往诣佛所。至杖林外。王即下舆。除却仪饰。步至佛前。尔时空中有天。而语王言。如来今者在此林中。是诸天人最上福田。大王宜应恭敬供养。又应宣示国中人民。皆悉令其供养如来。时王既闻彼天语已。心大欢喜。倍增踊跃。便进林中。遥见如来。相好庄严。又见优楼频螺迦叶。兄弟三人。并其弟子。前后围绕。如盛满月处众星中。步步踊悦。不能自胜。既至佛所。头面礼足。而白佛言。我是月种摩竭提王。名频毗娑罗。世尊知不。佛即答言。善哉大王。于是频毗娑罗王。却坐一面。时婆罗门。及以大臣。诸人民众。皆悉就座。尔时世尊。既见来众皆安坐已。即以梵音。慰问频毗娑罗王言。大王四大常安隐不。统理民务。无乃劳耶。王即答言。蒙世尊恩。幸得安隐。尔时频毗娑罗王。及余大学婆罗门长者居士。大臣人民。既见迦叶。为佛弟子。自相谓言。呜呼如来。有大神力。智慧深远。不可思议。乃能伏于如此之人。以为弟子。尔时复有诸余人众。心自念言。优楼频螺迦叶。有大智慧。普为世人之所归信。云何当为沙门瞿昙。而作弟子。心怀狐疑。尔时世尊。知彼心念。即语迦叶。汝今宜应现诸神变。于时迦叶。即升虚空。身上出水。身下出火。身上出火。身下出水。或现大身。满虚空中。或复现小。或分一身。为无量身。或现入地。还复踊出。于虚空中。行住坐卧。举众见已。叹未曾有。悉皆称言。第一大仙。尔时迦叶。现此变已。即从空下。到于佛前。头面礼足。而白佛言。世尊实是天人之师。我今实是尊之弟子。如是三说。</w:t>
+        <w:t>种子既谢。不得名常。生芽叶故。不得名断。离于断常故名中道。三事因缘。亦复如是。尔时频毗娑罗王。闻此法已。心开意解。于诸法中。远尘离垢。得法眼净。八万那由他婆罗门大臣人民。亦于诸法。远尘离垢。得法眼净。九十六万那由他诸天。又于诸法。远尘离垢。得法眼净。时频毗娑罗王。即从坐起。顶礼佛足。合掌白佛。快哉世尊。能舍转轮圣王之位。出家学道。成一切种智。我昔愚痴。欲留世尊临治小国。今睹慈颜。又闻正法。方怀惭愧。追悔昔过。唯愿世尊。以大慈悲。受我忏悔。我于昔日。白世尊言。若得道时。愿先度我。今日始蒙宿愿成遂。荷世尊恩。得履道迹。我从今日。供养世尊及比丘僧。当令四事不使有乏。唯愿世尊。住于竹园。令摩竭提国。长夜获安。佛即答言。善哉大王。乃能舍于三不坚法。求三坚报。当令王愿得满足也。时频毗娑罗王。知佛受请住竹园已。顶礼佛足。辞退而去。王还城已。即敕诸臣。令于竹园。起诸堂舍。种种庄饰。极令严丽。悬缯幡盖。散花烧香。悉皆办已。即便严驾。往至佛所。头面礼足。而白佛言。竹园僧伽蓝。修理已毕。唯愿世尊。与比丘僧。哀愍我故。往住彼也。尔时世尊。与诸比丘及无量诸天。前后围绕。入王舍城。当于如来蹈门阃时。城中乐器。不鼓自鸣。门狭更广。门下更高。一切丘墟。皆悉平坦。臭秽尘垢。自然香净。聋者得听。哑者能言。盲者得视狂者得正。拘癖疾病。普皆除愈。枯木发花。腐草荣秀。涸池增澜。香风清靡。凤雀孔翠。凫雁鸳鸯。异类众乌。缤粉翔集。出和雅音。有如是等。种种祥瑞。既入城已。与频毗娑罗王。俱往竹园。尔时诸天。满虚空中。时王即便手执宝[卸-ㄗ+并]。盛以香水。于如来前。而作是言。我今以此竹园奉上如来及比丘僧。唯愿哀愍为我纳受。作此言已即便舍水。尔时世尊。默然受之。说偈咒愿。</w:t>
+      </w:r>
+    </w:p>
+    <w:p>
+      <w:pPr>
+        <w:spacing w:after="0" w:line="240" w:lineRule="auto"/>
+        <w:jc w:val="both"/>
+        <w:rPr>
+          <w:sz w:val="24"/>
+          <w:szCs w:val="24"/>
+          <w:shd w:val="pct15" w:color="auto" w:fill="FFFFFF"/>
+          <w:lang w:eastAsia="zh-CN"/>
+        </w:rPr>
+      </w:pPr>
+      <w:r>
+        <w:rPr>
+          <w:sz w:val="24"/>
+          <w:szCs w:val="24"/>
+          <w:shd w:val="pct15" w:color="auto" w:fill="FFFFFF"/>
+          <w:lang w:eastAsia="zh-CN"/>
+        </w:rPr>
+        <w:t xml:space="preserve">　　若人能布施　　断除于悭贪</w:t>
+      </w:r>
+    </w:p>
+    <w:p>
+      <w:pPr>
+        <w:spacing w:after="0" w:line="240" w:lineRule="auto"/>
+        <w:jc w:val="both"/>
+        <w:rPr>
+          <w:sz w:val="24"/>
+          <w:szCs w:val="24"/>
+          <w:shd w:val="pct15" w:color="auto" w:fill="FFFFFF"/>
+          <w:lang w:eastAsia="zh-CN"/>
+        </w:rPr>
+      </w:pPr>
+      <w:r>
+        <w:rPr>
+          <w:sz w:val="24"/>
+          <w:szCs w:val="24"/>
+          <w:shd w:val="pct15" w:color="auto" w:fill="FFFFFF"/>
+          <w:lang w:eastAsia="zh-CN"/>
+        </w:rPr>
+        <w:t xml:space="preserve">　　若人能忍辱　　永离于嗔恚</w:t>
+      </w:r>
+    </w:p>
+    <w:p>
+      <w:pPr>
+        <w:spacing w:after="0" w:line="240" w:lineRule="auto"/>
+        <w:jc w:val="both"/>
+        <w:rPr>
+          <w:sz w:val="24"/>
+          <w:szCs w:val="24"/>
+          <w:shd w:val="pct15" w:color="auto" w:fill="FFFFFF"/>
+          <w:lang w:eastAsia="zh-CN"/>
+        </w:rPr>
+      </w:pPr>
+      <w:r>
+        <w:rPr>
+          <w:sz w:val="24"/>
+          <w:szCs w:val="24"/>
+          <w:shd w:val="pct15" w:color="auto" w:fill="FFFFFF"/>
+          <w:lang w:eastAsia="zh-CN"/>
+        </w:rPr>
+        <w:t xml:space="preserve">　　若人能造善　　则远于愚痴</w:t>
+      </w:r>
+    </w:p>
+    <w:p>
+      <w:pPr>
+        <w:spacing w:after="0" w:line="240" w:lineRule="auto"/>
+        <w:jc w:val="both"/>
+        <w:rPr>
+          <w:sz w:val="24"/>
+          <w:szCs w:val="24"/>
+          <w:shd w:val="pct15" w:color="auto" w:fill="FFFFFF"/>
+          <w:lang w:eastAsia="zh-CN"/>
+        </w:rPr>
+      </w:pPr>
+      <w:r>
+        <w:rPr>
+          <w:sz w:val="24"/>
+          <w:szCs w:val="24"/>
+          <w:shd w:val="pct15" w:color="auto" w:fill="FFFFFF"/>
+          <w:lang w:eastAsia="zh-CN"/>
+        </w:rPr>
+        <w:t xml:space="preserve">　　能具此三行　　速至般涅槃</w:t>
+      </w:r>
+    </w:p>
+    <w:p>
+      <w:pPr>
+        <w:spacing w:after="0" w:line="240" w:lineRule="auto"/>
+        <w:jc w:val="both"/>
+        <w:rPr>
+          <w:sz w:val="24"/>
+          <w:szCs w:val="24"/>
+          <w:shd w:val="pct15" w:color="auto" w:fill="FFFFFF"/>
+          <w:lang w:eastAsia="zh-CN"/>
+        </w:rPr>
+      </w:pPr>
+      <w:r>
+        <w:rPr>
+          <w:sz w:val="24"/>
+          <w:szCs w:val="24"/>
+          <w:shd w:val="pct15" w:color="auto" w:fill="FFFFFF"/>
+          <w:lang w:eastAsia="zh-CN"/>
+        </w:rPr>
+        <w:t xml:space="preserve">　　若有贫穷人　　无财可布施</w:t>
+      </w:r>
+    </w:p>
+    <w:p>
+      <w:pPr>
+        <w:spacing w:after="0" w:line="240" w:lineRule="auto"/>
+        <w:jc w:val="both"/>
+        <w:rPr>
+          <w:sz w:val="24"/>
+          <w:szCs w:val="24"/>
+          <w:shd w:val="pct15" w:color="auto" w:fill="FFFFFF"/>
+          <w:lang w:eastAsia="zh-CN"/>
+        </w:rPr>
+      </w:pPr>
+      <w:r>
+        <w:rPr>
+          <w:sz w:val="24"/>
+          <w:szCs w:val="24"/>
+          <w:shd w:val="pct15" w:color="auto" w:fill="FFFFFF"/>
+          <w:lang w:eastAsia="zh-CN"/>
+        </w:rPr>
+        <w:t xml:space="preserve">　　见他修施时　　而生随喜心</w:t>
+      </w:r>
+    </w:p>
+    <w:p>
+      <w:pPr>
+        <w:spacing w:after="0" w:line="240" w:lineRule="auto"/>
+        <w:jc w:val="both"/>
+        <w:rPr>
+          <w:sz w:val="24"/>
+          <w:szCs w:val="24"/>
+          <w:shd w:val="pct15" w:color="auto" w:fill="FFFFFF"/>
+          <w:lang w:eastAsia="zh-CN"/>
+        </w:rPr>
+      </w:pPr>
+      <w:r>
+        <w:rPr>
+          <w:sz w:val="24"/>
+          <w:szCs w:val="24"/>
+          <w:shd w:val="pct15" w:color="auto" w:fill="FFFFFF"/>
+          <w:lang w:eastAsia="zh-CN"/>
+        </w:rPr>
+        <w:t xml:space="preserve">　　随喜之福报　　与施等无异</w:t>
+      </w:r>
+    </w:p>
+    <w:p>
+      <w:pPr>
+        <w:spacing w:after="0" w:line="240" w:lineRule="auto"/>
+        <w:jc w:val="both"/>
+        <w:rPr>
+          <w:sz w:val="24"/>
+          <w:szCs w:val="24"/>
+          <w:shd w:val="pct15" w:color="auto" w:fill="FFFFFF"/>
+          <w:lang w:eastAsia="zh-CN"/>
+        </w:rPr>
+      </w:pPr>
+    </w:p>
+    <w:p>
+      <w:pPr>
+        <w:spacing w:after="0" w:line="240" w:lineRule="auto"/>
+        <w:jc w:val="both"/>
+        <w:rPr>
+          <w:sz w:val="24"/>
+          <w:szCs w:val="24"/>
+          <w:shd w:val="pct15" w:color="auto" w:fill="FFFFFF"/>
+          <w:lang w:eastAsia="zh-CN"/>
+        </w:rPr>
+      </w:pPr>
+      <w:r>
+        <w:rPr>
+          <w:sz w:val="24"/>
+          <w:szCs w:val="24"/>
+          <w:shd w:val="pct15" w:color="auto" w:fill="FFFFFF"/>
+          <w:lang w:eastAsia="zh-CN"/>
+        </w:rPr>
+        <w:t xml:space="preserve">　　尔时婆罗门大臣。及余人民。见王奉施如来僧伽蓝。皆悉踊跃。生随喜心。尔时频毗娑罗王。施僧伽蓝已。心大欢喜。头面礼足。退还所住。阎浮提中。诸王见佛。频毗娑罗王。最为其首。诸僧伽蓝。竹园僧伽蓝。最为其始。尔时世尊与诸比丘。住竹园僧伽蓝。于时王舍城中。有二婆罗门。聪明利根。有大智慧。于诸书论。无不通达。辩才论议。莫能摧伏。一姓拘栗。名优波室沙。母名舍利故。举世唤为舍利弗。二姓目揵连。名目揵罗夜那。各有一百弟子。普为国人之所宗仰。二人互共以为亲友。极相爱重。咸共誓言。若先得闻诸妙法者。要相开悟无得吝惜。</w:t>
+      </w:r>
+    </w:p>
+    <w:p>
+      <w:pPr>
+        <w:spacing w:after="0" w:line="240" w:lineRule="auto"/>
+        <w:jc w:val="both"/>
+        <w:rPr>
+          <w:sz w:val="24"/>
+          <w:szCs w:val="24"/>
+          <w:shd w:val="pct15" w:color="auto" w:fill="FFFFFF"/>
+          <w:lang w:eastAsia="zh-CN"/>
+        </w:rPr>
+      </w:pPr>
+      <w:r>
+        <w:rPr>
+          <w:sz w:val="24"/>
+          <w:szCs w:val="24"/>
+          <w:shd w:val="pct15" w:color="auto" w:fill="FFFFFF"/>
+          <w:lang w:eastAsia="zh-CN"/>
+        </w:rPr>
+        <w:t xml:space="preserve">　　尔时阿舍婆耆比丘。著衣持钵。入村乞食。善摄诸根。威仪庠序。路人见者。皆生恭敬。时舍利弗。忽于路次。逢见阿舍婆耆。善摄诸根。威仪庠序。彼舍利弗。善根既熟。见阿舍婆耆。心大欢喜。踊跃遍身。停步瞻视。不能暂舍。即便问言。我意观汝。似新出家。而能如此。摄诸情根欲有所问。唯愿见答。汝今大师。其名何等有所教诫。演说何法。时阿舍婆耆。即便安庠。而答之言。我之大师。得一切</w:t>
       </w:r>
       <w:r>
         <w:rPr>
@@ -23485,439 +24805,157 @@
           <w:lang w:eastAsia="zh-CN"/>
         </w:rPr>
         <w:lastRenderedPageBreak/>
-        <w:t>佛即答言。如是如是。迦叶汝于我法见何等利。弃舍火具。而出家耶。于是迦叶。以偈答言。</w:t>
-      </w:r>
-    </w:p>
-    <w:p>
-      <w:pPr>
-        <w:spacing w:after="0" w:line="240" w:lineRule="auto"/>
-        <w:jc w:val="both"/>
-        <w:rPr>
-          <w:sz w:val="24"/>
-          <w:szCs w:val="24"/>
-          <w:shd w:val="pct15" w:color="auto" w:fill="FFFFFF"/>
-          <w:lang w:eastAsia="zh-CN"/>
-        </w:rPr>
-      </w:pPr>
-      <w:r>
-        <w:rPr>
-          <w:sz w:val="24"/>
-          <w:szCs w:val="24"/>
-          <w:shd w:val="pct15" w:color="auto" w:fill="FFFFFF"/>
-          <w:lang w:eastAsia="zh-CN"/>
-        </w:rPr>
-        <w:t xml:space="preserve">　　我于昔日中　　所事火功德</w:t>
-      </w:r>
-    </w:p>
-    <w:p>
-      <w:pPr>
-        <w:spacing w:after="0" w:line="240" w:lineRule="auto"/>
-        <w:jc w:val="both"/>
-        <w:rPr>
-          <w:sz w:val="24"/>
-          <w:szCs w:val="24"/>
-          <w:shd w:val="pct15" w:color="auto" w:fill="FFFFFF"/>
-          <w:lang w:eastAsia="zh-CN"/>
-        </w:rPr>
-      </w:pPr>
-      <w:r>
-        <w:rPr>
-          <w:sz w:val="24"/>
-          <w:szCs w:val="24"/>
-          <w:shd w:val="pct15" w:color="auto" w:fill="FFFFFF"/>
-          <w:lang w:eastAsia="zh-CN"/>
-        </w:rPr>
-        <w:t xml:space="preserve">　　得生天人中　　受于五欲乐</w:t>
-      </w:r>
-    </w:p>
-    <w:p>
-      <w:pPr>
-        <w:spacing w:after="0" w:line="240" w:lineRule="auto"/>
-        <w:jc w:val="both"/>
-        <w:rPr>
-          <w:sz w:val="24"/>
-          <w:szCs w:val="24"/>
-          <w:shd w:val="pct15" w:color="auto" w:fill="FFFFFF"/>
-          <w:lang w:eastAsia="zh-CN"/>
-        </w:rPr>
-      </w:pPr>
-      <w:r>
-        <w:rPr>
-          <w:sz w:val="24"/>
-          <w:szCs w:val="24"/>
-          <w:shd w:val="pct15" w:color="auto" w:fill="FFFFFF"/>
-          <w:lang w:eastAsia="zh-CN"/>
-        </w:rPr>
-        <w:t xml:space="preserve">　　恒如是轮转　　没于生死海</w:t>
-      </w:r>
-    </w:p>
-    <w:p>
-      <w:pPr>
-        <w:spacing w:after="0" w:line="240" w:lineRule="auto"/>
-        <w:jc w:val="both"/>
-        <w:rPr>
-          <w:sz w:val="24"/>
-          <w:szCs w:val="24"/>
-          <w:shd w:val="pct15" w:color="auto" w:fill="FFFFFF"/>
-          <w:lang w:eastAsia="zh-CN"/>
-        </w:rPr>
-      </w:pPr>
-      <w:r>
-        <w:rPr>
-          <w:sz w:val="24"/>
-          <w:szCs w:val="24"/>
-          <w:shd w:val="pct15" w:color="auto" w:fill="FFFFFF"/>
-          <w:lang w:eastAsia="zh-CN"/>
-        </w:rPr>
-        <w:t xml:space="preserve">　　我见此过患　　所以弃舍之</w:t>
-      </w:r>
-    </w:p>
-    <w:p>
-      <w:pPr>
-        <w:spacing w:after="0" w:line="240" w:lineRule="auto"/>
-        <w:jc w:val="both"/>
-        <w:rPr>
-          <w:sz w:val="24"/>
-          <w:szCs w:val="24"/>
-          <w:shd w:val="pct15" w:color="auto" w:fill="FFFFFF"/>
-          <w:lang w:eastAsia="zh-CN"/>
-        </w:rPr>
-      </w:pPr>
-      <w:r>
-        <w:rPr>
-          <w:sz w:val="24"/>
-          <w:szCs w:val="24"/>
-          <w:shd w:val="pct15" w:color="auto" w:fill="FFFFFF"/>
-          <w:lang w:eastAsia="zh-CN"/>
-        </w:rPr>
-        <w:t xml:space="preserve">　　又复事火福　　得生天人中</w:t>
-      </w:r>
-    </w:p>
-    <w:p>
-      <w:pPr>
-        <w:spacing w:after="0" w:line="240" w:lineRule="auto"/>
-        <w:jc w:val="both"/>
-        <w:rPr>
-          <w:sz w:val="24"/>
-          <w:szCs w:val="24"/>
-          <w:shd w:val="pct15" w:color="auto" w:fill="FFFFFF"/>
-          <w:lang w:eastAsia="zh-CN"/>
-        </w:rPr>
-      </w:pPr>
-      <w:r>
-        <w:rPr>
-          <w:sz w:val="24"/>
-          <w:szCs w:val="24"/>
-          <w:shd w:val="pct15" w:color="auto" w:fill="FFFFFF"/>
-          <w:lang w:eastAsia="zh-CN"/>
-        </w:rPr>
-        <w:t xml:space="preserve">　　增长贪恚痴　　是故我远离</w:t>
-      </w:r>
-    </w:p>
-    <w:p>
-      <w:pPr>
-        <w:spacing w:after="0" w:line="240" w:lineRule="auto"/>
-        <w:jc w:val="both"/>
-        <w:rPr>
-          <w:sz w:val="24"/>
-          <w:szCs w:val="24"/>
-          <w:shd w:val="pct15" w:color="auto" w:fill="FFFFFF"/>
-          <w:lang w:eastAsia="zh-CN"/>
-        </w:rPr>
-      </w:pPr>
-      <w:r>
-        <w:rPr>
-          <w:sz w:val="24"/>
-          <w:szCs w:val="24"/>
-          <w:shd w:val="pct15" w:color="auto" w:fill="FFFFFF"/>
-          <w:lang w:eastAsia="zh-CN"/>
-        </w:rPr>
-        <w:t xml:space="preserve">　　又复事火福　　为求将来生</w:t>
-      </w:r>
-    </w:p>
-    <w:p>
-      <w:pPr>
-        <w:spacing w:after="0" w:line="240" w:lineRule="auto"/>
-        <w:jc w:val="both"/>
-        <w:rPr>
-          <w:sz w:val="24"/>
-          <w:szCs w:val="24"/>
-          <w:shd w:val="pct15" w:color="auto" w:fill="FFFFFF"/>
-          <w:lang w:eastAsia="zh-CN"/>
-        </w:rPr>
-      </w:pPr>
-      <w:r>
-        <w:rPr>
-          <w:sz w:val="24"/>
-          <w:szCs w:val="24"/>
-          <w:shd w:val="pct15" w:color="auto" w:fill="FFFFFF"/>
-          <w:lang w:eastAsia="zh-CN"/>
-        </w:rPr>
-        <w:t xml:space="preserve">　　既已有生故　　必有老病死</w:t>
-      </w:r>
-    </w:p>
-    <w:p>
-      <w:pPr>
-        <w:spacing w:after="0" w:line="240" w:lineRule="auto"/>
-        <w:jc w:val="both"/>
-        <w:rPr>
-          <w:sz w:val="24"/>
-          <w:szCs w:val="24"/>
-          <w:shd w:val="pct15" w:color="auto" w:fill="FFFFFF"/>
-          <w:lang w:eastAsia="zh-CN"/>
-        </w:rPr>
-      </w:pPr>
-      <w:r>
-        <w:rPr>
-          <w:sz w:val="24"/>
-          <w:szCs w:val="24"/>
-          <w:shd w:val="pct15" w:color="auto" w:fill="FFFFFF"/>
-          <w:lang w:eastAsia="zh-CN"/>
-        </w:rPr>
-        <w:t xml:space="preserve">　　已见如此事　　是故弃火法</w:t>
-      </w:r>
-    </w:p>
-    <w:p>
-      <w:pPr>
-        <w:spacing w:after="0" w:line="240" w:lineRule="auto"/>
-        <w:jc w:val="both"/>
-        <w:rPr>
-          <w:sz w:val="24"/>
-          <w:szCs w:val="24"/>
-          <w:shd w:val="pct15" w:color="auto" w:fill="FFFFFF"/>
-          <w:lang w:eastAsia="zh-CN"/>
-        </w:rPr>
-      </w:pPr>
-      <w:r>
-        <w:rPr>
-          <w:sz w:val="24"/>
-          <w:szCs w:val="24"/>
-          <w:shd w:val="pct15" w:color="auto" w:fill="FFFFFF"/>
-          <w:lang w:eastAsia="zh-CN"/>
-        </w:rPr>
-        <w:t xml:space="preserve">　　施会修苦行　　及以事火福</w:t>
-      </w:r>
-    </w:p>
-    <w:p>
-      <w:pPr>
-        <w:spacing w:after="0" w:line="240" w:lineRule="auto"/>
-        <w:jc w:val="both"/>
-        <w:rPr>
-          <w:sz w:val="24"/>
-          <w:szCs w:val="24"/>
-          <w:shd w:val="pct15" w:color="auto" w:fill="FFFFFF"/>
-          <w:lang w:eastAsia="zh-CN"/>
-        </w:rPr>
-      </w:pPr>
-      <w:r>
-        <w:rPr>
-          <w:sz w:val="24"/>
-          <w:szCs w:val="24"/>
-          <w:shd w:val="pct15" w:color="auto" w:fill="FFFFFF"/>
-          <w:lang w:eastAsia="zh-CN"/>
-        </w:rPr>
-        <w:t xml:space="preserve">　　虽得生梵天　　此非究竟处</w:t>
-      </w:r>
-    </w:p>
-    <w:p>
-      <w:pPr>
-        <w:spacing w:after="0" w:line="240" w:lineRule="auto"/>
-        <w:jc w:val="both"/>
-        <w:rPr>
-          <w:sz w:val="24"/>
-          <w:szCs w:val="24"/>
-          <w:shd w:val="pct15" w:color="auto" w:fill="FFFFFF"/>
-          <w:lang w:eastAsia="zh-CN"/>
-        </w:rPr>
-      </w:pPr>
-      <w:r>
-        <w:rPr>
-          <w:sz w:val="24"/>
-          <w:szCs w:val="24"/>
-          <w:shd w:val="pct15" w:color="auto" w:fill="FFFFFF"/>
-          <w:lang w:eastAsia="zh-CN"/>
-        </w:rPr>
-        <w:t xml:space="preserve">　　以是因缘故　　所以弃事火</w:t>
-      </w:r>
-    </w:p>
-    <w:p>
-      <w:pPr>
-        <w:spacing w:after="0" w:line="240" w:lineRule="auto"/>
-        <w:jc w:val="both"/>
-        <w:rPr>
-          <w:sz w:val="24"/>
-          <w:szCs w:val="24"/>
-          <w:shd w:val="pct15" w:color="auto" w:fill="FFFFFF"/>
-          <w:lang w:eastAsia="zh-CN"/>
-        </w:rPr>
-      </w:pPr>
-      <w:r>
-        <w:rPr>
-          <w:sz w:val="24"/>
-          <w:szCs w:val="24"/>
-          <w:shd w:val="pct15" w:color="auto" w:fill="FFFFFF"/>
-          <w:lang w:eastAsia="zh-CN"/>
-        </w:rPr>
-        <w:t xml:space="preserve">　　我见如来法　　离生老病死</w:t>
-      </w:r>
-    </w:p>
-    <w:p>
-      <w:pPr>
-        <w:spacing w:after="0" w:line="240" w:lineRule="auto"/>
-        <w:jc w:val="both"/>
-        <w:rPr>
-          <w:sz w:val="24"/>
-          <w:szCs w:val="24"/>
-          <w:shd w:val="pct15" w:color="auto" w:fill="FFFFFF"/>
-          <w:lang w:eastAsia="zh-CN"/>
-        </w:rPr>
-      </w:pPr>
-      <w:r>
-        <w:rPr>
-          <w:sz w:val="24"/>
-          <w:szCs w:val="24"/>
-          <w:shd w:val="pct15" w:color="auto" w:fill="FFFFFF"/>
-          <w:lang w:eastAsia="zh-CN"/>
-        </w:rPr>
-        <w:t xml:space="preserve">　　究竟解脱处　　是故今出家</w:t>
-      </w:r>
-    </w:p>
-    <w:p>
-      <w:pPr>
-        <w:spacing w:after="0" w:line="240" w:lineRule="auto"/>
-        <w:jc w:val="both"/>
-        <w:rPr>
-          <w:sz w:val="24"/>
-          <w:szCs w:val="24"/>
-          <w:shd w:val="pct15" w:color="auto" w:fill="FFFFFF"/>
-          <w:lang w:eastAsia="zh-CN"/>
-        </w:rPr>
-      </w:pPr>
-      <w:r>
-        <w:rPr>
-          <w:sz w:val="24"/>
-          <w:szCs w:val="24"/>
-          <w:shd w:val="pct15" w:color="auto" w:fill="FFFFFF"/>
-          <w:lang w:eastAsia="zh-CN"/>
-        </w:rPr>
-        <w:t xml:space="preserve">　　如来真解脱　　为诸天人师</w:t>
-      </w:r>
-    </w:p>
-    <w:p>
-      <w:pPr>
-        <w:spacing w:after="0" w:line="240" w:lineRule="auto"/>
-        <w:jc w:val="both"/>
-        <w:rPr>
-          <w:sz w:val="24"/>
-          <w:szCs w:val="24"/>
-          <w:shd w:val="pct15" w:color="auto" w:fill="FFFFFF"/>
-          <w:lang w:eastAsia="zh-CN"/>
-        </w:rPr>
-      </w:pPr>
-      <w:r>
-        <w:rPr>
-          <w:sz w:val="24"/>
-          <w:szCs w:val="24"/>
-          <w:shd w:val="pct15" w:color="auto" w:fill="FFFFFF"/>
-          <w:lang w:eastAsia="zh-CN"/>
-        </w:rPr>
-        <w:t xml:space="preserve">　　以是因缘故　　归依大圣尊</w:t>
-      </w:r>
-    </w:p>
-    <w:p>
-      <w:pPr>
-        <w:spacing w:after="0" w:line="240" w:lineRule="auto"/>
-        <w:jc w:val="both"/>
-        <w:rPr>
-          <w:sz w:val="24"/>
-          <w:szCs w:val="24"/>
-          <w:shd w:val="pct15" w:color="auto" w:fill="FFFFFF"/>
-          <w:lang w:eastAsia="zh-CN"/>
-        </w:rPr>
-      </w:pPr>
-      <w:r>
-        <w:rPr>
-          <w:sz w:val="24"/>
-          <w:szCs w:val="24"/>
-          <w:shd w:val="pct15" w:color="auto" w:fill="FFFFFF"/>
-          <w:lang w:eastAsia="zh-CN"/>
-        </w:rPr>
-        <w:t xml:space="preserve">　　如来大慈悲　　现种种方便</w:t>
-      </w:r>
-    </w:p>
-    <w:p>
-      <w:pPr>
-        <w:spacing w:after="0" w:line="240" w:lineRule="auto"/>
-        <w:jc w:val="both"/>
-        <w:rPr>
-          <w:sz w:val="24"/>
-          <w:szCs w:val="24"/>
-          <w:shd w:val="pct15" w:color="auto" w:fill="FFFFFF"/>
-          <w:lang w:eastAsia="zh-CN"/>
-        </w:rPr>
-      </w:pPr>
-      <w:r>
-        <w:rPr>
-          <w:sz w:val="24"/>
-          <w:szCs w:val="24"/>
-          <w:shd w:val="pct15" w:color="auto" w:fill="FFFFFF"/>
-          <w:lang w:eastAsia="zh-CN"/>
-        </w:rPr>
-        <w:t xml:space="preserve">　　及诸神通力　　而以引导我</w:t>
-      </w:r>
-    </w:p>
-    <w:p>
-      <w:pPr>
-        <w:spacing w:after="0" w:line="240" w:lineRule="auto"/>
-        <w:jc w:val="both"/>
-        <w:rPr>
-          <w:sz w:val="24"/>
-          <w:szCs w:val="24"/>
-          <w:shd w:val="pct15" w:color="auto" w:fill="FFFFFF"/>
-          <w:lang w:eastAsia="zh-CN"/>
-        </w:rPr>
-      </w:pPr>
-      <w:r>
-        <w:rPr>
-          <w:sz w:val="24"/>
-          <w:szCs w:val="24"/>
-          <w:shd w:val="pct15" w:color="auto" w:fill="FFFFFF"/>
-          <w:lang w:eastAsia="zh-CN"/>
-        </w:rPr>
-        <w:t xml:space="preserve">　　云何而复应　　奉事于火法</w:t>
-      </w:r>
-    </w:p>
-    <w:p>
-      <w:pPr>
-        <w:spacing w:after="0" w:line="240" w:lineRule="auto"/>
-        <w:jc w:val="both"/>
-        <w:rPr>
-          <w:sz w:val="24"/>
-          <w:szCs w:val="24"/>
-          <w:shd w:val="pct15" w:color="auto" w:fill="FFFFFF"/>
-          <w:lang w:eastAsia="zh-CN"/>
-        </w:rPr>
-      </w:pPr>
-    </w:p>
-    <w:p>
-      <w:pPr>
-        <w:spacing w:after="0" w:line="240" w:lineRule="auto"/>
-        <w:jc w:val="both"/>
-        <w:rPr>
-          <w:sz w:val="24"/>
-          <w:szCs w:val="24"/>
-          <w:shd w:val="pct15" w:color="auto" w:fill="FFFFFF"/>
-          <w:lang w:eastAsia="zh-CN"/>
-        </w:rPr>
-      </w:pPr>
-      <w:r>
-        <w:rPr>
-          <w:sz w:val="24"/>
-          <w:szCs w:val="24"/>
-          <w:shd w:val="pct15" w:color="auto" w:fill="FFFFFF"/>
-          <w:lang w:eastAsia="zh-CN"/>
-        </w:rPr>
-        <w:t xml:space="preserve">　　尔时频毗娑罗王。及诸大众。闻优楼频螺迦叶说此偈言。心大欢喜。于如来所。深生敬信。决定得知如来必成于一切种智。审知迦叶是佛弟子。尔时诸天。于虚空中。雨众天花。作妙伎乐。异口同音唱言。善哉优楼频螺迦叶。快说此偈。尔时世尊。知诸大众心意决定无复狐疑。又观其根皆已成熟即为说法。大王当知。此五阴身以识为本。因于识故。而生意根。以意根故。而生于色。而此色法。生灭不住。大王若能如是观者。则能于身。善知无常。如此观身。不取身相。则能离我及于我所。若能观色。离我我所。即知色生便是苦生。若知色灭便是苦灭。若人能作如此观者。是名为解。若人不能作斯观者。是名为缚。法本无我及以我所。以倒想故。横计有我及以我所。无有实法。若能断此倒惑想者。则是解脱。尔时频毗娑罗王。心自思惟。若谓众生言有我者。而名为缚。一切众生。皆悉无我。既无有我。谁受果报。尔时世尊。知彼心念即语之言。一切众生。所为善恶。及受果报。皆非我造。亦非我受。而今现有造作善恶受果报者。大王谛听。当为王说。大王但以情尘识合。于境生染。累想滋繁。以是缘故。驰流生死。备受苦报。若于境无染。息其累想。则得解脱。以情尘识三事因缘。共起善恶。及受果报。更无别我。譬如钻火。因手转燧。得有火生然彼火性。不从手生及以燧出。亦复不离手及燧钻。彼情尘识。亦复如是。时频毗娑罗王。又自思惟。若以情尘识和合故。而有善恶受果报者。便为常合。不应离绝。若不常合。是则为断。尔时世尊。知王心念。即便答言。此情尘识。不常不断。何以故合故不断。离故不常。譬如缘于地水因彼种子。而生芽叶。种子既谢。不得名常。生芽叶故。不得名断。离于断常故名中道。三事因缘。亦复</w:t>
+        <w:t>种智。是甘蔗种天人之师。相好智慧。及神通力。无与等者。我既年幼。学道日浅。岂能宣说如来妙法。然以所知。当为汝说。即说偈言。</w:t>
+      </w:r>
+    </w:p>
+    <w:p>
+      <w:pPr>
+        <w:spacing w:after="0" w:line="240" w:lineRule="auto"/>
+        <w:jc w:val="both"/>
+        <w:rPr>
+          <w:sz w:val="24"/>
+          <w:szCs w:val="24"/>
+          <w:shd w:val="pct15" w:color="auto" w:fill="FFFFFF"/>
+          <w:lang w:eastAsia="zh-CN"/>
+        </w:rPr>
+      </w:pPr>
+      <w:r>
+        <w:rPr>
+          <w:sz w:val="24"/>
+          <w:szCs w:val="24"/>
+          <w:shd w:val="pct15" w:color="auto" w:fill="FFFFFF"/>
+          <w:lang w:eastAsia="zh-CN"/>
+        </w:rPr>
+        <w:t xml:space="preserve">　　一切诸法本　　因缘生无主</w:t>
+      </w:r>
+    </w:p>
+    <w:p>
+      <w:pPr>
+        <w:spacing w:after="0" w:line="240" w:lineRule="auto"/>
+        <w:jc w:val="both"/>
+        <w:rPr>
+          <w:sz w:val="24"/>
+          <w:szCs w:val="24"/>
+          <w:shd w:val="pct15" w:color="auto" w:fill="FFFFFF"/>
+          <w:lang w:eastAsia="zh-CN"/>
+        </w:rPr>
+      </w:pPr>
+      <w:r>
+        <w:rPr>
+          <w:sz w:val="24"/>
+          <w:szCs w:val="24"/>
+          <w:shd w:val="pct15" w:color="auto" w:fill="FFFFFF"/>
+          <w:lang w:eastAsia="zh-CN"/>
+        </w:rPr>
+        <w:t xml:space="preserve">　　若能解此者　　则得真实道</w:t>
+      </w:r>
+    </w:p>
+    <w:p>
+      <w:pPr>
+        <w:spacing w:after="0" w:line="240" w:lineRule="auto"/>
+        <w:jc w:val="both"/>
+        <w:rPr>
+          <w:sz w:val="24"/>
+          <w:szCs w:val="24"/>
+          <w:shd w:val="pct15" w:color="auto" w:fill="FFFFFF"/>
+          <w:lang w:eastAsia="zh-CN"/>
+        </w:rPr>
+      </w:pPr>
+    </w:p>
+    <w:p>
+      <w:pPr>
+        <w:spacing w:after="0" w:line="240" w:lineRule="auto"/>
+        <w:jc w:val="both"/>
+        <w:rPr>
+          <w:sz w:val="24"/>
+          <w:szCs w:val="24"/>
+          <w:shd w:val="pct15" w:color="auto" w:fill="FFFFFF"/>
+          <w:lang w:eastAsia="zh-CN"/>
+        </w:rPr>
+      </w:pPr>
+      <w:r>
+        <w:rPr>
+          <w:sz w:val="24"/>
+          <w:szCs w:val="24"/>
+          <w:shd w:val="pct15" w:color="auto" w:fill="FFFFFF"/>
+          <w:lang w:eastAsia="zh-CN"/>
+        </w:rPr>
+        <w:t xml:space="preserve">　　时舍利弗。闻阿舍婆耆说此偈已。即于诸法。远尘离垢。得法眼净。见道迹已。心大踊跃。身诸情根。皆悉悦预。而自念言。一切众生。悉著于我。所以轮回。在于生死。若除我想。即于我所。亦皆得离。譬如日光。能破于闇。无我之想。亦复如是。悉能破于我见闇障。我从昔来。所可修学。皆为邪见。唯今所得。是正真道。作此念已。礼阿舍婆耆足。还归所止。时阿舍婆耆。至前乞食。讫还竹园。时舍利弗。还至住处。时目揵罗夜那。善根已熟。见舍利弗。诸根寂定。威仪庠序。颜容怡悦。异于常日即便问言。我今观汝诸根颜貌。与常有异。必当已得甘露妙法。我昔与汝共结誓言。若闻妙法。要相启悟。汝有所得。愿为我说。时舍利弗。即便答言。我今实已得甘露法。目揵罗夜那闻已。欢喜无量。叹言善哉。时为我说。舍利弗言。我今出行逢一比丘。执持衣钵。入村乞食。诸根寂静。威仪庠序。我既见已。深生恭敬。既到其所。而问之言。我意观汝。似新出家。而能如此。摄诸情根。欲有所问。唯愿见答。汝今大师。其名何等。有所教诫。演说何法。时阿舍婆耆。即便安庠。而见答言。我之大师。得一切种智。是甘蔗种天人之师。相好智慧。及神通力。无与等者。我既年幼。学道日浅。岂能宣说如来妙法。然以所知。当为汝说。即说偈言。</w:t>
+      </w:r>
+    </w:p>
+    <w:p>
+      <w:pPr>
+        <w:spacing w:after="0" w:line="240" w:lineRule="auto"/>
+        <w:jc w:val="both"/>
+        <w:rPr>
+          <w:sz w:val="24"/>
+          <w:szCs w:val="24"/>
+          <w:shd w:val="pct15" w:color="auto" w:fill="FFFFFF"/>
+          <w:lang w:eastAsia="zh-CN"/>
+        </w:rPr>
+      </w:pPr>
+      <w:r>
+        <w:rPr>
+          <w:sz w:val="24"/>
+          <w:szCs w:val="24"/>
+          <w:shd w:val="pct15" w:color="auto" w:fill="FFFFFF"/>
+          <w:lang w:eastAsia="zh-CN"/>
+        </w:rPr>
+        <w:t xml:space="preserve">　　一切诸法本　　因缘生无主</w:t>
+      </w:r>
+    </w:p>
+    <w:p>
+      <w:pPr>
+        <w:spacing w:after="0" w:line="240" w:lineRule="auto"/>
+        <w:jc w:val="both"/>
+        <w:rPr>
+          <w:sz w:val="24"/>
+          <w:szCs w:val="24"/>
+          <w:shd w:val="pct15" w:color="auto" w:fill="FFFFFF"/>
+          <w:lang w:eastAsia="zh-CN"/>
+        </w:rPr>
+      </w:pPr>
+      <w:r>
+        <w:rPr>
+          <w:sz w:val="24"/>
+          <w:szCs w:val="24"/>
+          <w:shd w:val="pct15" w:color="auto" w:fill="FFFFFF"/>
+          <w:lang w:eastAsia="zh-CN"/>
+        </w:rPr>
+        <w:t xml:space="preserve">　　若能解此者　　即得真实道</w:t>
+      </w:r>
+    </w:p>
+    <w:p>
+      <w:pPr>
+        <w:spacing w:after="0" w:line="240" w:lineRule="auto"/>
+        <w:jc w:val="both"/>
+        <w:rPr>
+          <w:sz w:val="24"/>
+          <w:szCs w:val="24"/>
+          <w:shd w:val="pct15" w:color="auto" w:fill="FFFFFF"/>
+          <w:lang w:eastAsia="zh-CN"/>
+        </w:rPr>
+      </w:pPr>
+    </w:p>
+    <w:p>
+      <w:pPr>
+        <w:spacing w:after="0" w:line="240" w:lineRule="auto"/>
+        <w:jc w:val="both"/>
+        <w:rPr>
+          <w:sz w:val="24"/>
+          <w:szCs w:val="24"/>
+          <w:shd w:val="pct15" w:color="auto" w:fill="FFFFFF"/>
+          <w:lang w:eastAsia="zh-CN"/>
+        </w:rPr>
+      </w:pPr>
+      <w:r>
+        <w:rPr>
+          <w:sz w:val="24"/>
+          <w:szCs w:val="24"/>
+          <w:shd w:val="pct15" w:color="auto" w:fill="FFFFFF"/>
+          <w:lang w:eastAsia="zh-CN"/>
+        </w:rPr>
+        <w:t xml:space="preserve">　　尔时目揵罗夜那。闻舍利弗说此语已。即于诸法。远尘离垢。得法眼净。尔时舍利弗。与目揵罗夜那。各于佛法。得甘露已。共相谓言。我等已于佛法。各得利益今者宜应共往佛所。求索出家。作此语已各唤弟子。而语之言。我等今者已于佛法。得甘露味。唯有此法。是出世道。我今欲往求佛出家。汝等云何。诸弟子等。答其师言。我等今者有所知见。皆大师力。师若出家。我悉随从。于是二人。即将二百弟子。往诣竹园。既入门已。遥见如来。相好庄严。诸比丘众。前后围绕。心大欢喜。踊跃遍身。尔时世尊。见舍利弗。及目揵罗夜那。与诸弟子。相随来已。告诸比丘。汝等当知。今此二人。将诸弟子。来至我所。欲求出家。一名舍利弗。一名目揵罗夜那。当于我法中。为上弟子。舍利弗者。于智慧中。最为第一。目揵罗夜那者。于神通中。复为无上。至佛所已。头面礼足。而白佛言。我于佛法。已得道迹。乐欲出家。愿时听许。尔时世尊。即便唤言。善来比丘。须发自落。袈裟著身。即成沙门。时彼二百弟子。既见其师成沙门已。俱白佛言。我等亦欲随师出家。唯愿世尊。垂愍听许。于是世尊。即复唤言。善来比丘。须发自落。袈裟著身。即成沙门。尔时世尊。为舍利弗及目揵罗夜那。广说四谛。二人即得阿罗汉果。又复为彼二百弟子。广说四谛。即于诸法。远尘离垢。得法眼净。乃至亦成阿罗汉果。尔时世尊。即与一千二百五十比丘。皆大阿罗汉。于摩竭提国。广利众生。诸比丘中。多有人。名目干罗夜那世尊故。名此目揵罗夜那。为大目揵罗夜那。尔时偷罗厥叉国。有一婆罗门。名曰迦叶。有三十二相。聪明智慧。诵四毗陀经。一切书论。</w:t>
       </w:r>
       <w:r>
         <w:rPr>
@@ -23927,369 +24965,7 @@
           <w:lang w:eastAsia="zh-CN"/>
         </w:rPr>
         <w:lastRenderedPageBreak/>
-        <w:t>如是。尔时频毗娑罗王。闻此法已。心开意解。于诸法中。远尘离垢。得法眼净。八万那由他婆罗门大臣人民。亦于诸法。远尘离垢。得法眼净。九十六万那由他诸天。又于诸法。远尘离垢。得法眼净。时频毗娑罗王。即从坐起。顶礼佛足。合掌白佛。快哉世尊。能舍转轮圣王之位。出家学道。成一切种智。我昔愚痴。欲留世尊临治小国。今睹慈颜。又闻正法。方怀惭愧。追悔昔过。唯愿世尊。以大慈悲。受我忏悔。我于昔日。白世尊言。若得道时。愿先度我。今日始蒙宿愿成遂。荷世尊恩。得履道迹。我从今日。供养世尊及比丘僧。当令四事不使有乏。唯愿世尊。住于竹园。令摩竭提国。长夜获安。佛即答言。善哉大王。乃能舍于三不坚法。求三坚报。当令王愿得满足也。时频毗娑罗王。知佛受请住竹园已。顶礼佛足。辞退而去。王还城已。即敕诸臣。令于竹园。起诸堂舍。种种庄饰。极令严丽。悬缯幡盖。散花烧香。悉皆办已。即便严驾。往至佛所。头面礼足。而白佛言。竹园僧伽蓝。修理已毕。唯愿世尊。与比丘僧。哀愍我故。往住彼也。尔时世尊。与诸比丘及无量诸天。前后围绕。入王舍城。当于如来蹈门阃时。城中乐器。不鼓自鸣。门狭更广。门下更高。一切丘墟。皆悉平坦。臭秽尘垢。自然香净。聋者得听。哑者能言。盲者得视狂者得正。拘癖疾病。普皆除愈。枯木发花。腐草荣秀。涸池增澜。香风清靡。凤雀孔翠。凫雁鸳鸯。异类众乌。缤粉翔集。出和雅音。有如是等。种种祥瑞。既入城已。与频毗娑罗王。俱往竹园。尔时诸天。满虚空中。时王即便手执宝[卸-ㄗ+并]。盛以香水。于如来前。而作是言。我今以此竹园奉上如来及比丘僧。唯愿哀愍为我纳受。作此言已即便舍水。尔时世尊。默然受之。说偈咒愿。</w:t>
-      </w:r>
-    </w:p>
-    <w:p>
-      <w:pPr>
-        <w:spacing w:after="0" w:line="240" w:lineRule="auto"/>
-        <w:jc w:val="both"/>
-        <w:rPr>
-          <w:sz w:val="24"/>
-          <w:szCs w:val="24"/>
-          <w:shd w:val="pct15" w:color="auto" w:fill="FFFFFF"/>
-          <w:lang w:eastAsia="zh-CN"/>
-        </w:rPr>
-      </w:pPr>
-      <w:r>
-        <w:rPr>
-          <w:sz w:val="24"/>
-          <w:szCs w:val="24"/>
-          <w:shd w:val="pct15" w:color="auto" w:fill="FFFFFF"/>
-          <w:lang w:eastAsia="zh-CN"/>
-        </w:rPr>
-        <w:t xml:space="preserve">　　若人能布施　　断除于悭贪</w:t>
-      </w:r>
-    </w:p>
-    <w:p>
-      <w:pPr>
-        <w:spacing w:after="0" w:line="240" w:lineRule="auto"/>
-        <w:jc w:val="both"/>
-        <w:rPr>
-          <w:sz w:val="24"/>
-          <w:szCs w:val="24"/>
-          <w:shd w:val="pct15" w:color="auto" w:fill="FFFFFF"/>
-          <w:lang w:eastAsia="zh-CN"/>
-        </w:rPr>
-      </w:pPr>
-      <w:r>
-        <w:rPr>
-          <w:sz w:val="24"/>
-          <w:szCs w:val="24"/>
-          <w:shd w:val="pct15" w:color="auto" w:fill="FFFFFF"/>
-          <w:lang w:eastAsia="zh-CN"/>
-        </w:rPr>
-        <w:t xml:space="preserve">　　若人能忍辱　　永离于嗔恚</w:t>
-      </w:r>
-    </w:p>
-    <w:p>
-      <w:pPr>
-        <w:spacing w:after="0" w:line="240" w:lineRule="auto"/>
-        <w:jc w:val="both"/>
-        <w:rPr>
-          <w:sz w:val="24"/>
-          <w:szCs w:val="24"/>
-          <w:shd w:val="pct15" w:color="auto" w:fill="FFFFFF"/>
-          <w:lang w:eastAsia="zh-CN"/>
-        </w:rPr>
-      </w:pPr>
-      <w:r>
-        <w:rPr>
-          <w:sz w:val="24"/>
-          <w:szCs w:val="24"/>
-          <w:shd w:val="pct15" w:color="auto" w:fill="FFFFFF"/>
-          <w:lang w:eastAsia="zh-CN"/>
-        </w:rPr>
-        <w:t xml:space="preserve">　　若人能造善　　则远于愚痴</w:t>
-      </w:r>
-    </w:p>
-    <w:p>
-      <w:pPr>
-        <w:spacing w:after="0" w:line="240" w:lineRule="auto"/>
-        <w:jc w:val="both"/>
-        <w:rPr>
-          <w:sz w:val="24"/>
-          <w:szCs w:val="24"/>
-          <w:shd w:val="pct15" w:color="auto" w:fill="FFFFFF"/>
-          <w:lang w:eastAsia="zh-CN"/>
-        </w:rPr>
-      </w:pPr>
-      <w:r>
-        <w:rPr>
-          <w:sz w:val="24"/>
-          <w:szCs w:val="24"/>
-          <w:shd w:val="pct15" w:color="auto" w:fill="FFFFFF"/>
-          <w:lang w:eastAsia="zh-CN"/>
-        </w:rPr>
-        <w:t xml:space="preserve">　　能具此三行　　速至般涅槃</w:t>
-      </w:r>
-    </w:p>
-    <w:p>
-      <w:pPr>
-        <w:spacing w:after="0" w:line="240" w:lineRule="auto"/>
-        <w:jc w:val="both"/>
-        <w:rPr>
-          <w:sz w:val="24"/>
-          <w:szCs w:val="24"/>
-          <w:shd w:val="pct15" w:color="auto" w:fill="FFFFFF"/>
-          <w:lang w:eastAsia="zh-CN"/>
-        </w:rPr>
-      </w:pPr>
-      <w:r>
-        <w:rPr>
-          <w:sz w:val="24"/>
-          <w:szCs w:val="24"/>
-          <w:shd w:val="pct15" w:color="auto" w:fill="FFFFFF"/>
-          <w:lang w:eastAsia="zh-CN"/>
-        </w:rPr>
-        <w:t xml:space="preserve">　　若有贫穷人　　无财可布施</w:t>
-      </w:r>
-    </w:p>
-    <w:p>
-      <w:pPr>
-        <w:spacing w:after="0" w:line="240" w:lineRule="auto"/>
-        <w:jc w:val="both"/>
-        <w:rPr>
-          <w:sz w:val="24"/>
-          <w:szCs w:val="24"/>
-          <w:shd w:val="pct15" w:color="auto" w:fill="FFFFFF"/>
-          <w:lang w:eastAsia="zh-CN"/>
-        </w:rPr>
-      </w:pPr>
-      <w:r>
-        <w:rPr>
-          <w:sz w:val="24"/>
-          <w:szCs w:val="24"/>
-          <w:shd w:val="pct15" w:color="auto" w:fill="FFFFFF"/>
-          <w:lang w:eastAsia="zh-CN"/>
-        </w:rPr>
-        <w:t xml:space="preserve">　　见他修施时　　而生随喜心</w:t>
-      </w:r>
-    </w:p>
-    <w:p>
-      <w:pPr>
-        <w:spacing w:after="0" w:line="240" w:lineRule="auto"/>
-        <w:jc w:val="both"/>
-        <w:rPr>
-          <w:sz w:val="24"/>
-          <w:szCs w:val="24"/>
-          <w:shd w:val="pct15" w:color="auto" w:fill="FFFFFF"/>
-          <w:lang w:eastAsia="zh-CN"/>
-        </w:rPr>
-      </w:pPr>
-      <w:r>
-        <w:rPr>
-          <w:sz w:val="24"/>
-          <w:szCs w:val="24"/>
-          <w:shd w:val="pct15" w:color="auto" w:fill="FFFFFF"/>
-          <w:lang w:eastAsia="zh-CN"/>
-        </w:rPr>
-        <w:t xml:space="preserve">　　随喜之福报　　与施等无异</w:t>
-      </w:r>
-    </w:p>
-    <w:p>
-      <w:pPr>
-        <w:spacing w:after="0" w:line="240" w:lineRule="auto"/>
-        <w:jc w:val="both"/>
-        <w:rPr>
-          <w:sz w:val="24"/>
-          <w:szCs w:val="24"/>
-          <w:shd w:val="pct15" w:color="auto" w:fill="FFFFFF"/>
-          <w:lang w:eastAsia="zh-CN"/>
-        </w:rPr>
-      </w:pPr>
-    </w:p>
-    <w:p>
-      <w:pPr>
-        <w:spacing w:after="0" w:line="240" w:lineRule="auto"/>
-        <w:jc w:val="both"/>
-        <w:rPr>
-          <w:sz w:val="24"/>
-          <w:szCs w:val="24"/>
-          <w:shd w:val="pct15" w:color="auto" w:fill="FFFFFF"/>
-          <w:lang w:eastAsia="zh-CN"/>
-        </w:rPr>
-      </w:pPr>
-      <w:r>
-        <w:rPr>
-          <w:sz w:val="24"/>
-          <w:szCs w:val="24"/>
-          <w:shd w:val="pct15" w:color="auto" w:fill="FFFFFF"/>
-          <w:lang w:eastAsia="zh-CN"/>
-        </w:rPr>
-        <w:t xml:space="preserve">　　尔时婆罗门大臣。及余人民。见王奉施如来僧伽蓝。皆悉踊跃。生随喜心。尔时频毗娑罗王。施僧伽蓝已。心大欢喜。头面礼足。退还所住。阎浮提中。诸王见佛。频毗娑罗王。最为其首。诸僧伽蓝。竹园僧伽蓝。最为其始。尔时世尊与诸比丘。住竹园僧伽蓝。于时王舍城中。有二婆罗门。聪明利根。有大智慧。于诸书论。无不通达。辩才论议。莫能摧伏。一姓拘栗。名优波室沙。母名舍利故。举世唤为舍利弗。二姓目揵连。名目揵罗夜那。各有一百弟子。普为国人之所宗仰。二人互共以为亲友。极相爱重。咸共誓言。若先得闻诸妙法者。要相开悟无得吝惜。</w:t>
-      </w:r>
-    </w:p>
-    <w:p>
-      <w:pPr>
-        <w:spacing w:after="0" w:line="240" w:lineRule="auto"/>
-        <w:jc w:val="both"/>
-        <w:rPr>
-          <w:sz w:val="24"/>
-          <w:szCs w:val="24"/>
-          <w:shd w:val="pct15" w:color="auto" w:fill="FFFFFF"/>
-          <w:lang w:eastAsia="zh-CN"/>
-        </w:rPr>
-      </w:pPr>
-      <w:r>
-        <w:rPr>
-          <w:sz w:val="24"/>
-          <w:szCs w:val="24"/>
-          <w:shd w:val="pct15" w:color="auto" w:fill="FFFFFF"/>
-          <w:lang w:eastAsia="zh-CN"/>
-        </w:rPr>
-        <w:t xml:space="preserve">　　尔时阿舍婆耆比丘。著衣持钵。入村乞食。善摄诸根。威仪庠序。路人见者。皆生恭敬。时舍利弗。忽于路次。逢见阿舍婆耆。善摄诸根。威仪庠序。彼舍利弗。善根既熟。见阿舍婆耆。心大欢喜。踊跃遍身。停步瞻视。不能暂舍。即便问言。我意观汝。似新出家。而能如此。摄诸情根欲有所问。唯愿见答。汝今大师。其名何等有所教诫。演说何法。时阿舍婆耆。即便安庠。而答之言。我之大师。得一切种智。是甘蔗种天人之师。相好智慧。及神通力。无与等者。我既年幼。学道日浅。岂能宣说如来妙法。然以所知。当为汝说。即说偈言。</w:t>
-      </w:r>
-    </w:p>
-    <w:p>
-      <w:pPr>
-        <w:spacing w:after="0" w:line="240" w:lineRule="auto"/>
-        <w:jc w:val="both"/>
-        <w:rPr>
-          <w:sz w:val="24"/>
-          <w:szCs w:val="24"/>
-          <w:shd w:val="pct15" w:color="auto" w:fill="FFFFFF"/>
-          <w:lang w:eastAsia="zh-CN"/>
-        </w:rPr>
-      </w:pPr>
-      <w:r>
-        <w:rPr>
-          <w:sz w:val="24"/>
-          <w:szCs w:val="24"/>
-          <w:shd w:val="pct15" w:color="auto" w:fill="FFFFFF"/>
-          <w:lang w:eastAsia="zh-CN"/>
-        </w:rPr>
-        <w:lastRenderedPageBreak/>
-        <w:t xml:space="preserve">　　一切诸法本　　因缘生无主</w:t>
-      </w:r>
-    </w:p>
-    <w:p>
-      <w:pPr>
-        <w:spacing w:after="0" w:line="240" w:lineRule="auto"/>
-        <w:jc w:val="both"/>
-        <w:rPr>
-          <w:sz w:val="24"/>
-          <w:szCs w:val="24"/>
-          <w:shd w:val="pct15" w:color="auto" w:fill="FFFFFF"/>
-          <w:lang w:eastAsia="zh-CN"/>
-        </w:rPr>
-      </w:pPr>
-      <w:r>
-        <w:rPr>
-          <w:sz w:val="24"/>
-          <w:szCs w:val="24"/>
-          <w:shd w:val="pct15" w:color="auto" w:fill="FFFFFF"/>
-          <w:lang w:eastAsia="zh-CN"/>
-        </w:rPr>
-        <w:t xml:space="preserve">　　若能解此者　　则得真实道</w:t>
-      </w:r>
-    </w:p>
-    <w:p>
-      <w:pPr>
-        <w:spacing w:after="0" w:line="240" w:lineRule="auto"/>
-        <w:jc w:val="both"/>
-        <w:rPr>
-          <w:sz w:val="24"/>
-          <w:szCs w:val="24"/>
-          <w:shd w:val="pct15" w:color="auto" w:fill="FFFFFF"/>
-          <w:lang w:eastAsia="zh-CN"/>
-        </w:rPr>
-      </w:pPr>
-    </w:p>
-    <w:p>
-      <w:pPr>
-        <w:spacing w:after="0" w:line="240" w:lineRule="auto"/>
-        <w:jc w:val="both"/>
-        <w:rPr>
-          <w:sz w:val="24"/>
-          <w:szCs w:val="24"/>
-          <w:shd w:val="pct15" w:color="auto" w:fill="FFFFFF"/>
-          <w:lang w:eastAsia="zh-CN"/>
-        </w:rPr>
-      </w:pPr>
-      <w:r>
-        <w:rPr>
-          <w:sz w:val="24"/>
-          <w:szCs w:val="24"/>
-          <w:shd w:val="pct15" w:color="auto" w:fill="FFFFFF"/>
-          <w:lang w:eastAsia="zh-CN"/>
-        </w:rPr>
-        <w:t xml:space="preserve">　　时舍利弗。闻阿舍婆耆说此偈已。即于诸法。远尘离垢。得法眼净。见道迹已。心大踊跃。身诸情根。皆悉悦预。而自念言。一切众生。悉著于我。所以轮回。在于生死。若除我想。即于我所。亦皆得离。譬如日光。能破于闇。无我之想。亦复如是。悉能破于我见闇障。我从昔来。所可修学。皆为邪见。唯今所得。是正真道。作此念已。礼阿舍婆耆足。还归所止。时阿舍婆耆。至前乞食。讫还竹园。时舍利弗。还至住处。时目揵罗夜那。善根已熟。见舍利弗。诸根寂定。威仪庠序。颜容怡悦。异于常日即便问言。我今观汝诸根颜貌。与常有异。必当已得甘露妙法。我昔与汝共结誓言。若闻妙法。要相启悟。汝有所得。愿为我说。时舍利弗。即便答言。我今实已得甘露法。目揵罗夜那闻已。欢喜无量。叹言善哉。时为我说。舍利弗言。我今出行逢一比丘。执持衣钵。入村乞食。诸根寂静。威仪庠序。我既见已。深生恭敬。既到其所。而问之言。我意观汝。似新出家。而能如此。摄诸情根。欲有所问。唯愿见答。汝今大师。其名何等。有所教诫。演说何法。时阿舍婆耆。即便安庠。而见答言。我之大师。得一切种智。是甘蔗种天人之师。相好智慧。及神通力。无与等者。我既年幼。学道日浅。岂能宣说如来妙法。然以所知。当为汝说。即说偈言。</w:t>
-      </w:r>
-    </w:p>
-    <w:p>
-      <w:pPr>
-        <w:spacing w:after="0" w:line="240" w:lineRule="auto"/>
-        <w:jc w:val="both"/>
-        <w:rPr>
-          <w:sz w:val="24"/>
-          <w:szCs w:val="24"/>
-          <w:shd w:val="pct15" w:color="auto" w:fill="FFFFFF"/>
-          <w:lang w:eastAsia="zh-CN"/>
-        </w:rPr>
-      </w:pPr>
-      <w:r>
-        <w:rPr>
-          <w:sz w:val="24"/>
-          <w:szCs w:val="24"/>
-          <w:shd w:val="pct15" w:color="auto" w:fill="FFFFFF"/>
-          <w:lang w:eastAsia="zh-CN"/>
-        </w:rPr>
-        <w:t xml:space="preserve">　　一切诸法本　　因缘生无主</w:t>
-      </w:r>
-    </w:p>
-    <w:p>
-      <w:pPr>
-        <w:spacing w:after="0" w:line="240" w:lineRule="auto"/>
-        <w:jc w:val="both"/>
-        <w:rPr>
-          <w:sz w:val="24"/>
-          <w:szCs w:val="24"/>
-          <w:shd w:val="pct15" w:color="auto" w:fill="FFFFFF"/>
-          <w:lang w:eastAsia="zh-CN"/>
-        </w:rPr>
-      </w:pPr>
-      <w:r>
-        <w:rPr>
-          <w:sz w:val="24"/>
-          <w:szCs w:val="24"/>
-          <w:shd w:val="pct15" w:color="auto" w:fill="FFFFFF"/>
-          <w:lang w:eastAsia="zh-CN"/>
-        </w:rPr>
-        <w:t xml:space="preserve">　　若能解此者　　即得真实道</w:t>
-      </w:r>
-    </w:p>
-    <w:p>
-      <w:pPr>
-        <w:spacing w:after="0" w:line="240" w:lineRule="auto"/>
-        <w:jc w:val="both"/>
-        <w:rPr>
-          <w:sz w:val="24"/>
-          <w:szCs w:val="24"/>
-          <w:shd w:val="pct15" w:color="auto" w:fill="FFFFFF"/>
-          <w:lang w:eastAsia="zh-CN"/>
-        </w:rPr>
-      </w:pPr>
-    </w:p>
-    <w:p>
-      <w:pPr>
-        <w:spacing w:after="0" w:line="240" w:lineRule="auto"/>
-        <w:jc w:val="both"/>
-        <w:rPr>
-          <w:sz w:val="24"/>
-          <w:szCs w:val="24"/>
-          <w:shd w:val="pct15" w:color="auto" w:fill="FFFFFF"/>
-          <w:lang w:eastAsia="zh-CN"/>
-        </w:rPr>
-      </w:pPr>
-      <w:r>
-        <w:rPr>
-          <w:sz w:val="24"/>
-          <w:szCs w:val="24"/>
-          <w:shd w:val="pct15" w:color="auto" w:fill="FFFFFF"/>
-          <w:lang w:eastAsia="zh-CN"/>
-        </w:rPr>
-        <w:t xml:space="preserve">　　尔时目揵罗夜那。闻舍利弗说此语已。即于诸法。远尘离垢。得法眼净。尔时舍利弗。与目揵罗夜那。各于佛法。得甘露已。共相谓言。我等已于佛法。各得利益今者宜应共往佛所。求索出家。作此语已各唤弟子。而语之言。我等今者已于佛法。得甘露味。唯有此法。是出世道。我今欲往求佛出家。汝等云何。诸弟子等。答其师言。我等今者有所知见。皆大师力。师若出家。我悉随从。于是二人。即将二百弟子。往诣竹园。既入门已。遥见如来。相好庄严。诸比丘众。前后围绕。心大欢喜。踊跃遍身。尔时世尊。见舍利弗。及目揵罗夜那。与诸弟子。相随来已。告诸比丘。汝等当知。今此二人。将诸弟子。来至我所。欲求出家。一名舍利弗。一名目揵罗夜那。当于我法中。为上弟子。舍利弗者。于智慧中。最为第一。目揵罗夜那者。于神通中。复为无上。至佛所已。头面礼足。而白佛言。我于佛法。已得道迹。乐欲出家。愿时听许。尔时世尊。即便唤言。善来比丘。须发自落。袈裟著身。即成沙门。时彼二百弟子。既见其师成沙门已。俱白佛言。我等亦欲随师出家。唯愿世尊。垂愍听许。于是世尊。即复唤言。善来比丘。须发自落。袈裟著身。即成沙门。尔时世尊。为舍利弗及目揵罗夜那。广说四谛。二人即得阿罗汉果。又复为彼二百弟子。广说四谛。即于诸法。远尘离垢。得法眼净。乃至亦成阿罗汉果。尔时世尊。即与一千二百五十比丘。皆大阿罗汉。于摩竭提国。广利众生。诸比丘中。多有人。名目干罗夜那世尊故。名此目揵罗夜那。为大目揵罗夜那。尔时偷罗厥叉国。有一婆罗门。名曰迦叶。有三十二相。聪明智慧。诵四毗陀经。一切书论。无不通达。极大巨富。善能布施。其妇端正。举国无双。二人自然无有欲想。乃至亦不同宿一室。久于往昔。种善根故。不乐在家受五欲乐。日夜思惟。厌离世间。</w:t>
-      </w:r>
-      <w:r>
-        <w:rPr>
-          <w:sz w:val="24"/>
-          <w:szCs w:val="24"/>
-          <w:shd w:val="pct15" w:color="auto" w:fill="FFFFFF"/>
-          <w:lang w:eastAsia="zh-CN"/>
-        </w:rPr>
-        <w:lastRenderedPageBreak/>
-        <w:t>精勤求访出家之法。如是推寻不能得。已即舍家事。入于山林。心念口言。诸佛如来。出家修道。我今亦当随佛出家。即便脱去金缕织成珍宝之衣。价直百千两金。而著坏色纳衣。自剃须发。尔时诸天。于虚空中。既见迦叶自出家已。而语之言。善男子。甘蔗种族。白净王子。其名萨婆悉达。出家学道。成一切种智。举世号为释迦牟尼佛。今者与千二百五十阿罗汉。在王舍城竹园中住。</w:t>
+        <w:t>无不通达。极大巨富。善能布施。其妇端正。举国无双。二人自然无有欲想。乃至亦不同宿一室。久于往昔。种善根故。不乐在家受五欲乐。日夜思惟。厌离世间。精勤求访出家之法。如是推寻不能得。已即舍家事。入于山林。心念口言。诸佛如来。出家修道。我今亦当随佛出家。即便脱去金缕织成珍宝之衣。价直百千两金。而著坏色纳衣。自剃须发。尔时诸天。于虚空中。既见迦叶自出家已。而语之言。善男子。甘蔗种族。白净王子。其名萨婆悉达。出家学道。成一切种智。举世号为释迦牟尼佛。今者与千二百五十阿罗汉。在王舍城竹园中住。</w:t>
       </w:r>
     </w:p>
     <w:p>
@@ -36345,7 +37021,7 @@
 </file>
 
 <file path=customXml/itemProps1.xml><?xml version="1.0" encoding="utf-8"?>
-<ds:datastoreItem xmlns:ds="http://schemas.openxmlformats.org/officeDocument/2006/customXml" ds:itemID="{1E3C3005-DB1F-4351-B312-6F2A2A2FC562}">
+<ds:datastoreItem xmlns:ds="http://schemas.openxmlformats.org/officeDocument/2006/customXml" ds:itemID="{7174F7F9-5AD2-4CA1-A6FF-EE6834865A72}">
   <ds:schemaRefs>
     <ds:schemaRef ds:uri="http://schemas.openxmlformats.org/officeDocument/2006/bibliography"/>
   </ds:schemaRefs>
